--- a/labs/lab03/report/report.docx
+++ b/labs/lab03/report/report.docx
@@ -7,7 +7,7 @@
         <w:pStyle w:val="Title"/>
       </w:pPr>
       <w:r>
-        <w:t xml:space="preserve">Отчёт по лабораторной работе №1</w:t>
+        <w:t xml:space="preserve">Отчёт по лабораторной работе №3</w:t>
       </w:r>
     </w:p>
     <w:p>
@@ -127,11 +127,11 @@
         <w:pStyle w:val="FirstParagraph"/>
       </w:pPr>
       <w:r>
-        <w:t xml:space="preserve">Основная цель работы — подготовить рабочее пространство и инструментарий для работы с языком программирования Julia, на простейших примерах познакомиться с основами синтаксиса Julia.</w:t>
+        <w:t xml:space="preserve">Основная цель работы — освоить применение циклов функций и сторонних для Julia пакетов для решения задач линейной алгебры и работы с матрицами.</w:t>
       </w:r>
     </w:p>
     <w:bookmarkEnd w:id="20"/>
-    <w:bookmarkStart w:id="185" w:name="выполнение-лабораторной-работы"/>
+    <w:bookmarkStart w:id="194" w:name="выполнение-лабораторной-работы"/>
     <w:p>
       <w:pPr>
         <w:pStyle w:val="Heading1"/>
@@ -149,7 +149,7 @@
         <w:t xml:space="preserve">Выполнение лабораторной работы</w:t>
       </w:r>
     </w:p>
-    <w:bookmarkStart w:id="37" w:name="подготовка-инструментария-к-работе"/>
+    <w:bookmarkStart w:id="45" w:name="циклы-while-и-for"/>
     <w:p>
       <w:pPr>
         <w:pStyle w:val="Heading2"/>
@@ -164,7 +164,7 @@
         <w:tab/>
       </w:r>
       <w:r>
-        <w:t xml:space="preserve">Подготовка инструментария к работе</w:t>
+        <w:t xml:space="preserve">Циклы while и for</w:t>
       </w:r>
     </w:p>
     <w:p>
@@ -172,13 +172,62 @@
         <w:pStyle w:val="FirstParagraph"/>
       </w:pPr>
       <w:r>
-        <w:t xml:space="preserve">Установил Julia (https://julialang.org/) и Jupyter (https://jupyter.org/) под операционную систему Windows посредством менеджера пакетов Chocolatey (https://chocolatey.org/).</w:t>
+        <w:t xml:space="preserve">Для различных операций, связанных с перебором индексируемых элементов структур данных, традиционно используются циклы while и for.</w:t>
       </w:r>
       <w:r>
         <w:t xml:space="preserve"> </w:t>
       </w:r>
       <w:r>
-        <w:t xml:space="preserve">Далее установил Far Manager, Notepad++, Julia, Anaconda Distribution (Python 3.x), Jupyter.</w:t>
+        <w:t xml:space="preserve">Синтаксис while</w:t>
+      </w:r>
+    </w:p>
+    <w:p>
+      <w:pPr>
+        <w:pStyle w:val="SourceCode"/>
+      </w:pPr>
+      <w:r>
+        <w:rPr>
+          <w:rStyle w:val="VerbatimChar"/>
+        </w:rPr>
+        <w:t xml:space="preserve">while &lt;условие&gt;</w:t>
+      </w:r>
+      <w:r>
+        <w:br/>
+      </w:r>
+      <w:r>
+        <w:rPr>
+          <w:rStyle w:val="VerbatimChar"/>
+        </w:rPr>
+        <w:t xml:space="preserve">    &lt;тело цикла&gt;</w:t>
+      </w:r>
+      <w:r>
+        <w:br/>
+      </w:r>
+      <w:r>
+        <w:rPr>
+          <w:rStyle w:val="VerbatimChar"/>
+        </w:rPr>
+        <w:t xml:space="preserve">end</w:t>
+      </w:r>
+    </w:p>
+    <w:p>
+      <w:pPr>
+        <w:pStyle w:val="FirstParagraph"/>
+      </w:pPr>
+      <w:r>
+        <w:t xml:space="preserve">Например, while можно использовать для формирования элементов массива:</w:t>
+      </w:r>
+    </w:p>
+    <w:p>
+      <w:pPr>
+        <w:pStyle w:val="Compact"/>
+        <w:numPr>
+          <w:ilvl w:val="0"/>
+          <w:numId w:val="1001"/>
+        </w:numPr>
+      </w:pPr>
+      <w:r>
+        <w:t xml:space="preserve">Пока n&lt;10 прибавить к n единицу и распечатать значение:</w:t>
       </w:r>
     </w:p>
     <w:bookmarkStart w:id="24" w:name="fig:001"/>
@@ -189,14 +238,14 @@
       <w:r>
         <w:drawing>
           <wp:inline>
-            <wp:extent cx="5334000" cy="1403850"/>
+            <wp:extent cx="1457924" cy="2730411"/>
             <wp:effectExtent b="0" l="0" r="0" t="0"/>
-            <wp:docPr descr="Рис. 1: Установка Julia" title="" id="22" name="Picture"/>
+            <wp:docPr descr="Рис. 1: Вывод чисел от 1 до 10 (цикл while)" title="" id="22" name="Picture"/>
             <a:graphic>
               <a:graphicData uri="http://schemas.openxmlformats.org/drawingml/2006/picture">
                 <pic:pic>
                   <pic:nvPicPr>
-                    <pic:cNvPr descr="../images/1.1.1.png" id="23" name="Picture"/>
+                    <pic:cNvPr descr="../images/1.1.png" id="23" name="Picture"/>
                     <pic:cNvPicPr>
                       <a:picLocks noChangeArrowheads="1" noChangeAspect="1"/>
                     </pic:cNvPicPr>
@@ -210,7 +259,7 @@
                   <pic:spPr bwMode="auto">
                     <a:xfrm>
                       <a:off x="0" y="0"/>
-                      <a:ext cx="5334000" cy="1403850"/>
+                      <a:ext cx="1457924" cy="2730411"/>
                     </a:xfrm>
                     <a:prstGeom prst="rect">
                       <a:avLst/>
@@ -234,10 +283,24 @@
         <w:pStyle w:val="ImageCaption"/>
       </w:pPr>
       <w:r>
-        <w:t xml:space="preserve">Рис. 1: Установка Julia</w:t>
+        <w:t xml:space="preserve">Рис. 1: Вывод чисел от 1 до 10 (цикл while)</w:t>
       </w:r>
     </w:p>
     <w:bookmarkEnd w:id="24"/>
+    <w:p>
+      <w:pPr>
+        <w:pStyle w:val="BodyText"/>
+      </w:pPr>
+      <w:r>
+        <w:t xml:space="preserve">Другой пример демонстрирует использование while при работе со строковыми элементами массива, подставляя имя из массива в заданную строку приветствия и выводя</w:t>
+      </w:r>
+      <w:r>
+        <w:t xml:space="preserve"> </w:t>
+      </w:r>
+      <w:r>
+        <w:t xml:space="preserve">получившуюся конструкцию на экран:</w:t>
+      </w:r>
+    </w:p>
     <w:bookmarkStart w:id="28" w:name="fig:002"/>
     <w:p>
       <w:pPr>
@@ -246,14 +309,14 @@
       <w:r>
         <w:drawing>
           <wp:inline>
-            <wp:extent cx="5334000" cy="1152223"/>
+            <wp:extent cx="4495267" cy="2289197"/>
             <wp:effectExtent b="0" l="0" r="0" t="0"/>
-            <wp:docPr descr="Рис. 2: Установка необходимого ПО" title="" id="26" name="Picture"/>
+            <wp:docPr descr="Рис. 2: Обращение к элементам массива (цикл while)" title="" id="26" name="Picture"/>
             <a:graphic>
               <a:graphicData uri="http://schemas.openxmlformats.org/drawingml/2006/picture">
                 <pic:pic>
                   <pic:nvPicPr>
-                    <pic:cNvPr descr="../images/1.1.2.png" id="27" name="Picture"/>
+                    <pic:cNvPr descr="../images/1.2.png" id="27" name="Picture"/>
                     <pic:cNvPicPr>
                       <a:picLocks noChangeArrowheads="1" noChangeAspect="1"/>
                     </pic:cNvPicPr>
@@ -267,7 +330,7 @@
                   <pic:spPr bwMode="auto">
                     <a:xfrm>
                       <a:off x="0" y="0"/>
-                      <a:ext cx="5334000" cy="1152223"/>
+                      <a:ext cx="4495267" cy="2289197"/>
                     </a:xfrm>
                     <a:prstGeom prst="rect">
                       <a:avLst/>
@@ -291,10 +354,61 @@
         <w:pStyle w:val="ImageCaption"/>
       </w:pPr>
       <w:r>
-        <w:t xml:space="preserve">Рис. 2: Установка необходимого ПО</w:t>
+        <w:t xml:space="preserve">Рис. 2: Обращение к элементам массива (цикл while)</w:t>
       </w:r>
     </w:p>
     <w:bookmarkEnd w:id="28"/>
+    <w:p>
+      <w:pPr>
+        <w:pStyle w:val="BodyText"/>
+      </w:pPr>
+      <w:r>
+        <w:t xml:space="preserve">Такие же результаты можно получить при использовании цикла for.</w:t>
+      </w:r>
+      <w:r>
+        <w:t xml:space="preserve"> </w:t>
+      </w:r>
+      <w:r>
+        <w:t xml:space="preserve">Синтаксис for</w:t>
+      </w:r>
+    </w:p>
+    <w:p>
+      <w:pPr>
+        <w:pStyle w:val="SourceCode"/>
+      </w:pPr>
+      <w:r>
+        <w:rPr>
+          <w:rStyle w:val="VerbatimChar"/>
+        </w:rPr>
+        <w:t xml:space="preserve">for &lt;переменная&gt; in &lt;диапазон&gt;</w:t>
+      </w:r>
+      <w:r>
+        <w:br/>
+      </w:r>
+      <w:r>
+        <w:rPr>
+          <w:rStyle w:val="VerbatimChar"/>
+        </w:rPr>
+        <w:t xml:space="preserve">    &lt;тело цикла&gt;</w:t>
+      </w:r>
+      <w:r>
+        <w:br/>
+      </w:r>
+      <w:r>
+        <w:rPr>
+          <w:rStyle w:val="VerbatimChar"/>
+        </w:rPr>
+        <w:t xml:space="preserve">end</w:t>
+      </w:r>
+    </w:p>
+    <w:p>
+      <w:pPr>
+        <w:pStyle w:val="FirstParagraph"/>
+      </w:pPr>
+      <w:r>
+        <w:t xml:space="preserve">Рассмотренные выше примеры, но с использованием цикла for:</w:t>
+      </w:r>
+    </w:p>
     <w:bookmarkStart w:id="32" w:name="fig:003"/>
     <w:p>
       <w:pPr>
@@ -303,14 +417,14 @@
       <w:r>
         <w:drawing>
           <wp:inline>
-            <wp:extent cx="5334000" cy="349488"/>
+            <wp:extent cx="1745672" cy="1598601"/>
             <wp:effectExtent b="0" l="0" r="0" t="0"/>
-            <wp:docPr descr="Рис. 3: Установка Jupyter" title="" id="30" name="Picture"/>
+            <wp:docPr descr="Рис. 3: Вывод чисел от 1 до 10 (цикл for)" title="" id="30" name="Picture"/>
             <a:graphic>
               <a:graphicData uri="http://schemas.openxmlformats.org/drawingml/2006/picture">
                 <pic:pic>
                   <pic:nvPicPr>
-                    <pic:cNvPr descr="../images/1.1.3.png" id="31" name="Picture"/>
+                    <pic:cNvPr descr="../images/1.3.png" id="31" name="Picture"/>
                     <pic:cNvPicPr>
                       <a:picLocks noChangeArrowheads="1" noChangeAspect="1"/>
                     </pic:cNvPicPr>
@@ -324,7 +438,7 @@
                   <pic:spPr bwMode="auto">
                     <a:xfrm>
                       <a:off x="0" y="0"/>
-                      <a:ext cx="5334000" cy="349488"/>
+                      <a:ext cx="1745672" cy="1598601"/>
                     </a:xfrm>
                     <a:prstGeom prst="rect">
                       <a:avLst/>
@@ -348,36 +462,10 @@
         <w:pStyle w:val="ImageCaption"/>
       </w:pPr>
       <w:r>
-        <w:t xml:space="preserve">Рис. 3: Установка Jupyter</w:t>
+        <w:t xml:space="preserve">Рис. 3: Вывод чисел от 1 до 10 (цикл for)</w:t>
       </w:r>
     </w:p>
     <w:bookmarkEnd w:id="32"/>
-    <w:p>
-      <w:pPr>
-        <w:pStyle w:val="BodyText"/>
-      </w:pPr>
-      <w:r>
-        <w:t xml:space="preserve">После установки запустил Julia в режиме REPL (read-eval-print loop). После запуска Julia попал в режим командной строки.</w:t>
-      </w:r>
-      <w:r>
-        <w:t xml:space="preserve"> </w:t>
-      </w:r>
-      <w:r>
-        <w:t xml:space="preserve">Установил пакеты для работы с Jupyter. Для этого перешёл в пакетный режим Julia, нажав на клавиатуре знак закрывающейся квадратной скобки ] , затем ввёл</w:t>
-      </w:r>
-      <w:r>
-        <w:t xml:space="preserve"> </w:t>
-      </w:r>
-      <w:r>
-        <w:rPr>
-          <w:rStyle w:val="VerbatimChar"/>
-        </w:rPr>
-        <w:t xml:space="preserve">add IJulia</w:t>
-      </w:r>
-      <w:r>
-        <w:t xml:space="preserve">.</w:t>
-      </w:r>
-    </w:p>
     <w:bookmarkStart w:id="36" w:name="fig:004"/>
     <w:p>
       <w:pPr>
@@ -386,14 +474,14 @@
       <w:r>
         <w:drawing>
           <wp:inline>
-            <wp:extent cx="5334000" cy="2657230"/>
+            <wp:extent cx="4469689" cy="1694517"/>
             <wp:effectExtent b="0" l="0" r="0" t="0"/>
-            <wp:docPr descr="Рис. 4: Запуск Julia и установка пакетов для работы с Jupyter" title="" id="34" name="Picture"/>
+            <wp:docPr descr="Рис. 4: Обращение к элементам массива (цикл for)" title="" id="34" name="Picture"/>
             <a:graphic>
               <a:graphicData uri="http://schemas.openxmlformats.org/drawingml/2006/picture">
                 <pic:pic>
                   <pic:nvPicPr>
-                    <pic:cNvPr descr="../images/1.1.4.png" id="35" name="Picture"/>
+                    <pic:cNvPr descr="../images/1.4.png" id="35" name="Picture"/>
                     <pic:cNvPicPr>
                       <a:picLocks noChangeArrowheads="1" noChangeAspect="1"/>
                     </pic:cNvPicPr>
@@ -407,7 +495,7 @@
                   <pic:spPr bwMode="auto">
                     <a:xfrm>
                       <a:off x="0" y="0"/>
-                      <a:ext cx="5334000" cy="2657230"/>
+                      <a:ext cx="4469689" cy="1694517"/>
                     </a:xfrm>
                     <a:prstGeom prst="rect">
                       <a:avLst/>
@@ -431,7 +519,7 @@
         <w:pStyle w:val="ImageCaption"/>
       </w:pPr>
       <w:r>
-        <w:t xml:space="preserve">Рис. 4: Запуск Julia и установка пакетов для работы с Jupyter</w:t>
+        <w:t xml:space="preserve">Рис. 4: Обращение к элементам массива (цикл for)</w:t>
       </w:r>
     </w:p>
     <w:bookmarkEnd w:id="36"/>
@@ -440,49 +528,22 @@
         <w:pStyle w:val="BodyText"/>
       </w:pPr>
       <w:r>
-        <w:t xml:space="preserve">Для интерактивной работы с Julia удобно использовать или Jupyter Notebook, или Jupyter Lab. По своей сути блокнот Jupyter позволяет объединить в единый документ</w:t>
-      </w:r>
-      <w:r>
-        <w:t xml:space="preserve"> </w:t>
-      </w:r>
-      <w:r>
-        <w:t xml:space="preserve">тест, программный код, результат его выполнения и визуализацию результата. Основная работа с блокнотами осуществляется посредством браузера. Формат документов (.ipynb)</w:t>
-      </w:r>
-      <w:r>
-        <w:t xml:space="preserve"> </w:t>
-      </w:r>
-      <w:r>
-        <w:t xml:space="preserve">идентичен в Jupyter Notebook и Jupyter Lab.</w:t>
-      </w:r>
-    </w:p>
-    <w:bookmarkEnd w:id="37"/>
-    <w:bookmarkStart w:id="54" w:name="основы-работы-в-блокноте-jupyter"/>
-    <w:p>
-      <w:pPr>
-        <w:pStyle w:val="Heading2"/>
-      </w:pPr>
-      <w:r>
-        <w:rPr>
-          <w:rStyle w:val="SectionNumber"/>
-        </w:rPr>
-        <w:t xml:space="preserve">2.2</w:t>
-      </w:r>
-      <w:r>
-        <w:tab/>
-      </w:r>
-      <w:r>
-        <w:t xml:space="preserve">Основы работы в блокноте Jupyter</w:t>
-      </w:r>
-    </w:p>
-    <w:p>
-      <w:pPr>
-        <w:pStyle w:val="FirstParagraph"/>
-      </w:pPr>
-      <w:r>
-        <w:t xml:space="preserve">Запустил Jupyter Lab.</w:t>
-      </w:r>
-    </w:p>
-    <w:bookmarkStart w:id="41" w:name="fig:005"/>
+        <w:t xml:space="preserve">Пример использования цикла for для создания двумерного массива, в котором значение каждой записи является суммой индексов строки и столбца:</w:t>
+      </w:r>
+    </w:p>
+    <w:p>
+      <w:pPr>
+        <w:pStyle w:val="Compact"/>
+        <w:numPr>
+          <w:ilvl w:val="0"/>
+          <w:numId w:val="1002"/>
+        </w:numPr>
+      </w:pPr>
+      <w:r>
+        <w:t xml:space="preserve">Инициализация массива m x n из нулей. Формирование массива, в котором значение каждой записи является суммой индексов строки и столбца:</w:t>
+      </w:r>
+    </w:p>
+    <w:bookmarkStart w:id="40" w:name="fig:005"/>
     <w:p>
       <w:pPr>
         <w:pStyle w:val="CaptionedFigure"/>
@@ -490,20 +551,20 @@
       <w:r>
         <w:drawing>
           <wp:inline>
-            <wp:extent cx="5334000" cy="1006125"/>
+            <wp:extent cx="2071787" cy="2724016"/>
             <wp:effectExtent b="0" l="0" r="0" t="0"/>
-            <wp:docPr descr="Рис. 5: Запуск Jupyter Lab" title="" id="39" name="Picture"/>
+            <wp:docPr descr="Рис. 5: Использование цикла для создания массива" title="" id="38" name="Picture"/>
             <a:graphic>
               <a:graphicData uri="http://schemas.openxmlformats.org/drawingml/2006/picture">
                 <pic:pic>
                   <pic:nvPicPr>
-                    <pic:cNvPr descr="../images/1.2.1.png" id="40" name="Picture"/>
+                    <pic:cNvPr descr="../images/1.5.png" id="39" name="Picture"/>
                     <pic:cNvPicPr>
                       <a:picLocks noChangeArrowheads="1" noChangeAspect="1"/>
                     </pic:cNvPicPr>
                   </pic:nvPicPr>
                   <pic:blipFill>
-                    <a:blip r:embed="rId38"/>
+                    <a:blip r:embed="rId37"/>
                     <a:stretch>
                       <a:fillRect/>
                     </a:stretch>
@@ -511,7 +572,7 @@
                   <pic:spPr bwMode="auto">
                     <a:xfrm>
                       <a:off x="0" y="0"/>
-                      <a:ext cx="5334000" cy="1006125"/>
+                      <a:ext cx="2071787" cy="2724016"/>
                     </a:xfrm>
                     <a:prstGeom prst="rect">
                       <a:avLst/>
@@ -535,115 +596,19 @@
         <w:pStyle w:val="ImageCaption"/>
       </w:pPr>
       <w:r>
-        <w:t xml:space="preserve">Рис. 5: Запуск Jupyter Lab</w:t>
-      </w:r>
-    </w:p>
-    <w:bookmarkEnd w:id="41"/>
+        <w:t xml:space="preserve">Рис. 5: Использование цикла для создания массива</w:t>
+      </w:r>
+    </w:p>
+    <w:bookmarkEnd w:id="40"/>
     <w:p>
       <w:pPr>
         <w:pStyle w:val="BodyText"/>
       </w:pPr>
       <w:r>
-        <w:t xml:space="preserve">Каждый блокнот (или консоль, или терминал, или текстовый редактор) располагается</w:t>
-      </w:r>
-      <w:r>
-        <w:t xml:space="preserve"> </w:t>
-      </w:r>
-      <w:r>
-        <w:t xml:space="preserve">в своей вкладке в основной рабочей области. Для создания нового блокнота выбрал</w:t>
-      </w:r>
-      <w:r>
-        <w:t xml:space="preserve"> </w:t>
-      </w:r>
-      <w:r>
-        <w:t xml:space="preserve">в меню File-&gt;New , далее указал, что именно создать - Notebook , затем ядро Juliia-1.x .</w:t>
-      </w:r>
-      <w:r>
-        <w:t xml:space="preserve"> </w:t>
-      </w:r>
-      <w:r>
-        <w:t xml:space="preserve">Основная концепция интерактивных блокнотов — это ячейка, содержащая отдельный</w:t>
-      </w:r>
-      <w:r>
-        <w:t xml:space="preserve"> </w:t>
-      </w:r>
-      <w:r>
-        <w:t xml:space="preserve">фрагмент текста (или кода). Для написания текста в ячейке нужно в панели инструментов указать Markdown, для написания элемента кода — Code. Для изменения режимов</w:t>
-      </w:r>
-      <w:r>
-        <w:t xml:space="preserve"> </w:t>
-      </w:r>
-      <w:r>
-        <w:t xml:space="preserve">вставки ячеек можно использовать также комбинации клавиш. Для этого нужно на активной ячейке нажать ESC , что выведет ячейку из режима редактирования и переведёт</w:t>
-      </w:r>
-      <w:r>
-        <w:t xml:space="preserve"> </w:t>
-      </w:r>
-      <w:r>
-        <w:t xml:space="preserve">её в командный режим, в котором есть специальные сочетания клавиш для вставки /</w:t>
-      </w:r>
-      <w:r>
-        <w:t xml:space="preserve"> </w:t>
-      </w:r>
-      <w:r>
-        <w:t xml:space="preserve">вырезания / изменения ячеек:</w:t>
-      </w:r>
-      <w:r>
-        <w:t xml:space="preserve"> </w:t>
-      </w:r>
-      <w:r>
-        <w:t xml:space="preserve">– a или b — создать новую ячейку соответственно выше или ниже текущей;</w:t>
-      </w:r>
-      <w:r>
-        <w:t xml:space="preserve"> </w:t>
-      </w:r>
-      <w:r>
-        <w:t xml:space="preserve">– x — удалить ячейку;</w:t>
-      </w:r>
-      <w:r>
-        <w:t xml:space="preserve"> </w:t>
-      </w:r>
-      <w:r>
-        <w:t xml:space="preserve">– z — отмена удаления ячейки;</w:t>
-      </w:r>
-      <w:r>
-        <w:t xml:space="preserve"> </w:t>
-      </w:r>
-      <w:r>
-        <w:t xml:space="preserve">– m — перевести ячейку в режим текста;</w:t>
-      </w:r>
-      <w:r>
-        <w:t xml:space="preserve"> </w:t>
-      </w:r>
-      <w:r>
-        <w:t xml:space="preserve">– y — перевести ячейку в режим набора кода.</w:t>
-      </w:r>
-      <w:r>
-        <w:t xml:space="preserve"> </w:t>
-      </w:r>
-      <w:r>
-        <w:t xml:space="preserve">Для выполнения кода внутри ячейки выберите эту ячейку и нажмите Shift + Enter или</w:t>
-      </w:r>
-      <w:r>
-        <w:t xml:space="preserve"> </w:t>
-      </w:r>
-      <w:r>
-        <w:t xml:space="preserve">кнопку со значком Run на панели инструментов. Если ячейка содержит несколько строк</w:t>
-      </w:r>
-      <w:r>
-        <w:t xml:space="preserve"> </w:t>
-      </w:r>
-      <w:r>
-        <w:t xml:space="preserve">кода, то при выполнении этой ячейки отобразится только результат последней строки</w:t>
-      </w:r>
-      <w:r>
-        <w:t xml:space="preserve"> </w:t>
-      </w:r>
-      <w:r>
-        <w:t xml:space="preserve">(операции). Вывод результата можно подавить, завершив строку знаком «точка с запятой».</w:t>
-      </w:r>
-    </w:p>
-    <w:bookmarkStart w:id="45" w:name="fig:006"/>
+        <w:t xml:space="preserve">Другая реализация этого же примера:</w:t>
+      </w:r>
+    </w:p>
+    <w:bookmarkStart w:id="44" w:name="fig:006"/>
     <w:p>
       <w:pPr>
         <w:pStyle w:val="CaptionedFigure"/>
@@ -651,20 +616,20 @@
       <w:r>
         <w:drawing>
           <wp:inline>
-            <wp:extent cx="5334000" cy="2703462"/>
+            <wp:extent cx="2839116" cy="2519395"/>
             <wp:effectExtent b="0" l="0" r="0" t="0"/>
-            <wp:docPr descr="Рис. 6: Простейшие операции на языке Julia в Jupyter Lab" title="" id="43" name="Picture"/>
+            <wp:docPr descr="Рис. 6: Другая реализация предыдущего примера" title="" id="42" name="Picture"/>
             <a:graphic>
               <a:graphicData uri="http://schemas.openxmlformats.org/drawingml/2006/picture">
                 <pic:pic>
                   <pic:nvPicPr>
-                    <pic:cNvPr descr="../images/1.2.2.png" id="44" name="Picture"/>
+                    <pic:cNvPr descr="../images/1.6.png" id="43" name="Picture"/>
                     <pic:cNvPicPr>
                       <a:picLocks noChangeArrowheads="1" noChangeAspect="1"/>
                     </pic:cNvPicPr>
                   </pic:nvPicPr>
                   <pic:blipFill>
-                    <a:blip r:embed="rId42"/>
+                    <a:blip r:embed="rId41"/>
                     <a:stretch>
                       <a:fillRect/>
                     </a:stretch>
@@ -672,7 +637,7 @@
                   <pic:spPr bwMode="auto">
                     <a:xfrm>
                       <a:off x="0" y="0"/>
-                      <a:ext cx="5334000" cy="2703462"/>
+                      <a:ext cx="2839116" cy="2519395"/>
                     </a:xfrm>
                     <a:prstGeom prst="rect">
                       <a:avLst/>
@@ -696,22 +661,138 @@
         <w:pStyle w:val="ImageCaption"/>
       </w:pPr>
       <w:r>
-        <w:t xml:space="preserve">Рис. 6: Простейшие операции на языке Julia в Jupyter Lab</w:t>
-      </w:r>
-    </w:p>
+        <w:t xml:space="preserve">Рис. 6: Другая реализация предыдущего примера</w:t>
+      </w:r>
+    </w:p>
+    <w:bookmarkEnd w:id="44"/>
     <w:bookmarkEnd w:id="45"/>
-    <w:p>
-      <w:pPr>
-        <w:pStyle w:val="BodyText"/>
-      </w:pPr>
-      <w:r>
-        <w:t xml:space="preserve">Если необходимо получить информацию по работе с какой-то незнакомой для вас</w:t>
+    <w:bookmarkStart w:id="54" w:name="условные-выражения"/>
+    <w:p>
+      <w:pPr>
+        <w:pStyle w:val="Heading2"/>
+      </w:pPr>
+      <w:r>
+        <w:rPr>
+          <w:rStyle w:val="SectionNumber"/>
+        </w:rPr>
+        <w:t xml:space="preserve">2.2</w:t>
+      </w:r>
+      <w:r>
+        <w:tab/>
+      </w:r>
+      <w:r>
+        <w:t xml:space="preserve">Условные выражения</w:t>
+      </w:r>
+    </w:p>
+    <w:p>
+      <w:pPr>
+        <w:pStyle w:val="FirstParagraph"/>
+      </w:pPr>
+      <w:r>
+        <w:t xml:space="preserve">Довольно часто при решении задач требуется проверить выполнение тех или иных условий. Для этого используют условные выражения.</w:t>
       </w:r>
       <w:r>
         <w:t xml:space="preserve"> </w:t>
       </w:r>
       <w:r>
-        <w:t xml:space="preserve">функцией Julia, то надо поставить в ячейке перед названием этой функции знак вопроса</w:t>
+        <w:t xml:space="preserve">Синтаксис условных выражений с ключевым словом:</w:t>
+      </w:r>
+    </w:p>
+    <w:p>
+      <w:pPr>
+        <w:pStyle w:val="SourceCode"/>
+      </w:pPr>
+      <w:r>
+        <w:rPr>
+          <w:rStyle w:val="VerbatimChar"/>
+        </w:rPr>
+        <w:t xml:space="preserve">if &lt;условие 1&gt;</w:t>
+      </w:r>
+      <w:r>
+        <w:br/>
+      </w:r>
+      <w:r>
+        <w:rPr>
+          <w:rStyle w:val="VerbatimChar"/>
+        </w:rPr>
+        <w:t xml:space="preserve">    &lt;действие 1&gt;</w:t>
+      </w:r>
+      <w:r>
+        <w:br/>
+      </w:r>
+      <w:r>
+        <w:rPr>
+          <w:rStyle w:val="VerbatimChar"/>
+        </w:rPr>
+        <w:t xml:space="preserve">elseif &lt;условие 2&gt;</w:t>
+      </w:r>
+      <w:r>
+        <w:br/>
+      </w:r>
+      <w:r>
+        <w:rPr>
+          <w:rStyle w:val="VerbatimChar"/>
+        </w:rPr>
+        <w:t xml:space="preserve">    &lt;действие 2&gt;</w:t>
+      </w:r>
+      <w:r>
+        <w:br/>
+      </w:r>
+      <w:r>
+        <w:rPr>
+          <w:rStyle w:val="VerbatimChar"/>
+        </w:rPr>
+        <w:t xml:space="preserve">else</w:t>
+      </w:r>
+      <w:r>
+        <w:br/>
+      </w:r>
+      <w:r>
+        <w:rPr>
+          <w:rStyle w:val="VerbatimChar"/>
+        </w:rPr>
+        <w:t xml:space="preserve">    &lt;действие 3&gt;</w:t>
+      </w:r>
+      <w:r>
+        <w:br/>
+      </w:r>
+      <w:r>
+        <w:rPr>
+          <w:rStyle w:val="VerbatimChar"/>
+        </w:rPr>
+        <w:t xml:space="preserve">end</w:t>
+      </w:r>
+    </w:p>
+    <w:p>
+      <w:pPr>
+        <w:pStyle w:val="FirstParagraph"/>
+      </w:pPr>
+      <w:r>
+        <w:t xml:space="preserve">Например, пусть для заданного числа 𝑁 требуется вывести слово «Fizz», если 𝑁 делится на 3, «Buzz», если 𝑁 делится на 5, и «FizzBuzz», если 𝑁 делится на 3 и 5. Используем</w:t>
+      </w:r>
+      <w:r>
+        <w:t xml:space="preserve"> </w:t>
+      </w:r>
+      <w:r>
+        <w:rPr>
+          <w:rStyle w:val="VerbatimChar"/>
+        </w:rPr>
+        <w:t xml:space="preserve">&amp;&amp;</w:t>
+      </w:r>
+      <w:r>
+        <w:t xml:space="preserve"> </w:t>
+      </w:r>
+      <w:r>
+        <w:t xml:space="preserve">для реализации операции</w:t>
+      </w:r>
+      <w:r>
+        <w:t xml:space="preserve"> </w:t>
+      </w:r>
+      <w:r>
+        <w:t xml:space="preserve">“AND”</w:t>
+      </w:r>
+      <w:r>
+        <w:t xml:space="preserve">. Операция % вычисляет остаток от деления:</w:t>
       </w:r>
     </w:p>
     <w:bookmarkStart w:id="49" w:name="fig:007"/>
@@ -722,14 +803,14 @@
       <w:r>
         <w:drawing>
           <wp:inline>
-            <wp:extent cx="5334000" cy="4382314"/>
+            <wp:extent cx="2781566" cy="2596128"/>
             <wp:effectExtent b="0" l="0" r="0" t="0"/>
-            <wp:docPr descr="Рис. 7: Пример получения информации по функции println на языке Julia в Jupyter Lab" title="" id="47" name="Picture"/>
+            <wp:docPr descr="Рис. 7: Пример исп. условных выражений" title="" id="47" name="Picture"/>
             <a:graphic>
               <a:graphicData uri="http://schemas.openxmlformats.org/drawingml/2006/picture">
                 <pic:pic>
                   <pic:nvPicPr>
-                    <pic:cNvPr descr="../images/1.2.3.png" id="48" name="Picture"/>
+                    <pic:cNvPr descr="../images/2.1.png" id="48" name="Picture"/>
                     <pic:cNvPicPr>
                       <a:picLocks noChangeArrowheads="1" noChangeAspect="1"/>
                     </pic:cNvPicPr>
@@ -743,7 +824,7 @@
                   <pic:spPr bwMode="auto">
                     <a:xfrm>
                       <a:off x="0" y="0"/>
-                      <a:ext cx="5334000" cy="4382314"/>
+                      <a:ext cx="2781566" cy="2596128"/>
                     </a:xfrm>
                     <a:prstGeom prst="rect">
                       <a:avLst/>
@@ -767,7 +848,7 @@
         <w:pStyle w:val="ImageCaption"/>
       </w:pPr>
       <w:r>
-        <w:t xml:space="preserve">Рис. 7: Пример получения информации по функции println на языке Julia в Jupyter Lab</w:t>
+        <w:t xml:space="preserve">Рис. 7: Пример исп. условных выражений</w:t>
       </w:r>
     </w:p>
     <w:bookmarkEnd w:id="49"/>
@@ -776,13 +857,89 @@
         <w:pStyle w:val="BodyText"/>
       </w:pPr>
       <w:r>
-        <w:t xml:space="preserve">Если требуется использовать команды из командной оболочки вашей операционной</w:t>
-      </w:r>
-      <w:r>
-        <w:t xml:space="preserve"> </w:t>
-      </w:r>
-      <w:r>
-        <w:t xml:space="preserve">системы, то перед соответствующей командой нужно поставить знак «точка с запятой».</w:t>
+        <w:t xml:space="preserve">Синтаксис условных выражений с тернарными операторами:</w:t>
+      </w:r>
+    </w:p>
+    <w:p>
+      <w:pPr>
+        <w:pStyle w:val="BodyText"/>
+      </w:pPr>
+      <w:r>
+        <w:rPr>
+          <w:rStyle w:val="VerbatimChar"/>
+        </w:rPr>
+        <w:t xml:space="preserve">a ? b : c</w:t>
+      </w:r>
+    </w:p>
+    <w:p>
+      <w:pPr>
+        <w:pStyle w:val="BodyText"/>
+      </w:pPr>
+      <w:r>
+        <w:t xml:space="preserve">(если выполнено a, то выполнить b, если нет, то c).</w:t>
+      </w:r>
+    </w:p>
+    <w:p>
+      <w:pPr>
+        <w:pStyle w:val="BodyText"/>
+      </w:pPr>
+      <w:r>
+        <w:t xml:space="preserve">Такая запись эквивалентна записи условного выражения с ключевым словом:</w:t>
+      </w:r>
+    </w:p>
+    <w:p>
+      <w:pPr>
+        <w:pStyle w:val="SourceCode"/>
+      </w:pPr>
+      <w:r>
+        <w:rPr>
+          <w:rStyle w:val="VerbatimChar"/>
+        </w:rPr>
+        <w:t xml:space="preserve">if a</w:t>
+      </w:r>
+      <w:r>
+        <w:br/>
+      </w:r>
+      <w:r>
+        <w:rPr>
+          <w:rStyle w:val="VerbatimChar"/>
+        </w:rPr>
+        <w:t xml:space="preserve">    b</w:t>
+      </w:r>
+      <w:r>
+        <w:br/>
+      </w:r>
+      <w:r>
+        <w:rPr>
+          <w:rStyle w:val="VerbatimChar"/>
+        </w:rPr>
+        <w:t xml:space="preserve">else</w:t>
+      </w:r>
+      <w:r>
+        <w:br/>
+      </w:r>
+      <w:r>
+        <w:rPr>
+          <w:rStyle w:val="VerbatimChar"/>
+        </w:rPr>
+        <w:t xml:space="preserve">    c</w:t>
+      </w:r>
+      <w:r>
+        <w:br/>
+      </w:r>
+      <w:r>
+        <w:rPr>
+          <w:rStyle w:val="VerbatimChar"/>
+        </w:rPr>
+        <w:t xml:space="preserve">end</w:t>
+      </w:r>
+    </w:p>
+    <w:p>
+      <w:pPr>
+        <w:pStyle w:val="FirstParagraph"/>
+      </w:pPr>
+      <w:r>
+        <w:t xml:space="preserve">Пример использования тернарного оператора:</w:t>
       </w:r>
     </w:p>
     <w:bookmarkStart w:id="53" w:name="fig:008"/>
@@ -793,14 +950,14 @@
       <w:r>
         <w:drawing>
           <wp:inline>
-            <wp:extent cx="5334000" cy="1114917"/>
+            <wp:extent cx="1790433" cy="965555"/>
             <wp:effectExtent b="0" l="0" r="0" t="0"/>
-            <wp:docPr descr="Рис. 8: Пример получения информации о дате и пользователе ОС Linux в Jupyter Lab" title="" id="51" name="Picture"/>
+            <wp:docPr descr="Рис. 8: Пример исп. тернарного оператора" title="" id="51" name="Picture"/>
             <a:graphic>
               <a:graphicData uri="http://schemas.openxmlformats.org/drawingml/2006/picture">
                 <pic:pic>
                   <pic:nvPicPr>
-                    <pic:cNvPr descr="../images/1.2.4.png" id="52" name="Picture"/>
+                    <pic:cNvPr descr="../images/2.2.png" id="52" name="Picture"/>
                     <pic:cNvPicPr>
                       <a:picLocks noChangeArrowheads="1" noChangeAspect="1"/>
                     </pic:cNvPicPr>
@@ -814,7 +971,7 @@
                   <pic:spPr bwMode="auto">
                     <a:xfrm>
                       <a:off x="0" y="0"/>
-                      <a:ext cx="5334000" cy="1114917"/>
+                      <a:ext cx="1790433" cy="965555"/>
                     </a:xfrm>
                     <a:prstGeom prst="rect">
                       <a:avLst/>
@@ -838,12 +995,12 @@
         <w:pStyle w:val="ImageCaption"/>
       </w:pPr>
       <w:r>
-        <w:t xml:space="preserve">Рис. 8: Пример получения информации о дате и пользователе ОС Linux в Jupyter Lab</w:t>
+        <w:t xml:space="preserve">Рис. 8: Пример исп. тернарного оператора</w:t>
       </w:r>
     </w:p>
     <w:bookmarkEnd w:id="53"/>
     <w:bookmarkEnd w:id="54"/>
-    <w:bookmarkStart w:id="71" w:name="основы-синтаксиса-julia-на-примерах"/>
+    <w:bookmarkStart w:id="103" w:name="функции"/>
     <w:p>
       <w:pPr>
         <w:pStyle w:val="Heading2"/>
@@ -858,7 +1015,7 @@
         <w:tab/>
       </w:r>
       <w:r>
-        <w:t xml:space="preserve">Основы синтаксиса Julia на примерах</w:t>
+        <w:t xml:space="preserve">Функции</w:t>
       </w:r>
     </w:p>
     <w:p>
@@ -866,13 +1023,7 @@
         <w:pStyle w:val="FirstParagraph"/>
       </w:pPr>
       <w:r>
-        <w:t xml:space="preserve">Далее приведены простейшие примеры с использованием синтаксиса Julia, выполненные в блокноте Jupyter Lab.</w:t>
-      </w:r>
-      <w:r>
-        <w:t xml:space="preserve"> </w:t>
-      </w:r>
-      <w:r>
-        <w:t xml:space="preserve">Определил крайних значений диапазонов целочисленных числовых величин:</w:t>
+        <w:t xml:space="preserve">Julia дает нам несколько разных способов написать функцию. Первый требует ключевых слов function и end:</w:t>
       </w:r>
     </w:p>
     <w:bookmarkStart w:id="58" w:name="fig:009"/>
@@ -883,14 +1034,14 @@
       <w:r>
         <w:drawing>
           <wp:inline>
-            <wp:extent cx="5334000" cy="3055448"/>
+            <wp:extent cx="3555289" cy="1016710"/>
             <wp:effectExtent b="0" l="0" r="0" t="0"/>
-            <wp:docPr descr="Рис. 9: Примеры определения типа числовых величин" title="" id="56" name="Picture"/>
+            <wp:docPr descr="Рис. 9: Пример функции" title="" id="56" name="Picture"/>
             <a:graphic>
               <a:graphicData uri="http://schemas.openxmlformats.org/drawingml/2006/picture">
                 <pic:pic>
                   <pic:nvPicPr>
-                    <pic:cNvPr descr="../images/1.3.1.png" id="57" name="Picture"/>
+                    <pic:cNvPr descr="../images/3.1.png" id="57" name="Picture"/>
                     <pic:cNvPicPr>
                       <a:picLocks noChangeArrowheads="1" noChangeAspect="1"/>
                     </pic:cNvPicPr>
@@ -904,7 +1055,7 @@
                   <pic:spPr bwMode="auto">
                     <a:xfrm>
                       <a:off x="0" y="0"/>
-                      <a:ext cx="5334000" cy="3055448"/>
+                      <a:ext cx="3555289" cy="1016710"/>
                     </a:xfrm>
                     <a:prstGeom prst="rect">
                       <a:avLst/>
@@ -928,16 +1079,20 @@
         <w:pStyle w:val="ImageCaption"/>
       </w:pPr>
       <w:r>
-        <w:t xml:space="preserve">Рис. 9: Примеры определения типа числовых величин</w:t>
+        <w:t xml:space="preserve">Рис. 9: Пример функции</w:t>
       </w:r>
     </w:p>
     <w:bookmarkEnd w:id="58"/>
     <w:p>
       <w:pPr>
-        <w:pStyle w:val="BodyText"/>
-      </w:pPr>
-      <w:r>
-        <w:t xml:space="preserve">Попробовал преобразование типов:</w:t>
+        <w:pStyle w:val="Compact"/>
+        <w:numPr>
+          <w:ilvl w:val="0"/>
+          <w:numId w:val="1003"/>
+        </w:numPr>
+      </w:pPr>
+      <w:r>
+        <w:t xml:space="preserve">функция возведения в квадрат:</w:t>
       </w:r>
     </w:p>
     <w:bookmarkStart w:id="62" w:name="fig:010"/>
@@ -948,14 +1103,14 @@
       <w:r>
         <w:drawing>
           <wp:inline>
-            <wp:extent cx="5334000" cy="1895748"/>
+            <wp:extent cx="3107681" cy="1023104"/>
             <wp:effectExtent b="0" l="0" r="0" t="0"/>
-            <wp:docPr descr="Рис. 10: Примеры приведения аргументов к одному типу" title="" id="60" name="Picture"/>
+            <wp:docPr descr="Рис. 10: Функция возведения в квадрат" title="" id="60" name="Picture"/>
             <a:graphic>
               <a:graphicData uri="http://schemas.openxmlformats.org/drawingml/2006/picture">
                 <pic:pic>
                   <pic:nvPicPr>
-                    <pic:cNvPr descr="../images/1.3.2.png" id="61" name="Picture"/>
+                    <pic:cNvPr descr="../images/3.2.png" id="61" name="Picture"/>
                     <pic:cNvPicPr>
                       <a:picLocks noChangeArrowheads="1" noChangeAspect="1"/>
                     </pic:cNvPicPr>
@@ -969,7 +1124,7 @@
                   <pic:spPr bwMode="auto">
                     <a:xfrm>
                       <a:off x="0" y="0"/>
-                      <a:ext cx="5334000" cy="1895748"/>
+                      <a:ext cx="3107681" cy="1023104"/>
                     </a:xfrm>
                     <a:prstGeom prst="rect">
                       <a:avLst/>
@@ -993,7 +1148,7 @@
         <w:pStyle w:val="ImageCaption"/>
       </w:pPr>
       <w:r>
-        <w:t xml:space="preserve">Рис. 10: Примеры приведения аргументов к одному типу</w:t>
+        <w:t xml:space="preserve">Рис. 10: Функция возведения в квадрат</w:t>
       </w:r>
     </w:p>
     <w:bookmarkEnd w:id="62"/>
@@ -1002,63 +1157,359 @@
         <w:pStyle w:val="BodyText"/>
       </w:pPr>
       <w:r>
-        <w:t xml:space="preserve">Базовый синтаксис определения функции:</w:t>
-      </w:r>
-    </w:p>
-    <w:p>
-      <w:pPr>
-        <w:pStyle w:val="SourceCode"/>
-      </w:pPr>
+        <w:t xml:space="preserve">Вызов функции осуществляется по её имени с указанием аргументов, например:</w:t>
+      </w:r>
+    </w:p>
+    <w:bookmarkStart w:id="66" w:name="fig:011"/>
+    <w:p>
+      <w:pPr>
+        <w:pStyle w:val="CaptionedFigure"/>
+      </w:pPr>
+      <w:r>
+        <w:drawing>
+          <wp:inline>
+            <wp:extent cx="2845510" cy="1016710"/>
+            <wp:effectExtent b="0" l="0" r="0" t="0"/>
+            <wp:docPr descr="Рис. 11: Примеры вызовов функций" title="" id="64" name="Picture"/>
+            <a:graphic>
+              <a:graphicData uri="http://schemas.openxmlformats.org/drawingml/2006/picture">
+                <pic:pic>
+                  <pic:nvPicPr>
+                    <pic:cNvPr descr="../images/3.3.png" id="65" name="Picture"/>
+                    <pic:cNvPicPr>
+                      <a:picLocks noChangeArrowheads="1" noChangeAspect="1"/>
+                    </pic:cNvPicPr>
+                  </pic:nvPicPr>
+                  <pic:blipFill>
+                    <a:blip r:embed="rId63"/>
+                    <a:stretch>
+                      <a:fillRect/>
+                    </a:stretch>
+                  </pic:blipFill>
+                  <pic:spPr bwMode="auto">
+                    <a:xfrm>
+                      <a:off x="0" y="0"/>
+                      <a:ext cx="2845510" cy="1016710"/>
+                    </a:xfrm>
+                    <a:prstGeom prst="rect">
+                      <a:avLst/>
+                    </a:prstGeom>
+                    <a:noFill/>
+                    <a:ln w="9525">
+                      <a:noFill/>
+                      <a:headEnd/>
+                      <a:tailEnd/>
+                    </a:ln>
+                  </pic:spPr>
+                </pic:pic>
+              </a:graphicData>
+            </a:graphic>
+          </wp:inline>
+        </w:drawing>
+      </w:r>
+    </w:p>
+    <w:p>
+      <w:pPr>
+        <w:pStyle w:val="ImageCaption"/>
+      </w:pPr>
+      <w:r>
+        <w:t xml:space="preserve">Рис. 11: Примеры вызовов функций</w:t>
+      </w:r>
+    </w:p>
+    <w:bookmarkEnd w:id="66"/>
+    <w:p>
+      <w:pPr>
+        <w:pStyle w:val="BodyText"/>
+      </w:pPr>
+      <w:r>
+        <w:t xml:space="preserve">В качестве альтернативы, можно объявить любую из выше определённых функций в одной строке:</w:t>
+      </w:r>
+    </w:p>
+    <w:bookmarkStart w:id="70" w:name="fig:012"/>
+    <w:p>
+      <w:pPr>
+        <w:pStyle w:val="CaptionedFigure"/>
+      </w:pPr>
+      <w:r>
+        <w:drawing>
+          <wp:inline>
+            <wp:extent cx="4687099" cy="441213"/>
+            <wp:effectExtent b="0" l="0" r="0" t="0"/>
+            <wp:docPr descr="Рис. 12: Пример однострочных функций" title="" id="68" name="Picture"/>
+            <a:graphic>
+              <a:graphicData uri="http://schemas.openxmlformats.org/drawingml/2006/picture">
+                <pic:pic>
+                  <pic:nvPicPr>
+                    <pic:cNvPr descr="../images/3.4.png" id="69" name="Picture"/>
+                    <pic:cNvPicPr>
+                      <a:picLocks noChangeArrowheads="1" noChangeAspect="1"/>
+                    </pic:cNvPicPr>
+                  </pic:nvPicPr>
+                  <pic:blipFill>
+                    <a:blip r:embed="rId67"/>
+                    <a:stretch>
+                      <a:fillRect/>
+                    </a:stretch>
+                  </pic:blipFill>
+                  <pic:spPr bwMode="auto">
+                    <a:xfrm>
+                      <a:off x="0" y="0"/>
+                      <a:ext cx="4687099" cy="441213"/>
+                    </a:xfrm>
+                    <a:prstGeom prst="rect">
+                      <a:avLst/>
+                    </a:prstGeom>
+                    <a:noFill/>
+                    <a:ln w="9525">
+                      <a:noFill/>
+                      <a:headEnd/>
+                      <a:tailEnd/>
+                    </a:ln>
+                  </pic:spPr>
+                </pic:pic>
+              </a:graphicData>
+            </a:graphic>
+          </wp:inline>
+        </w:drawing>
+      </w:r>
+    </w:p>
+    <w:p>
+      <w:pPr>
+        <w:pStyle w:val="ImageCaption"/>
+      </w:pPr>
+      <w:r>
+        <w:t xml:space="preserve">Рис. 12: Пример однострочных функций</w:t>
+      </w:r>
+    </w:p>
+    <w:bookmarkEnd w:id="70"/>
+    <w:p>
+      <w:pPr>
+        <w:pStyle w:val="BodyText"/>
+      </w:pPr>
+      <w:r>
+        <w:t xml:space="preserve">Наконец, можно объявить выше определённые функции как «анонимные»:</w:t>
+      </w:r>
+    </w:p>
+    <w:bookmarkStart w:id="74" w:name="fig:013"/>
+    <w:p>
+      <w:pPr>
+        <w:pStyle w:val="CaptionedFigure"/>
+      </w:pPr>
+      <w:r>
+        <w:drawing>
+          <wp:inline>
+            <wp:extent cx="4687099" cy="696990"/>
+            <wp:effectExtent b="0" l="0" r="0" t="0"/>
+            <wp:docPr descr="Рис. 13: Пример анонимных функций" title="" id="72" name="Picture"/>
+            <a:graphic>
+              <a:graphicData uri="http://schemas.openxmlformats.org/drawingml/2006/picture">
+                <pic:pic>
+                  <pic:nvPicPr>
+                    <pic:cNvPr descr="../images/3.5.png" id="73" name="Picture"/>
+                    <pic:cNvPicPr>
+                      <a:picLocks noChangeArrowheads="1" noChangeAspect="1"/>
+                    </pic:cNvPicPr>
+                  </pic:nvPicPr>
+                  <pic:blipFill>
+                    <a:blip r:embed="rId71"/>
+                    <a:stretch>
+                      <a:fillRect/>
+                    </a:stretch>
+                  </pic:blipFill>
+                  <pic:spPr bwMode="auto">
+                    <a:xfrm>
+                      <a:off x="0" y="0"/>
+                      <a:ext cx="4687099" cy="696990"/>
+                    </a:xfrm>
+                    <a:prstGeom prst="rect">
+                      <a:avLst/>
+                    </a:prstGeom>
+                    <a:noFill/>
+                    <a:ln w="9525">
+                      <a:noFill/>
+                      <a:headEnd/>
+                      <a:tailEnd/>
+                    </a:ln>
+                  </pic:spPr>
+                </pic:pic>
+              </a:graphicData>
+            </a:graphic>
+          </wp:inline>
+        </w:drawing>
+      </w:r>
+    </w:p>
+    <w:p>
+      <w:pPr>
+        <w:pStyle w:val="ImageCaption"/>
+      </w:pPr>
+      <w:r>
+        <w:t xml:space="preserve">Рис. 13: Пример анонимных функций</w:t>
+      </w:r>
+    </w:p>
+    <w:bookmarkEnd w:id="74"/>
+    <w:p>
+      <w:pPr>
+        <w:pStyle w:val="BodyText"/>
+      </w:pPr>
+      <w:r>
+        <w:t xml:space="preserve">По соглашению в Julia функции, сопровождаемые восклицательным знаком, изменяют</w:t>
+      </w:r>
+      <w:r>
+        <w:t xml:space="preserve"> </w:t>
+      </w:r>
+      <w:r>
+        <w:t xml:space="preserve">свое содержимое, а функции без восклицательного знака не делают этого.</w:t>
+      </w:r>
+    </w:p>
+    <w:p>
+      <w:pPr>
+        <w:pStyle w:val="BodyText"/>
+      </w:pPr>
+      <w:r>
+        <w:t xml:space="preserve">Например, сравнил результат применения sort и sort!:</w:t>
+      </w:r>
+    </w:p>
+    <w:bookmarkStart w:id="78" w:name="fig:014"/>
+    <w:p>
+      <w:pPr>
+        <w:pStyle w:val="CaptionedFigure"/>
+      </w:pPr>
+      <w:r>
+        <w:drawing>
+          <wp:inline>
+            <wp:extent cx="1598601" cy="1381191"/>
+            <wp:effectExtent b="0" l="0" r="0" t="0"/>
+            <wp:docPr descr="Рис. 14: Применение функций с/без сохранения изменений" title="" id="76" name="Picture"/>
+            <a:graphic>
+              <a:graphicData uri="http://schemas.openxmlformats.org/drawingml/2006/picture">
+                <pic:pic>
+                  <pic:nvPicPr>
+                    <pic:cNvPr descr="../images/3.6.png" id="77" name="Picture"/>
+                    <pic:cNvPicPr>
+                      <a:picLocks noChangeArrowheads="1" noChangeAspect="1"/>
+                    </pic:cNvPicPr>
+                  </pic:nvPicPr>
+                  <pic:blipFill>
+                    <a:blip r:embed="rId75"/>
+                    <a:stretch>
+                      <a:fillRect/>
+                    </a:stretch>
+                  </pic:blipFill>
+                  <pic:spPr bwMode="auto">
+                    <a:xfrm>
+                      <a:off x="0" y="0"/>
+                      <a:ext cx="1598601" cy="1381191"/>
+                    </a:xfrm>
+                    <a:prstGeom prst="rect">
+                      <a:avLst/>
+                    </a:prstGeom>
+                    <a:noFill/>
+                    <a:ln w="9525">
+                      <a:noFill/>
+                      <a:headEnd/>
+                      <a:tailEnd/>
+                    </a:ln>
+                  </pic:spPr>
+                </pic:pic>
+              </a:graphicData>
+            </a:graphic>
+          </wp:inline>
+        </w:drawing>
+      </w:r>
+    </w:p>
+    <w:p>
+      <w:pPr>
+        <w:pStyle w:val="ImageCaption"/>
+      </w:pPr>
+      <w:r>
+        <w:t xml:space="preserve">Рис. 14: Применение функций с/без сохранения изменений</w:t>
+      </w:r>
+    </w:p>
+    <w:bookmarkEnd w:id="78"/>
+    <w:p>
+      <w:pPr>
+        <w:pStyle w:val="BodyText"/>
+      </w:pPr>
+      <w:r>
+        <w:t xml:space="preserve">Функция sort(v) возвращает отсортированный массив, который содержит те же</w:t>
+      </w:r>
+      <w:r>
+        <w:t xml:space="preserve"> </w:t>
+      </w:r>
+      <w:r>
+        <w:t xml:space="preserve">элементы, что и массив v, но исходный массив v остаётся без изменений. Если же использовать sort!(v), то отсортировано будет содержимое исходного массива v.</w:t>
+      </w:r>
+      <w:r>
+        <w:t xml:space="preserve"> </w:t>
+      </w:r>
+      <w:r>
+        <w:t xml:space="preserve">В программировании под функцией высшего порядка понимается функция, принимающая в качестве аргументов другие функции или возвращающая другую функцию</w:t>
+      </w:r>
+      <w:r>
+        <w:t xml:space="preserve"> </w:t>
+      </w:r>
+      <w:r>
+        <w:t xml:space="preserve">в качестве результата. Основная идея состоит в том, что функции имеют тот же статус,</w:t>
+      </w:r>
+      <w:r>
+        <w:t xml:space="preserve"> </w:t>
+      </w:r>
+      <w:r>
+        <w:t xml:space="preserve">что и другие объекты данных.</w:t>
+      </w:r>
+      <w:r>
+        <w:t xml:space="preserve"> </w:t>
+      </w:r>
+      <w:r>
+        <w:t xml:space="preserve">В Julia функция map является функцией высшего порядка, которая принимает функцию</w:t>
+      </w:r>
+      <w:r>
+        <w:t xml:space="preserve"> </w:t>
+      </w:r>
+      <w:r>
+        <w:t xml:space="preserve">в качестве одного из своих входных аргументов и применяет эту функцию к каждому</w:t>
+      </w:r>
+      <w:r>
+        <w:t xml:space="preserve"> </w:t>
+      </w:r>
+      <w:r>
+        <w:t xml:space="preserve">элементу структуры данных, которая ей передаётся также в качестве аргумента.</w:t>
+      </w:r>
+      <w:r>
+        <w:t xml:space="preserve"> </w:t>
+      </w:r>
+      <w:r>
+        <w:t xml:space="preserve">Например, в случае выполнения выражения:</w:t>
+      </w:r>
+      <w:r>
+        <w:t xml:space="preserve"> </w:t>
+      </w:r>
       <w:r>
         <w:rPr>
           <w:rStyle w:val="VerbatimChar"/>
         </w:rPr>
-        <w:t xml:space="preserve">    function &lt;Имя&gt; (&lt;СписокПараметров&gt;)</w:t>
-      </w:r>
-      <w:r>
-        <w:br/>
+        <w:t xml:space="preserve">map(f, [1, 2, 3])</w:t>
+      </w:r>
+      <w:r>
+        <w:t xml:space="preserve"> </w:t>
+      </w:r>
+      <w:r>
+        <w:t xml:space="preserve">на выходе получим массив, в котором функция f была применена ко всем элементам массива [1, 2, 3]:</w:t>
+      </w:r>
+      <w:r>
+        <w:t xml:space="preserve"> </w:t>
       </w:r>
       <w:r>
         <w:rPr>
           <w:rStyle w:val="VerbatimChar"/>
         </w:rPr>
-        <w:t xml:space="preserve">        &lt;Действия&gt;</w:t>
-      </w:r>
-      <w:r>
-        <w:br/>
-      </w:r>
-      <w:r>
-        <w:rPr>
-          <w:rStyle w:val="VerbatimChar"/>
-        </w:rPr>
-        <w:t xml:space="preserve">    end</w:t>
-      </w:r>
-    </w:p>
-    <w:p>
-      <w:pPr>
-        <w:pStyle w:val="FirstParagraph"/>
-      </w:pPr>
-      <w:r>
-        <w:t xml:space="preserve">Другой способ определения несложных функций:</w:t>
-      </w:r>
-    </w:p>
-    <w:p>
-      <w:pPr>
-        <w:pStyle w:val="BodyText"/>
-      </w:pPr>
-      <w:r>
-        <w:rPr>
-          <w:rStyle w:val="VerbatimChar"/>
-        </w:rPr>
-        <w:t xml:space="preserve">&lt;Имя&gt; (&lt;СписокПараметров&gt;) = &lt;Выражение&gt;</w:t>
-      </w:r>
-    </w:p>
-    <w:p>
-      <w:pPr>
-        <w:pStyle w:val="BodyText"/>
-      </w:pPr>
-      <w:r>
-        <w:t xml:space="preserve">Например, определим функцию</w:t>
+        <w:t xml:space="preserve">[f(1), f(2), f(3)]</w:t>
+      </w:r>
+      <w:r>
+        <w:t xml:space="preserve"> </w:t>
+      </w:r>
+      <w:r>
+        <w:t xml:space="preserve">Если</w:t>
       </w:r>
       <w:r>
         <w:t xml:space="preserve"> </w:t>
@@ -1080,29 +1531,24 @@
             </m:r>
           </m:e>
         </m:d>
-      </m:oMath>
-      <w:r>
-        <w:t xml:space="preserve"> </w:t>
-      </w:r>
-      <w:r>
-        <w:t xml:space="preserve">возведения переменной</w:t>
-      </w:r>
-      <w:r>
-        <w:t xml:space="preserve"> </w:t>
-      </w:r>
-      <m:oMath>
+        <m:r>
+          <m:rPr>
+            <m:sty m:val="p"/>
+          </m:rPr>
+          <m:t>=</m:t>
+        </m:r>
         <m:r>
           <m:t>x</m:t>
         </m:r>
+        <m:r>
+          <m:t>2</m:t>
+        </m:r>
       </m:oMath>
       <w:r>
-        <w:t xml:space="preserve"> </w:t>
-      </w:r>
-      <w:r>
-        <w:t xml:space="preserve">в квадрат и возведём</w:t>
-      </w:r>
-    </w:p>
-    <w:bookmarkStart w:id="66" w:name="fig:011"/>
+        <w:t xml:space="preserve">, то получим следующий результат:</w:t>
+      </w:r>
+    </w:p>
+    <w:bookmarkStart w:id="82" w:name="fig:015"/>
     <w:p>
       <w:pPr>
         <w:pStyle w:val="CaptionedFigure"/>
@@ -1110,20 +1556,20 @@
       <w:r>
         <w:drawing>
           <wp:inline>
-            <wp:extent cx="5334000" cy="2330055"/>
+            <wp:extent cx="2244436" cy="1246909"/>
             <wp:effectExtent b="0" l="0" r="0" t="0"/>
-            <wp:docPr descr="Рис. 11: Примеры определения функций" title="" id="64" name="Picture"/>
+            <wp:docPr descr="Рис. 15: Передача функций в функцию" title="" id="80" name="Picture"/>
             <a:graphic>
               <a:graphicData uri="http://schemas.openxmlformats.org/drawingml/2006/picture">
                 <pic:pic>
                   <pic:nvPicPr>
-                    <pic:cNvPr descr="../images/1.3.3.png" id="65" name="Picture"/>
+                    <pic:cNvPr descr="../images/3.7.png" id="81" name="Picture"/>
                     <pic:cNvPicPr>
                       <a:picLocks noChangeArrowheads="1" noChangeAspect="1"/>
                     </pic:cNvPicPr>
                   </pic:nvPicPr>
                   <pic:blipFill>
-                    <a:blip r:embed="rId63"/>
+                    <a:blip r:embed="rId79"/>
                     <a:stretch>
                       <a:fillRect/>
                     </a:stretch>
@@ -1131,7 +1577,7 @@
                   <pic:spPr bwMode="auto">
                     <a:xfrm>
                       <a:off x="0" y="0"/>
-                      <a:ext cx="5334000" cy="2330055"/>
+                      <a:ext cx="2244436" cy="1246909"/>
                     </a:xfrm>
                     <a:prstGeom prst="rect">
                       <a:avLst/>
@@ -1155,19 +1601,25 @@
         <w:pStyle w:val="ImageCaption"/>
       </w:pPr>
       <w:r>
-        <w:t xml:space="preserve">Рис. 11: Примеры определения функций</w:t>
-      </w:r>
-    </w:p>
-    <w:bookmarkEnd w:id="66"/>
+        <w:t xml:space="preserve">Рис. 15: Передача функций в функцию</w:t>
+      </w:r>
+    </w:p>
+    <w:bookmarkEnd w:id="82"/>
     <w:p>
       <w:pPr>
         <w:pStyle w:val="BodyText"/>
       </w:pPr>
       <w:r>
-        <w:t xml:space="preserve">Работа с массивами:</w:t>
-      </w:r>
-    </w:p>
-    <w:bookmarkStart w:id="70" w:name="fig:012"/>
+        <w:t xml:space="preserve">То есть в квадрат возведены все элементы массива [1, 2, 3], но не сам массив (вектор).</w:t>
+      </w:r>
+      <w:r>
+        <w:t xml:space="preserve"> </w:t>
+      </w:r>
+      <w:r>
+        <w:t xml:space="preserve">В map можно передать и анонимно заданную, а не именованную функцию:</w:t>
+      </w:r>
+    </w:p>
+    <w:bookmarkStart w:id="86" w:name="fig:016"/>
     <w:p>
       <w:pPr>
         <w:pStyle w:val="CaptionedFigure"/>
@@ -1175,20 +1627,20 @@
       <w:r>
         <w:drawing>
           <wp:inline>
-            <wp:extent cx="5334000" cy="4451095"/>
+            <wp:extent cx="2244436" cy="1214937"/>
             <wp:effectExtent b="0" l="0" r="0" t="0"/>
-            <wp:docPr descr="Рис. 12: Примеры работы с массивами" title="" id="68" name="Picture"/>
+            <wp:docPr descr="Рис. 16: Передача анонимно заданной ф-ции" title="" id="84" name="Picture"/>
             <a:graphic>
               <a:graphicData uri="http://schemas.openxmlformats.org/drawingml/2006/picture">
                 <pic:pic>
                   <pic:nvPicPr>
-                    <pic:cNvPr descr="../images/1.3.4.png" id="69" name="Picture"/>
+                    <pic:cNvPr descr="../images/3.8.png" id="85" name="Picture"/>
                     <pic:cNvPicPr>
                       <a:picLocks noChangeArrowheads="1" noChangeAspect="1"/>
                     </pic:cNvPicPr>
                   </pic:nvPicPr>
                   <pic:blipFill>
-                    <a:blip r:embed="rId67"/>
+                    <a:blip r:embed="rId83"/>
                     <a:stretch>
                       <a:fillRect/>
                     </a:stretch>
@@ -1196,7 +1648,7 @@
                   <pic:spPr bwMode="auto">
                     <a:xfrm>
                       <a:off x="0" y="0"/>
-                      <a:ext cx="5334000" cy="4451095"/>
+                      <a:ext cx="2244436" cy="1214937"/>
                     </a:xfrm>
                     <a:prstGeom prst="rect">
                       <a:avLst/>
@@ -1220,80 +1672,31 @@
         <w:pStyle w:val="ImageCaption"/>
       </w:pPr>
       <w:r>
-        <w:t xml:space="preserve">Рис. 12: Примеры работы с массивами</w:t>
-      </w:r>
-    </w:p>
-    <w:bookmarkEnd w:id="70"/>
-    <w:bookmarkEnd w:id="71"/>
-    <w:bookmarkStart w:id="184" w:name="задания-для-самостоятельной-работы"/>
-    <w:p>
-      <w:pPr>
-        <w:pStyle w:val="Heading2"/>
-      </w:pPr>
-      <w:r>
-        <w:rPr>
-          <w:rStyle w:val="SectionNumber"/>
-        </w:rPr>
-        <w:t xml:space="preserve">2.4</w:t>
-      </w:r>
-      <w:r>
-        <w:tab/>
-      </w:r>
-      <w:r>
-        <w:t xml:space="preserve">Задания для самостоятельной работы</w:t>
-      </w:r>
-    </w:p>
-    <w:p>
-      <w:pPr>
-        <w:pStyle w:val="Compact"/>
-        <w:numPr>
-          <w:ilvl w:val="0"/>
-          <w:numId w:val="1001"/>
-        </w:numPr>
-      </w:pPr>
-      <w:r>
-        <w:t xml:space="preserve">Изучил документацию по основным функциям Julia для чтения / записи / вывода информации на экран: read(), readline(), readlines(), print(),</w:t>
+        <w:t xml:space="preserve">Рис. 16: Передача анонимно заданной ф-ции</w:t>
+      </w:r>
+    </w:p>
+    <w:bookmarkEnd w:id="86"/>
+    <w:p>
+      <w:pPr>
+        <w:pStyle w:val="BodyText"/>
+      </w:pPr>
+      <w:r>
+        <w:t xml:space="preserve">Функция broadcast — ещё одна функция высшего порядка в Julia, представляющая собой обобщение функции map. Функция broadcast() будет пытаться привести все объекты</w:t>
       </w:r>
       <w:r>
         <w:t xml:space="preserve"> </w:t>
       </w:r>
       <w:r>
-        <w:t xml:space="preserve">println(), show(), write().</w:t>
-      </w:r>
-    </w:p>
-    <w:p>
-      <w:pPr>
-        <w:pStyle w:val="FirstParagraph"/>
-      </w:pPr>
-      <w:r>
-        <w:t xml:space="preserve">Примеры использования функций:</w:t>
-      </w:r>
-    </w:p>
-    <w:p>
-      <w:pPr>
-        <w:pStyle w:val="Compact"/>
-        <w:numPr>
-          <w:ilvl w:val="0"/>
-          <w:numId w:val="1002"/>
-        </w:numPr>
-      </w:pPr>
-      <w:r>
-        <w:rPr>
-          <w:b/>
-          <w:bCs/>
-        </w:rPr>
-        <w:t xml:space="preserve">read()</w:t>
-      </w:r>
-    </w:p>
-    <w:p>
-      <w:pPr>
-        <w:pStyle w:val="FirstParagraph"/>
-      </w:pPr>
-      <w:r>
-        <w:t xml:space="preserve">Для этого создал текстовый файл:</w:t>
-      </w:r>
-    </w:p>
-    <w:bookmarkStart w:id="75" w:name="fig:013"/>
+        <w:t xml:space="preserve">к общему измерению, map() будет напрямую применять данную функцию поэлементно.</w:t>
+      </w:r>
+      <w:r>
+        <w:t xml:space="preserve"> </w:t>
+      </w:r>
+      <w:r>
+        <w:t xml:space="preserve">Синтаксис для вызова broadcast такой же, как и для вызоваmap, например применение функции f к элементам массива [1, 2, 3]:</w:t>
+      </w:r>
+    </w:p>
+    <w:bookmarkStart w:id="90" w:name="fig:017"/>
     <w:p>
       <w:pPr>
         <w:pStyle w:val="CaptionedFigure"/>
@@ -1301,20 +1704,20 @@
       <w:r>
         <w:drawing>
           <wp:inline>
-            <wp:extent cx="5334000" cy="3854082"/>
+            <wp:extent cx="2557762" cy="1445135"/>
             <wp:effectExtent b="0" l="0" r="0" t="0"/>
-            <wp:docPr descr="Рис. 13: Текстовый файл для теста" title="" id="73" name="Picture"/>
+            <wp:docPr descr="Рис. 17: Функция broadcast" title="" id="88" name="Picture"/>
             <a:graphic>
               <a:graphicData uri="http://schemas.openxmlformats.org/drawingml/2006/picture">
                 <pic:pic>
                   <pic:nvPicPr>
-                    <pic:cNvPr descr="../images/1.4.1.1.png" id="74" name="Picture"/>
+                    <pic:cNvPr descr="../images/3.9.png" id="89" name="Picture"/>
                     <pic:cNvPicPr>
                       <a:picLocks noChangeArrowheads="1" noChangeAspect="1"/>
                     </pic:cNvPicPr>
                   </pic:nvPicPr>
                   <pic:blipFill>
-                    <a:blip r:embed="rId72"/>
+                    <a:blip r:embed="rId87"/>
                     <a:stretch>
                       <a:fillRect/>
                     </a:stretch>
@@ -1322,7 +1725,7 @@
                   <pic:spPr bwMode="auto">
                     <a:xfrm>
                       <a:off x="0" y="0"/>
-                      <a:ext cx="5334000" cy="3854082"/>
+                      <a:ext cx="2557762" cy="1445135"/>
                     </a:xfrm>
                     <a:prstGeom prst="rect">
                       <a:avLst/>
@@ -1346,19 +1749,31 @@
         <w:pStyle w:val="ImageCaption"/>
       </w:pPr>
       <w:r>
-        <w:t xml:space="preserve">Рис. 13: Текстовый файл для теста</w:t>
-      </w:r>
-    </w:p>
-    <w:bookmarkEnd w:id="75"/>
+        <w:t xml:space="preserve">Рис. 17: Функция broadcast</w:t>
+      </w:r>
+    </w:p>
+    <w:bookmarkEnd w:id="90"/>
     <w:p>
       <w:pPr>
         <w:pStyle w:val="BodyText"/>
       </w:pPr>
       <w:r>
-        <w:t xml:space="preserve">Функция read() читает данные из потока в заданном формате.</w:t>
-      </w:r>
-    </w:p>
-    <w:bookmarkStart w:id="79" w:name="fig:014"/>
+        <w:t xml:space="preserve">Пример:</w:t>
+      </w:r>
+    </w:p>
+    <w:p>
+      <w:pPr>
+        <w:pStyle w:val="Compact"/>
+        <w:numPr>
+          <w:ilvl w:val="0"/>
+          <w:numId w:val="1004"/>
+        </w:numPr>
+      </w:pPr>
+      <w:r>
+        <w:t xml:space="preserve">Задаём матрицу A. Вызываем функцию f возведения в квадрат.</w:t>
+      </w:r>
+    </w:p>
+    <w:bookmarkStart w:id="94" w:name="fig:018"/>
     <w:p>
       <w:pPr>
         <w:pStyle w:val="CaptionedFigure"/>
@@ -1366,20 +1781,20 @@
       <w:r>
         <w:drawing>
           <wp:inline>
-            <wp:extent cx="5006819" cy="1093443"/>
+            <wp:extent cx="3209991" cy="2270013"/>
             <wp:effectExtent b="0" l="0" r="0" t="0"/>
-            <wp:docPr descr="Рис. 14: Пример использования функции read()" title="" id="77" name="Picture"/>
+            <wp:docPr descr="Рис. 18: Пример функции возведения в кв." title="" id="92" name="Picture"/>
             <a:graphic>
               <a:graphicData uri="http://schemas.openxmlformats.org/drawingml/2006/picture">
                 <pic:pic>
                   <pic:nvPicPr>
-                    <pic:cNvPr descr="../images/1.4.1.2.png" id="78" name="Picture"/>
+                    <pic:cNvPr descr="../images/3.10.png" id="93" name="Picture"/>
                     <pic:cNvPicPr>
                       <a:picLocks noChangeArrowheads="1" noChangeAspect="1"/>
                     </pic:cNvPicPr>
                   </pic:nvPicPr>
                   <pic:blipFill>
-                    <a:blip r:embed="rId76"/>
+                    <a:blip r:embed="rId91"/>
                     <a:stretch>
                       <a:fillRect/>
                     </a:stretch>
@@ -1387,7 +1802,7 @@
                   <pic:spPr bwMode="auto">
                     <a:xfrm>
                       <a:off x="0" y="0"/>
-                      <a:ext cx="5006819" cy="1093443"/>
+                      <a:ext cx="3209991" cy="2270013"/>
                     </a:xfrm>
                     <a:prstGeom prst="rect">
                       <a:avLst/>
@@ -1411,35 +1826,25 @@
         <w:pStyle w:val="ImageCaption"/>
       </w:pPr>
       <w:r>
-        <w:t xml:space="preserve">Рис. 14: Пример использования функции read()</w:t>
-      </w:r>
-    </w:p>
-    <w:bookmarkEnd w:id="79"/>
-    <w:p>
-      <w:pPr>
-        <w:pStyle w:val="Compact"/>
-        <w:numPr>
-          <w:ilvl w:val="0"/>
-          <w:numId w:val="1003"/>
-        </w:numPr>
-      </w:pPr>
-      <w:r>
-        <w:rPr>
-          <w:b/>
-          <w:bCs/>
-        </w:rPr>
-        <w:t xml:space="preserve">readline()</w:t>
-      </w:r>
-    </w:p>
-    <w:p>
-      <w:pPr>
-        <w:pStyle w:val="FirstParagraph"/>
-      </w:pPr>
-      <w:r>
-        <w:t xml:space="preserve">Читает одну строку из файла или потока до символа новой строки.</w:t>
-      </w:r>
-    </w:p>
-    <w:bookmarkStart w:id="83" w:name="fig:015"/>
+        <w:t xml:space="preserve">Рис. 18: Пример функции возведения в кв.</w:t>
+      </w:r>
+    </w:p>
+    <w:bookmarkEnd w:id="94"/>
+    <w:p>
+      <w:pPr>
+        <w:pStyle w:val="BodyText"/>
+      </w:pPr>
+      <w:r>
+        <w:t xml:space="preserve">С другой стороны B = f.(A)</w:t>
+      </w:r>
+      <w:r>
+        <w:t xml:space="preserve"> </w:t>
+      </w:r>
+      <w:r>
+        <w:t xml:space="preserve">Результат (содержит квадраты всех элементов A):</w:t>
+      </w:r>
+    </w:p>
+    <w:bookmarkStart w:id="98" w:name="fig:019"/>
     <w:p>
       <w:pPr>
         <w:pStyle w:val="CaptionedFigure"/>
@@ -1447,20 +1852,20 @@
       <w:r>
         <w:drawing>
           <wp:inline>
-            <wp:extent cx="4380167" cy="1611390"/>
+            <wp:extent cx="1886349" cy="1150993"/>
             <wp:effectExtent b="0" l="0" r="0" t="0"/>
-            <wp:docPr descr="Рис. 15: Пример использования функции readline()" title="" id="81" name="Picture"/>
+            <wp:docPr descr="Рис. 19: Пример работы функции broadcast" title="" id="96" name="Picture"/>
             <a:graphic>
               <a:graphicData uri="http://schemas.openxmlformats.org/drawingml/2006/picture">
                 <pic:pic>
                   <pic:nvPicPr>
-                    <pic:cNvPr descr="../images/1.4.1.3.png" id="82" name="Picture"/>
+                    <pic:cNvPr descr="../images/3.11.png" id="97" name="Picture"/>
                     <pic:cNvPicPr>
                       <a:picLocks noChangeArrowheads="1" noChangeAspect="1"/>
                     </pic:cNvPicPr>
                   </pic:nvPicPr>
                   <pic:blipFill>
-                    <a:blip r:embed="rId80"/>
+                    <a:blip r:embed="rId95"/>
                     <a:stretch>
                       <a:fillRect/>
                     </a:stretch>
@@ -1468,7 +1873,7 @@
                   <pic:spPr bwMode="auto">
                     <a:xfrm>
                       <a:off x="0" y="0"/>
-                      <a:ext cx="4380167" cy="1611390"/>
+                      <a:ext cx="1886349" cy="1150993"/>
                     </a:xfrm>
                     <a:prstGeom prst="rect">
                       <a:avLst/>
@@ -1492,35 +1897,19 @@
         <w:pStyle w:val="ImageCaption"/>
       </w:pPr>
       <w:r>
-        <w:t xml:space="preserve">Рис. 15: Пример использования функции readline()</w:t>
-      </w:r>
-    </w:p>
-    <w:bookmarkEnd w:id="83"/>
-    <w:p>
-      <w:pPr>
-        <w:pStyle w:val="Compact"/>
-        <w:numPr>
-          <w:ilvl w:val="0"/>
-          <w:numId w:val="1004"/>
-        </w:numPr>
-      </w:pPr>
-      <w:r>
-        <w:rPr>
-          <w:b/>
-          <w:bCs/>
-        </w:rPr>
-        <w:t xml:space="preserve">readlines()</w:t>
-      </w:r>
-    </w:p>
-    <w:p>
-      <w:pPr>
-        <w:pStyle w:val="FirstParagraph"/>
-      </w:pPr>
-      <w:r>
-        <w:t xml:space="preserve">Читает все строки файла и возвращает их в виде массива.</w:t>
-      </w:r>
-    </w:p>
-    <w:bookmarkStart w:id="87" w:name="fig:016"/>
+        <w:t xml:space="preserve">Рис. 19: Пример работы функции broadcast</w:t>
+      </w:r>
+    </w:p>
+    <w:bookmarkEnd w:id="98"/>
+    <w:p>
+      <w:pPr>
+        <w:pStyle w:val="BodyText"/>
+      </w:pPr>
+      <w:r>
+        <w:t xml:space="preserve">Точечный синтаксис для broadcast() позволяет записать относительно сложные составные поэлементные выражения в форме, близкой к математической записи:</w:t>
+      </w:r>
+    </w:p>
+    <w:bookmarkStart w:id="102" w:name="fig:020"/>
     <w:p>
       <w:pPr>
         <w:pStyle w:val="CaptionedFigure"/>
@@ -1528,20 +1917,20 @@
       <w:r>
         <w:drawing>
           <wp:inline>
-            <wp:extent cx="4565605" cy="1464318"/>
+            <wp:extent cx="3056525" cy="2436268"/>
             <wp:effectExtent b="0" l="0" r="0" t="0"/>
-            <wp:docPr descr="Рис. 16: Пример использования функции readlines()" title="" id="85" name="Picture"/>
+            <wp:docPr descr="Рис. 20: Варианты записи сложных выражений" title="" id="100" name="Picture"/>
             <a:graphic>
               <a:graphicData uri="http://schemas.openxmlformats.org/drawingml/2006/picture">
                 <pic:pic>
                   <pic:nvPicPr>
-                    <pic:cNvPr descr="../images/1.4.1.4.png" id="86" name="Picture"/>
+                    <pic:cNvPr descr="../images/3.12.png" id="101" name="Picture"/>
                     <pic:cNvPicPr>
                       <a:picLocks noChangeArrowheads="1" noChangeAspect="1"/>
                     </pic:cNvPicPr>
                   </pic:nvPicPr>
                   <pic:blipFill>
-                    <a:blip r:embed="rId84"/>
+                    <a:blip r:embed="rId99"/>
                     <a:stretch>
                       <a:fillRect/>
                     </a:stretch>
@@ -1549,7 +1938,7 @@
                   <pic:spPr bwMode="auto">
                     <a:xfrm>
                       <a:off x="0" y="0"/>
-                      <a:ext cx="4565605" cy="1464318"/>
+                      <a:ext cx="3056525" cy="2436268"/>
                     </a:xfrm>
                     <a:prstGeom prst="rect">
                       <a:avLst/>
@@ -1573,24 +1962,27 @@
         <w:pStyle w:val="ImageCaption"/>
       </w:pPr>
       <w:r>
-        <w:t xml:space="preserve">Рис. 16: Пример использования функции readlines()</w:t>
-      </w:r>
-    </w:p>
-    <w:bookmarkEnd w:id="87"/>
-    <w:p>
-      <w:pPr>
-        <w:pStyle w:val="Compact"/>
-        <w:numPr>
-          <w:ilvl w:val="0"/>
-          <w:numId w:val="1005"/>
-        </w:numPr>
+        <w:t xml:space="preserve">Рис. 20: Варианты записи сложных выражений</w:t>
+      </w:r>
+    </w:p>
+    <w:bookmarkEnd w:id="102"/>
+    <w:bookmarkEnd w:id="103"/>
+    <w:bookmarkStart w:id="112" w:name="сторонние-библиотеки-пакеты-в-julia"/>
+    <w:p>
+      <w:pPr>
+        <w:pStyle w:val="Heading2"/>
       </w:pPr>
       <w:r>
         <w:rPr>
-          <w:b/>
-          <w:bCs/>
+          <w:rStyle w:val="SectionNumber"/>
         </w:rPr>
-        <w:t xml:space="preserve">print()</w:t>
+        <w:t xml:space="preserve">2.4</w:t>
+      </w:r>
+      <w:r>
+        <w:tab/>
+      </w:r>
+      <w:r>
+        <w:t xml:space="preserve">Сторонние библиотеки (пакеты) в Julia</w:t>
       </w:r>
     </w:p>
     <w:p>
@@ -1598,10 +1990,30 @@
         <w:pStyle w:val="FirstParagraph"/>
       </w:pPr>
       <w:r>
-        <w:t xml:space="preserve">Выводит данные в стандартный поток вывода (консоль) без добавления символа новой строки.</w:t>
-      </w:r>
-    </w:p>
-    <w:bookmarkStart w:id="91" w:name="fig:017"/>
+        <w:t xml:space="preserve">Julia имеет более 2000 зарегистрированных пакетов, что делает их огромной частью</w:t>
+      </w:r>
+      <w:r>
+        <w:t xml:space="preserve"> </w:t>
+      </w:r>
+      <w:r>
+        <w:t xml:space="preserve">экосистемы Julia. Есть вызовы функций первого класса для других языков, обеспечивающие интерфейсы сторонних функций. Можно вызвать функции из Python или R,</w:t>
+      </w:r>
+      <w:r>
+        <w:t xml:space="preserve"> </w:t>
+      </w:r>
+      <w:r>
+        <w:t xml:space="preserve">например, с помощью PyCall или Rcall.</w:t>
+      </w:r>
+    </w:p>
+    <w:p>
+      <w:pPr>
+        <w:pStyle w:val="BodyText"/>
+      </w:pPr>
+      <w:r>
+        <w:t xml:space="preserve">При первом использовании пакета в текущей установке Julia необходимо использовать менеджер пакетов, чтобы явно его добавить:</w:t>
+      </w:r>
+    </w:p>
+    <w:bookmarkStart w:id="107" w:name="fig:021"/>
     <w:p>
       <w:pPr>
         <w:pStyle w:val="CaptionedFigure"/>
@@ -1609,20 +2021,20 @@
       <w:r>
         <w:drawing>
           <wp:inline>
-            <wp:extent cx="2263619" cy="939977"/>
+            <wp:extent cx="5334000" cy="2049746"/>
             <wp:effectExtent b="0" l="0" r="0" t="0"/>
-            <wp:docPr descr="Рис. 17: Пример использования функции print()" title="" id="89" name="Picture"/>
+            <wp:docPr descr="Рис. 21: Добавление стороннего пакета" title="" id="105" name="Picture"/>
             <a:graphic>
               <a:graphicData uri="http://schemas.openxmlformats.org/drawingml/2006/picture">
                 <pic:pic>
                   <pic:nvPicPr>
-                    <pic:cNvPr descr="../images/1.4.1.5.png" id="90" name="Picture"/>
+                    <pic:cNvPr descr="../images/4.1.png" id="106" name="Picture"/>
                     <pic:cNvPicPr>
                       <a:picLocks noChangeArrowheads="1" noChangeAspect="1"/>
                     </pic:cNvPicPr>
                   </pic:nvPicPr>
                   <pic:blipFill>
-                    <a:blip r:embed="rId88"/>
+                    <a:blip r:embed="rId104"/>
                     <a:stretch>
                       <a:fillRect/>
                     </a:stretch>
@@ -1630,7 +2042,7 @@
                   <pic:spPr bwMode="auto">
                     <a:xfrm>
                       <a:off x="0" y="0"/>
-                      <a:ext cx="2263619" cy="939977"/>
+                      <a:ext cx="5334000" cy="2049746"/>
                     </a:xfrm>
                     <a:prstGeom prst="rect">
                       <a:avLst/>
@@ -1654,35 +2066,43 @@
         <w:pStyle w:val="ImageCaption"/>
       </w:pPr>
       <w:r>
-        <w:t xml:space="preserve">Рис. 17: Пример использования функции print()</w:t>
-      </w:r>
-    </w:p>
-    <w:bookmarkEnd w:id="91"/>
+        <w:t xml:space="preserve">Рис. 21: Добавление стороннего пакета</w:t>
+      </w:r>
+    </w:p>
+    <w:bookmarkEnd w:id="107"/>
+    <w:p>
+      <w:pPr>
+        <w:pStyle w:val="BodyText"/>
+      </w:pPr>
+      <w:r>
+        <w:t xml:space="preserve">При каждом новом использовании Julia (например, в начале нового сеанса в REPL</w:t>
+      </w:r>
+      <w:r>
+        <w:t xml:space="preserve"> </w:t>
+      </w:r>
+      <w:r>
+        <w:t xml:space="preserve">или открытии блокнота в первый раз) нужно загрузить пакет, используя ключевое слово using:</w:t>
+      </w:r>
+    </w:p>
     <w:p>
       <w:pPr>
         <w:pStyle w:val="Compact"/>
         <w:numPr>
           <w:ilvl w:val="0"/>
-          <w:numId w:val="1006"/>
+          <w:numId w:val="1005"/>
         </w:numPr>
       </w:pPr>
       <w:r>
-        <w:rPr>
-          <w:b/>
-          <w:bCs/>
-        </w:rPr>
-        <w:t xml:space="preserve">println()</w:t>
-      </w:r>
-    </w:p>
-    <w:p>
-      <w:pPr>
-        <w:pStyle w:val="FirstParagraph"/>
-      </w:pPr>
-      <w:r>
-        <w:t xml:space="preserve">Аналогично print(), но добавляет символ новой строки в конец.</w:t>
-      </w:r>
-    </w:p>
-    <w:bookmarkStart w:id="95" w:name="fig:018"/>
+        <w:t xml:space="preserve">Например, добавим и загрузим пакет Colors. Затем создадим палитру из 100 разных цветов, а затем определим матрицу 3 × 3 с элементами в форме случайного цвета из палитры,</w:t>
+      </w:r>
+      <w:r>
+        <w:t xml:space="preserve"> </w:t>
+      </w:r>
+      <w:r>
+        <w:t xml:space="preserve">используя функцию rand:</w:t>
+      </w:r>
+    </w:p>
+    <w:bookmarkStart w:id="111" w:name="fig:022"/>
     <w:p>
       <w:pPr>
         <w:pStyle w:val="CaptionedFigure"/>
@@ -1690,20 +2110,20 @@
       <w:r>
         <w:drawing>
           <wp:inline>
-            <wp:extent cx="1937504" cy="1323641"/>
+            <wp:extent cx="5334000" cy="6266478"/>
             <wp:effectExtent b="0" l="0" r="0" t="0"/>
-            <wp:docPr descr="Рис. 18: Пример использования функции println()" title="" id="93" name="Picture"/>
+            <wp:docPr descr="Рис. 22: Создание матрицы цветов" title="" id="109" name="Picture"/>
             <a:graphic>
               <a:graphicData uri="http://schemas.openxmlformats.org/drawingml/2006/picture">
                 <pic:pic>
                   <pic:nvPicPr>
-                    <pic:cNvPr descr="../images/1.4.1.6.png" id="94" name="Picture"/>
+                    <pic:cNvPr descr="../images/4.2.png" id="110" name="Picture"/>
                     <pic:cNvPicPr>
                       <a:picLocks noChangeArrowheads="1" noChangeAspect="1"/>
                     </pic:cNvPicPr>
                   </pic:nvPicPr>
                   <pic:blipFill>
-                    <a:blip r:embed="rId92"/>
+                    <a:blip r:embed="rId108"/>
                     <a:stretch>
                       <a:fillRect/>
                     </a:stretch>
@@ -1711,7 +2131,7 @@
                   <pic:spPr bwMode="auto">
                     <a:xfrm>
                       <a:off x="0" y="0"/>
-                      <a:ext cx="1937504" cy="1323641"/>
+                      <a:ext cx="5334000" cy="6266478"/>
                     </a:xfrm>
                     <a:prstGeom prst="rect">
                       <a:avLst/>
@@ -1735,35 +2155,30 @@
         <w:pStyle w:val="ImageCaption"/>
       </w:pPr>
       <w:r>
-        <w:t xml:space="preserve">Рис. 18: Пример использования функции println()</w:t>
-      </w:r>
-    </w:p>
-    <w:bookmarkEnd w:id="95"/>
-    <w:p>
-      <w:pPr>
-        <w:pStyle w:val="Compact"/>
-        <w:numPr>
-          <w:ilvl w:val="0"/>
-          <w:numId w:val="1007"/>
-        </w:numPr>
+        <w:t xml:space="preserve">Рис. 22: Создание матрицы цветов</w:t>
+      </w:r>
+    </w:p>
+    <w:bookmarkEnd w:id="111"/>
+    <w:bookmarkEnd w:id="112"/>
+    <w:bookmarkStart w:id="193" w:name="задания-для-самостоятельного-выполнения"/>
+    <w:p>
+      <w:pPr>
+        <w:pStyle w:val="Heading2"/>
       </w:pPr>
       <w:r>
         <w:rPr>
-          <w:b/>
-          <w:bCs/>
+          <w:rStyle w:val="SectionNumber"/>
         </w:rPr>
-        <w:t xml:space="preserve">show()</w:t>
-      </w:r>
-    </w:p>
-    <w:p>
-      <w:pPr>
-        <w:pStyle w:val="FirstParagraph"/>
-      </w:pPr>
-      <w:r>
-        <w:t xml:space="preserve">Выводит внутреннее представление объекта, полезное для отладки.</w:t>
-      </w:r>
-    </w:p>
-    <w:bookmarkStart w:id="99" w:name="fig:019"/>
+        <w:t xml:space="preserve">2.5</w:t>
+      </w:r>
+      <w:r>
+        <w:tab/>
+      </w:r>
+      <w:r>
+        <w:t xml:space="preserve">Задания для самостоятельного выполнения</w:t>
+      </w:r>
+    </w:p>
+    <w:bookmarkStart w:id="116" w:name="fig:023"/>
     <w:p>
       <w:pPr>
         <w:pStyle w:val="CaptionedFigure"/>
@@ -1771,20 +2186,20 @@
       <w:r>
         <w:drawing>
           <wp:inline>
-            <wp:extent cx="2289197" cy="939977"/>
+            <wp:extent cx="2666467" cy="2365930"/>
             <wp:effectExtent b="0" l="0" r="0" t="0"/>
-            <wp:docPr descr="Рис. 19: Пример использования функции show()" title="" id="97" name="Picture"/>
+            <wp:docPr descr="Рис. 23: Задание №1.1: цикл for" title="" id="114" name="Picture"/>
             <a:graphic>
               <a:graphicData uri="http://schemas.openxmlformats.org/drawingml/2006/picture">
                 <pic:pic>
                   <pic:nvPicPr>
-                    <pic:cNvPr descr="../images/1.4.1.7.png" id="98" name="Picture"/>
+                    <pic:cNvPr descr="../images/5.1.1.1.png" id="115" name="Picture"/>
                     <pic:cNvPicPr>
                       <a:picLocks noChangeArrowheads="1" noChangeAspect="1"/>
                     </pic:cNvPicPr>
                   </pic:nvPicPr>
                   <pic:blipFill>
-                    <a:blip r:embed="rId96"/>
+                    <a:blip r:embed="rId113"/>
                     <a:stretch>
                       <a:fillRect/>
                     </a:stretch>
@@ -1792,7 +2207,7 @@
                   <pic:spPr bwMode="auto">
                     <a:xfrm>
                       <a:off x="0" y="0"/>
-                      <a:ext cx="2289197" cy="939977"/>
+                      <a:ext cx="2666467" cy="2365930"/>
                     </a:xfrm>
                     <a:prstGeom prst="rect">
                       <a:avLst/>
@@ -1816,35 +2231,11 @@
         <w:pStyle w:val="ImageCaption"/>
       </w:pPr>
       <w:r>
-        <w:t xml:space="preserve">Рис. 19: Пример использования функции show()</w:t>
-      </w:r>
-    </w:p>
-    <w:bookmarkEnd w:id="99"/>
-    <w:p>
-      <w:pPr>
-        <w:pStyle w:val="Compact"/>
-        <w:numPr>
-          <w:ilvl w:val="0"/>
-          <w:numId w:val="1008"/>
-        </w:numPr>
-      </w:pPr>
-      <w:r>
-        <w:rPr>
-          <w:b/>
-          <w:bCs/>
-        </w:rPr>
-        <w:t xml:space="preserve">write()</w:t>
-      </w:r>
-    </w:p>
-    <w:p>
-      <w:pPr>
-        <w:pStyle w:val="FirstParagraph"/>
-      </w:pPr>
-      <w:r>
-        <w:t xml:space="preserve">Записывает данные в файл или поток.</w:t>
-      </w:r>
-    </w:p>
-    <w:bookmarkStart w:id="103" w:name="fig:020"/>
+        <w:t xml:space="preserve">Рис. 23: Задание №1.1: цикл for</w:t>
+      </w:r>
+    </w:p>
+    <w:bookmarkEnd w:id="116"/>
+    <w:bookmarkStart w:id="120" w:name="fig:024"/>
     <w:p>
       <w:pPr>
         <w:pStyle w:val="CaptionedFigure"/>
@@ -1852,20 +2243,20 @@
       <w:r>
         <w:drawing>
           <wp:inline>
-            <wp:extent cx="4552816" cy="939977"/>
+            <wp:extent cx="2513001" cy="2692044"/>
             <wp:effectExtent b="0" l="0" r="0" t="0"/>
-            <wp:docPr descr="Рис. 20: Пример использования функции write()" title="" id="101" name="Picture"/>
+            <wp:docPr descr="Рис. 24: Задание №1.1: цикл while" title="" id="118" name="Picture"/>
             <a:graphic>
               <a:graphicData uri="http://schemas.openxmlformats.org/drawingml/2006/picture">
                 <pic:pic>
                   <pic:nvPicPr>
-                    <pic:cNvPr descr="../images/1.4.1.8.1.png" id="102" name="Picture"/>
+                    <pic:cNvPr descr="../images/5.1.1.2.png" id="119" name="Picture"/>
                     <pic:cNvPicPr>
                       <a:picLocks noChangeArrowheads="1" noChangeAspect="1"/>
                     </pic:cNvPicPr>
                   </pic:nvPicPr>
                   <pic:blipFill>
-                    <a:blip r:embed="rId100"/>
+                    <a:blip r:embed="rId117"/>
                     <a:stretch>
                       <a:fillRect/>
                     </a:stretch>
@@ -1873,7 +2264,7 @@
                   <pic:spPr bwMode="auto">
                     <a:xfrm>
                       <a:off x="0" y="0"/>
-                      <a:ext cx="4552816" cy="939977"/>
+                      <a:ext cx="2513001" cy="2692044"/>
                     </a:xfrm>
                     <a:prstGeom prst="rect">
                       <a:avLst/>
@@ -1897,19 +2288,11 @@
         <w:pStyle w:val="ImageCaption"/>
       </w:pPr>
       <w:r>
-        <w:t xml:space="preserve">Рис. 20: Пример использования функции write()</w:t>
-      </w:r>
-    </w:p>
-    <w:bookmarkEnd w:id="103"/>
-    <w:p>
-      <w:pPr>
-        <w:pStyle w:val="BodyText"/>
-      </w:pPr>
-      <w:r>
-        <w:t xml:space="preserve">Проверил файл:</w:t>
-      </w:r>
-    </w:p>
-    <w:bookmarkStart w:id="107" w:name="fig:021"/>
+        <w:t xml:space="preserve">Рис. 24: Задание №1.1: цикл while</w:t>
+      </w:r>
+    </w:p>
+    <w:bookmarkEnd w:id="120"/>
+    <w:bookmarkStart w:id="124" w:name="fig:025"/>
     <w:p>
       <w:pPr>
         <w:pStyle w:val="CaptionedFigure"/>
@@ -1917,20 +2300,20 @@
       <w:r>
         <w:drawing>
           <wp:inline>
-            <wp:extent cx="2807144" cy="1713700"/>
+            <wp:extent cx="3280330" cy="3075709"/>
             <wp:effectExtent b="0" l="0" r="0" t="0"/>
-            <wp:docPr descr="Рис. 21: Проверка изменений в файле" title="" id="105" name="Picture"/>
+            <wp:docPr descr="Рис. 25: Задание №1.2: цикл for" title="" id="122" name="Picture"/>
             <a:graphic>
               <a:graphicData uri="http://schemas.openxmlformats.org/drawingml/2006/picture">
                 <pic:pic>
                   <pic:nvPicPr>
-                    <pic:cNvPr descr="../images/1.4.1.8.2.png" id="106" name="Picture"/>
+                    <pic:cNvPr descr="../images/5.1.2.1.png" id="123" name="Picture"/>
                     <pic:cNvPicPr>
                       <a:picLocks noChangeArrowheads="1" noChangeAspect="1"/>
                     </pic:cNvPicPr>
                   </pic:nvPicPr>
                   <pic:blipFill>
-                    <a:blip r:embed="rId104"/>
+                    <a:blip r:embed="rId121"/>
                     <a:stretch>
                       <a:fillRect/>
                     </a:stretch>
@@ -1938,7 +2321,7 @@
                   <pic:spPr bwMode="auto">
                     <a:xfrm>
                       <a:off x="0" y="0"/>
-                      <a:ext cx="2807144" cy="1713700"/>
+                      <a:ext cx="3280330" cy="3075709"/>
                     </a:xfrm>
                     <a:prstGeom prst="rect">
                       <a:avLst/>
@@ -1962,31 +2345,11 @@
         <w:pStyle w:val="ImageCaption"/>
       </w:pPr>
       <w:r>
-        <w:t xml:space="preserve">Рис. 21: Проверка изменений в файле</w:t>
-      </w:r>
-    </w:p>
-    <w:bookmarkEnd w:id="107"/>
-    <w:p>
-      <w:pPr>
-        <w:pStyle w:val="Compact"/>
-        <w:numPr>
-          <w:ilvl w:val="0"/>
-          <w:numId w:val="1009"/>
-        </w:numPr>
-      </w:pPr>
-      <w:r>
-        <w:t xml:space="preserve">Изучил документацию по функции parse() и опробовал.</w:t>
-      </w:r>
-    </w:p>
-    <w:p>
-      <w:pPr>
-        <w:pStyle w:val="FirstParagraph"/>
-      </w:pPr>
-      <w:r>
-        <w:t xml:space="preserve">Функция parse() преобразует строку в значение указанного типа.</w:t>
-      </w:r>
-    </w:p>
-    <w:bookmarkStart w:id="111" w:name="fig:022"/>
+        <w:t xml:space="preserve">Рис. 25: Задание №1.2: цикл for</w:t>
+      </w:r>
+    </w:p>
+    <w:bookmarkEnd w:id="124"/>
+    <w:bookmarkStart w:id="128" w:name="fig:026"/>
     <w:p>
       <w:pPr>
         <w:pStyle w:val="CaptionedFigure"/>
@@ -1994,20 +2357,20 @@
       <w:r>
         <w:drawing>
           <wp:inline>
-            <wp:extent cx="2941426" cy="2807144"/>
+            <wp:extent cx="3452979" cy="3337879"/>
             <wp:effectExtent b="0" l="0" r="0" t="0"/>
-            <wp:docPr descr="Рис. 22: Примеры использования функции parse()" title="" id="109" name="Picture"/>
+            <wp:docPr descr="Рис. 26: Задание №1.2: цикл while" title="" id="126" name="Picture"/>
             <a:graphic>
               <a:graphicData uri="http://schemas.openxmlformats.org/drawingml/2006/picture">
                 <pic:pic>
                   <pic:nvPicPr>
-                    <pic:cNvPr descr="../images/1.4.2.1.png" id="110" name="Picture"/>
+                    <pic:cNvPr descr="../images/5.1.2.2.png" id="127" name="Picture"/>
                     <pic:cNvPicPr>
                       <a:picLocks noChangeArrowheads="1" noChangeAspect="1"/>
                     </pic:cNvPicPr>
                   </pic:nvPicPr>
                   <pic:blipFill>
-                    <a:blip r:embed="rId108"/>
+                    <a:blip r:embed="rId125"/>
                     <a:stretch>
                       <a:fillRect/>
                     </a:stretch>
@@ -2015,7 +2378,7 @@
                   <pic:spPr bwMode="auto">
                     <a:xfrm>
                       <a:off x="0" y="0"/>
-                      <a:ext cx="2941426" cy="2807144"/>
+                      <a:ext cx="3452979" cy="3337879"/>
                     </a:xfrm>
                     <a:prstGeom prst="rect">
                       <a:avLst/>
@@ -2039,47 +2402,11 @@
         <w:pStyle w:val="ImageCaption"/>
       </w:pPr>
       <w:r>
-        <w:t xml:space="preserve">Рис. 22: Примеры использования функции parse()</w:t>
-      </w:r>
-    </w:p>
-    <w:bookmarkEnd w:id="111"/>
-    <w:p>
-      <w:pPr>
-        <w:pStyle w:val="Compact"/>
-        <w:numPr>
-          <w:ilvl w:val="0"/>
-          <w:numId w:val="1010"/>
-        </w:numPr>
-      </w:pPr>
-      <w:r>
-        <w:t xml:space="preserve">Изучил синтаксис Julia для базовых математических операций с разным типом переменных: сложение, вычитание, умножение, деление, возведение в степень, извлечение корня, сравнение, логические операции.</w:t>
-      </w:r>
-    </w:p>
-    <w:p>
-      <w:pPr>
-        <w:pStyle w:val="FirstParagraph"/>
-      </w:pPr>
-      <w:r>
-        <w:t xml:space="preserve">Примеры использования функций:</w:t>
-      </w:r>
-    </w:p>
-    <w:p>
-      <w:pPr>
-        <w:pStyle w:val="Compact"/>
-        <w:numPr>
-          <w:ilvl w:val="0"/>
-          <w:numId w:val="1011"/>
-        </w:numPr>
-      </w:pPr>
-      <w:r>
-        <w:rPr>
-          <w:b/>
-          <w:bCs/>
-        </w:rPr>
-        <w:t xml:space="preserve">Сложение</w:t>
-      </w:r>
-    </w:p>
-    <w:bookmarkStart w:id="115" w:name="fig:023"/>
+        <w:t xml:space="preserve">Рис. 26: Задание №1.2: цикл while</w:t>
+      </w:r>
+    </w:p>
+    <w:bookmarkEnd w:id="128"/>
+    <w:bookmarkStart w:id="132" w:name="fig:027"/>
     <w:p>
       <w:pPr>
         <w:pStyle w:val="CaptionedFigure"/>
@@ -2087,20 +2414,20 @@
       <w:r>
         <w:drawing>
           <wp:inline>
-            <wp:extent cx="2365930" cy="2301986"/>
+            <wp:extent cx="4335406" cy="1598601"/>
             <wp:effectExtent b="0" l="0" r="0" t="0"/>
-            <wp:docPr descr="Рис. 23: Пример использования операции сложения" title="" id="113" name="Picture"/>
+            <wp:docPr descr="Рис. 27: Задание №1.3: цикл for" title="" id="130" name="Picture"/>
             <a:graphic>
               <a:graphicData uri="http://schemas.openxmlformats.org/drawingml/2006/picture">
                 <pic:pic>
                   <pic:nvPicPr>
-                    <pic:cNvPr descr="../images/1.4.3.0.png" id="114" name="Picture"/>
+                    <pic:cNvPr descr="../images/5.1.3.1.png" id="131" name="Picture"/>
                     <pic:cNvPicPr>
                       <a:picLocks noChangeArrowheads="1" noChangeAspect="1"/>
                     </pic:cNvPicPr>
                   </pic:nvPicPr>
                   <pic:blipFill>
-                    <a:blip r:embed="rId112"/>
+                    <a:blip r:embed="rId129"/>
                     <a:stretch>
                       <a:fillRect/>
                     </a:stretch>
@@ -2108,7 +2435,7 @@
                   <pic:spPr bwMode="auto">
                     <a:xfrm>
                       <a:off x="0" y="0"/>
-                      <a:ext cx="2365930" cy="2301986"/>
+                      <a:ext cx="4335406" cy="1598601"/>
                     </a:xfrm>
                     <a:prstGeom prst="rect">
                       <a:avLst/>
@@ -2132,27 +2459,11 @@
         <w:pStyle w:val="ImageCaption"/>
       </w:pPr>
       <w:r>
-        <w:t xml:space="preserve">Рис. 23: Пример использования операции сложения</w:t>
-      </w:r>
-    </w:p>
-    <w:bookmarkEnd w:id="115"/>
-    <w:p>
-      <w:pPr>
-        <w:pStyle w:val="Compact"/>
-        <w:numPr>
-          <w:ilvl w:val="0"/>
-          <w:numId w:val="1012"/>
-        </w:numPr>
-      </w:pPr>
-      <w:r>
-        <w:rPr>
-          <w:b/>
-          <w:bCs/>
-        </w:rPr>
-        <w:t xml:space="preserve">Вычитание</w:t>
-      </w:r>
-    </w:p>
-    <w:bookmarkStart w:id="119" w:name="fig:024"/>
+        <w:t xml:space="preserve">Рис. 27: Задание №1.3: цикл for</w:t>
+      </w:r>
+    </w:p>
+    <w:bookmarkEnd w:id="132"/>
+    <w:bookmarkStart w:id="136" w:name="fig:028"/>
     <w:p>
       <w:pPr>
         <w:pStyle w:val="CaptionedFigure"/>
@@ -2160,20 +2471,20 @@
       <w:r>
         <w:drawing>
           <wp:inline>
-            <wp:extent cx="2404296" cy="1784039"/>
+            <wp:extent cx="4437717" cy="1924716"/>
             <wp:effectExtent b="0" l="0" r="0" t="0"/>
-            <wp:docPr descr="Рис. 24: Пример использования операции вычитания" title="" id="117" name="Picture"/>
+            <wp:docPr descr="Рис. 28: Задание №1.3: цикл while" title="" id="134" name="Picture"/>
             <a:graphic>
               <a:graphicData uri="http://schemas.openxmlformats.org/drawingml/2006/picture">
                 <pic:pic>
                   <pic:nvPicPr>
-                    <pic:cNvPr descr="../images/1.4.3.1.png" id="118" name="Picture"/>
+                    <pic:cNvPr descr="../images/5.1.3.2.png" id="135" name="Picture"/>
                     <pic:cNvPicPr>
                       <a:picLocks noChangeArrowheads="1" noChangeAspect="1"/>
                     </pic:cNvPicPr>
                   </pic:nvPicPr>
                   <pic:blipFill>
-                    <a:blip r:embed="rId116"/>
+                    <a:blip r:embed="rId133"/>
                     <a:stretch>
                       <a:fillRect/>
                     </a:stretch>
@@ -2181,7 +2492,7 @@
                   <pic:spPr bwMode="auto">
                     <a:xfrm>
                       <a:off x="0" y="0"/>
-                      <a:ext cx="2404296" cy="1784039"/>
+                      <a:ext cx="4437717" cy="1924716"/>
                     </a:xfrm>
                     <a:prstGeom prst="rect">
                       <a:avLst/>
@@ -2205,35 +2516,11 @@
         <w:pStyle w:val="ImageCaption"/>
       </w:pPr>
       <w:r>
-        <w:t xml:space="preserve">Рис. 24: Пример использования операции вычитания</w:t>
-      </w:r>
-    </w:p>
-    <w:bookmarkEnd w:id="119"/>
-    <w:p>
-      <w:pPr>
-        <w:pStyle w:val="Compact"/>
-        <w:numPr>
-          <w:ilvl w:val="0"/>
-          <w:numId w:val="1013"/>
-        </w:numPr>
-      </w:pPr>
-      <w:r>
-        <w:rPr>
-          <w:b/>
-          <w:bCs/>
-        </w:rPr>
-        <w:t xml:space="preserve">Умножение</w:t>
-      </w:r>
-    </w:p>
-    <w:p>
-      <w:pPr>
-        <w:pStyle w:val="FirstParagraph"/>
-      </w:pPr>
-      <w:r>
-        <w:t xml:space="preserve">Julia поддерживает неявное умножение: ax эквивалентно a * x</w:t>
-      </w:r>
-    </w:p>
-    <w:bookmarkStart w:id="123" w:name="fig:025"/>
+        <w:t xml:space="preserve">Рис. 28: Задание №1.3: цикл while</w:t>
+      </w:r>
+    </w:p>
+    <w:bookmarkEnd w:id="136"/>
+    <w:bookmarkStart w:id="140" w:name="fig:029"/>
     <w:p>
       <w:pPr>
         <w:pStyle w:val="CaptionedFigure"/>
@@ -2241,20 +2528,20 @@
       <w:r>
         <w:drawing>
           <wp:inline>
-            <wp:extent cx="2500212" cy="2768777"/>
+            <wp:extent cx="2877482" cy="2455451"/>
             <wp:effectExtent b="0" l="0" r="0" t="0"/>
-            <wp:docPr descr="Рис. 25: Пример использования операции умножения" title="" id="121" name="Picture"/>
+            <wp:docPr descr="Рис. 29: Задание №2: результат 1" title="" id="138" name="Picture"/>
             <a:graphic>
               <a:graphicData uri="http://schemas.openxmlformats.org/drawingml/2006/picture">
                 <pic:pic>
                   <pic:nvPicPr>
-                    <pic:cNvPr descr="../images/1.4.3.2.png" id="122" name="Picture"/>
+                    <pic:cNvPr descr="../images/5.2.1.png" id="139" name="Picture"/>
                     <pic:cNvPicPr>
                       <a:picLocks noChangeArrowheads="1" noChangeAspect="1"/>
                     </pic:cNvPicPr>
                   </pic:nvPicPr>
                   <pic:blipFill>
-                    <a:blip r:embed="rId120"/>
+                    <a:blip r:embed="rId137"/>
                     <a:stretch>
                       <a:fillRect/>
                     </a:stretch>
@@ -2262,7 +2549,7 @@
                   <pic:spPr bwMode="auto">
                     <a:xfrm>
                       <a:off x="0" y="0"/>
-                      <a:ext cx="2500212" cy="2768777"/>
+                      <a:ext cx="2877482" cy="2455451"/>
                     </a:xfrm>
                     <a:prstGeom prst="rect">
                       <a:avLst/>
@@ -2286,47 +2573,11 @@
         <w:pStyle w:val="ImageCaption"/>
       </w:pPr>
       <w:r>
-        <w:t xml:space="preserve">Рис. 25: Пример использования операции умножения</w:t>
-      </w:r>
-    </w:p>
-    <w:bookmarkEnd w:id="123"/>
-    <w:p>
-      <w:pPr>
-        <w:pStyle w:val="Compact"/>
-        <w:numPr>
-          <w:ilvl w:val="0"/>
-          <w:numId w:val="1014"/>
-        </w:numPr>
-      </w:pPr>
-      <w:r>
-        <w:rPr>
-          <w:b/>
-          <w:bCs/>
-        </w:rPr>
-        <w:t xml:space="preserve">Деление</w:t>
-      </w:r>
-    </w:p>
-    <w:p>
-      <w:pPr>
-        <w:pStyle w:val="FirstParagraph"/>
-      </w:pPr>
-      <w:r>
-        <w:t xml:space="preserve">Julia поддерживает два вида деления:</w:t>
-      </w:r>
-      <w:r>
-        <w:t xml:space="preserve"> </w:t>
-      </w:r>
-      <w:r>
-        <w:t xml:space="preserve">- Обычное деление (/)</w:t>
-      </w:r>
-      <w:r>
-        <w:t xml:space="preserve"> </w:t>
-      </w:r>
-      <w:r>
-        <w:t xml:space="preserve">- Целочисленное деление (÷ или div())</w:t>
-      </w:r>
-    </w:p>
-    <w:bookmarkStart w:id="127" w:name="fig:026"/>
+        <w:t xml:space="preserve">Рис. 29: Задание №2: результат 1</w:t>
+      </w:r>
+    </w:p>
+    <w:bookmarkEnd w:id="140"/>
+    <w:bookmarkStart w:id="144" w:name="fig:030"/>
     <w:p>
       <w:pPr>
         <w:pStyle w:val="CaptionedFigure"/>
@@ -2334,20 +2585,20 @@
       <w:r>
         <w:drawing>
           <wp:inline>
-            <wp:extent cx="2231647" cy="2250830"/>
+            <wp:extent cx="2973398" cy="2365930"/>
             <wp:effectExtent b="0" l="0" r="0" t="0"/>
-            <wp:docPr descr="Рис. 26: Пример использования операции деления" title="" id="125" name="Picture"/>
+            <wp:docPr descr="Рис. 30: Задание №2: результат 2" title="" id="142" name="Picture"/>
             <a:graphic>
               <a:graphicData uri="http://schemas.openxmlformats.org/drawingml/2006/picture">
                 <pic:pic>
                   <pic:nvPicPr>
-                    <pic:cNvPr descr="../images/1.4.3.3.png" id="126" name="Picture"/>
+                    <pic:cNvPr descr="../images/5.2.2.png" id="143" name="Picture"/>
                     <pic:cNvPicPr>
                       <a:picLocks noChangeArrowheads="1" noChangeAspect="1"/>
                     </pic:cNvPicPr>
                   </pic:nvPicPr>
                   <pic:blipFill>
-                    <a:blip r:embed="rId124"/>
+                    <a:blip r:embed="rId141"/>
                     <a:stretch>
                       <a:fillRect/>
                     </a:stretch>
@@ -2355,7 +2606,7 @@
                   <pic:spPr bwMode="auto">
                     <a:xfrm>
                       <a:off x="0" y="0"/>
-                      <a:ext cx="2231647" cy="2250830"/>
+                      <a:ext cx="2973398" cy="2365930"/>
                     </a:xfrm>
                     <a:prstGeom prst="rect">
                       <a:avLst/>
@@ -2379,27 +2630,11 @@
         <w:pStyle w:val="ImageCaption"/>
       </w:pPr>
       <w:r>
-        <w:t xml:space="preserve">Рис. 26: Пример использования операции деления</w:t>
-      </w:r>
-    </w:p>
-    <w:bookmarkEnd w:id="127"/>
-    <w:p>
-      <w:pPr>
-        <w:pStyle w:val="Compact"/>
-        <w:numPr>
-          <w:ilvl w:val="0"/>
-          <w:numId w:val="1015"/>
-        </w:numPr>
-      </w:pPr>
-      <w:r>
-        <w:rPr>
-          <w:b/>
-          <w:bCs/>
-        </w:rPr>
-        <w:t xml:space="preserve">Возведение в степень</w:t>
-      </w:r>
-    </w:p>
-    <w:bookmarkStart w:id="131" w:name="fig:027"/>
+        <w:t xml:space="preserve">Рис. 30: Задание №2: результат 2</w:t>
+      </w:r>
+    </w:p>
+    <w:bookmarkEnd w:id="144"/>
+    <w:bookmarkStart w:id="148" w:name="fig:031"/>
     <w:p>
       <w:pPr>
         <w:pStyle w:val="CaptionedFigure"/>
@@ -2407,20 +2642,20 @@
       <w:r>
         <w:drawing>
           <wp:inline>
-            <wp:extent cx="2423479" cy="2231647"/>
+            <wp:extent cx="3325090" cy="1291669"/>
             <wp:effectExtent b="0" l="0" r="0" t="0"/>
-            <wp:docPr descr="Рис. 27: Пример использования операции возведения в степень" title="" id="129" name="Picture"/>
+            <wp:docPr descr="Рис. 31: Задание №3" title="" id="146" name="Picture"/>
             <a:graphic>
               <a:graphicData uri="http://schemas.openxmlformats.org/drawingml/2006/picture">
                 <pic:pic>
                   <pic:nvPicPr>
-                    <pic:cNvPr descr="../images/1.4.3.4.png" id="130" name="Picture"/>
+                    <pic:cNvPr descr="../images/5.3.png" id="147" name="Picture"/>
                     <pic:cNvPicPr>
                       <a:picLocks noChangeArrowheads="1" noChangeAspect="1"/>
                     </pic:cNvPicPr>
                   </pic:nvPicPr>
                   <pic:blipFill>
-                    <a:blip r:embed="rId128"/>
+                    <a:blip r:embed="rId145"/>
                     <a:stretch>
                       <a:fillRect/>
                     </a:stretch>
@@ -2428,7 +2663,7 @@
                   <pic:spPr bwMode="auto">
                     <a:xfrm>
                       <a:off x="0" y="0"/>
-                      <a:ext cx="2423479" cy="2231647"/>
+                      <a:ext cx="3325090" cy="1291669"/>
                     </a:xfrm>
                     <a:prstGeom prst="rect">
                       <a:avLst/>
@@ -2452,35 +2687,11 @@
         <w:pStyle w:val="ImageCaption"/>
       </w:pPr>
       <w:r>
-        <w:t xml:space="preserve">Рис. 27: Пример использования операции возведения в степень</w:t>
-      </w:r>
-    </w:p>
-    <w:bookmarkEnd w:id="131"/>
-    <w:p>
-      <w:pPr>
-        <w:pStyle w:val="Compact"/>
-        <w:numPr>
-          <w:ilvl w:val="0"/>
-          <w:numId w:val="1016"/>
-        </w:numPr>
-      </w:pPr>
-      <w:r>
-        <w:rPr>
-          <w:b/>
-          <w:bCs/>
-        </w:rPr>
-        <w:t xml:space="preserve">Извлечение корня</w:t>
-      </w:r>
-    </w:p>
-    <w:p>
-      <w:pPr>
-        <w:pStyle w:val="FirstParagraph"/>
-      </w:pPr>
-      <w:r>
-        <w:t xml:space="preserve">Julia поддерживает функции извлечения квадратного и кубического корней, а также извлечения корня произвольной степени путём возведения в степень.</w:t>
-      </w:r>
-    </w:p>
-    <w:bookmarkStart w:id="135" w:name="fig:028"/>
+        <w:t xml:space="preserve">Рис. 31: Задание №3</w:t>
+      </w:r>
+    </w:p>
+    <w:bookmarkEnd w:id="148"/>
+    <w:bookmarkStart w:id="152" w:name="fig:032"/>
     <w:p>
       <w:pPr>
         <w:pStyle w:val="CaptionedFigure"/>
@@ -2488,20 +2699,20 @@
       <w:r>
         <w:drawing>
           <wp:inline>
-            <wp:extent cx="1847983" cy="2270013"/>
+            <wp:extent cx="3011765" cy="1541051"/>
             <wp:effectExtent b="0" l="0" r="0" t="0"/>
-            <wp:docPr descr="Рис. 28: Пример использования операции извлечения корня" title="" id="133" name="Picture"/>
+            <wp:docPr descr="Рис. 32: Задание №4" title="" id="150" name="Picture"/>
             <a:graphic>
               <a:graphicData uri="http://schemas.openxmlformats.org/drawingml/2006/picture">
                 <pic:pic>
                   <pic:nvPicPr>
-                    <pic:cNvPr descr="../images/1.4.3.5.png" id="134" name="Picture"/>
+                    <pic:cNvPr descr="../images/5.4.png" id="151" name="Picture"/>
                     <pic:cNvPicPr>
                       <a:picLocks noChangeArrowheads="1" noChangeAspect="1"/>
                     </pic:cNvPicPr>
                   </pic:nvPicPr>
                   <pic:blipFill>
-                    <a:blip r:embed="rId132"/>
+                    <a:blip r:embed="rId149"/>
                     <a:stretch>
                       <a:fillRect/>
                     </a:stretch>
@@ -2509,7 +2720,7 @@
                   <pic:spPr bwMode="auto">
                     <a:xfrm>
                       <a:off x="0" y="0"/>
-                      <a:ext cx="1847983" cy="2270013"/>
+                      <a:ext cx="3011765" cy="1541051"/>
                     </a:xfrm>
                     <a:prstGeom prst="rect">
                       <a:avLst/>
@@ -2533,27 +2744,11 @@
         <w:pStyle w:val="ImageCaption"/>
       </w:pPr>
       <w:r>
-        <w:t xml:space="preserve">Рис. 28: Пример использования операции извлечения корня</w:t>
-      </w:r>
-    </w:p>
-    <w:bookmarkEnd w:id="135"/>
-    <w:p>
-      <w:pPr>
-        <w:pStyle w:val="Compact"/>
-        <w:numPr>
-          <w:ilvl w:val="0"/>
-          <w:numId w:val="1017"/>
-        </w:numPr>
-      </w:pPr>
-      <w:r>
-        <w:rPr>
-          <w:b/>
-          <w:bCs/>
-        </w:rPr>
-        <w:t xml:space="preserve">Сравнение</w:t>
-      </w:r>
-    </w:p>
-    <w:bookmarkStart w:id="139" w:name="fig:029"/>
+        <w:t xml:space="preserve">Рис. 32: Задание №4</w:t>
+      </w:r>
+    </w:p>
+    <w:bookmarkEnd w:id="152"/>
+    <w:bookmarkStart w:id="156" w:name="fig:033"/>
     <w:p>
       <w:pPr>
         <w:pStyle w:val="CaptionedFigure"/>
@@ -2561,20 +2756,20 @@
       <w:r>
         <w:drawing>
           <wp:inline>
-            <wp:extent cx="1956688" cy="2743200"/>
+            <wp:extent cx="2647283" cy="2154914"/>
             <wp:effectExtent b="0" l="0" r="0" t="0"/>
-            <wp:docPr descr="Рис. 29: Пример использования операции сравнения" title="" id="137" name="Picture"/>
+            <wp:docPr descr="Рис. 33: Задание №5.1" title="" id="154" name="Picture"/>
             <a:graphic>
               <a:graphicData uri="http://schemas.openxmlformats.org/drawingml/2006/picture">
                 <pic:pic>
                   <pic:nvPicPr>
-                    <pic:cNvPr descr="../images/1.4.3.6.1.png" id="138" name="Picture"/>
+                    <pic:cNvPr descr="../images/5.5.1.png" id="155" name="Picture"/>
                     <pic:cNvPicPr>
                       <a:picLocks noChangeArrowheads="1" noChangeAspect="1"/>
                     </pic:cNvPicPr>
                   </pic:nvPicPr>
                   <pic:blipFill>
-                    <a:blip r:embed="rId136"/>
+                    <a:blip r:embed="rId153"/>
                     <a:stretch>
                       <a:fillRect/>
                     </a:stretch>
@@ -2582,7 +2777,7 @@
                   <pic:spPr bwMode="auto">
                     <a:xfrm>
                       <a:off x="0" y="0"/>
-                      <a:ext cx="1956688" cy="2743200"/>
+                      <a:ext cx="2647283" cy="2154914"/>
                     </a:xfrm>
                     <a:prstGeom prst="rect">
                       <a:avLst/>
@@ -2606,19 +2801,11 @@
         <w:pStyle w:val="ImageCaption"/>
       </w:pPr>
       <w:r>
-        <w:t xml:space="preserve">Рис. 29: Пример использования операции сравнения</w:t>
-      </w:r>
-    </w:p>
-    <w:bookmarkEnd w:id="139"/>
-    <w:p>
-      <w:pPr>
-        <w:pStyle w:val="BodyText"/>
-      </w:pPr>
-      <w:r>
-        <w:t xml:space="preserve">Из-за погрешности вычислений чисел с плавающей точкой, существует следущее:</w:t>
-      </w:r>
-    </w:p>
-    <w:bookmarkStart w:id="143" w:name="fig:030"/>
+        <w:t xml:space="preserve">Рис. 33: Задание №5.1</w:t>
+      </w:r>
+    </w:p>
+    <w:bookmarkEnd w:id="156"/>
+    <w:bookmarkStart w:id="160" w:name="fig:034"/>
     <w:p>
       <w:pPr>
         <w:pStyle w:val="CaptionedFigure"/>
@@ -2626,20 +2813,20 @@
       <w:r>
         <w:drawing>
           <wp:inline>
-            <wp:extent cx="2378718" cy="613862"/>
+            <wp:extent cx="4239490" cy="2570551"/>
             <wp:effectExtent b="0" l="0" r="0" t="0"/>
-            <wp:docPr descr="Рис. 30: Особенность сравнения вещественных чисел" title="" id="141" name="Picture"/>
+            <wp:docPr descr="Рис. 34: Задание №5.2" title="" id="158" name="Picture"/>
             <a:graphic>
               <a:graphicData uri="http://schemas.openxmlformats.org/drawingml/2006/picture">
                 <pic:pic>
                   <pic:nvPicPr>
-                    <pic:cNvPr descr="../images/1.4.3.6.2.png" id="142" name="Picture"/>
+                    <pic:cNvPr descr="../images/5.5.2.png" id="159" name="Picture"/>
                     <pic:cNvPicPr>
                       <a:picLocks noChangeArrowheads="1" noChangeAspect="1"/>
                     </pic:cNvPicPr>
                   </pic:nvPicPr>
                   <pic:blipFill>
-                    <a:blip r:embed="rId140"/>
+                    <a:blip r:embed="rId157"/>
                     <a:stretch>
                       <a:fillRect/>
                     </a:stretch>
@@ -2647,7 +2834,7 @@
                   <pic:spPr bwMode="auto">
                     <a:xfrm>
                       <a:off x="0" y="0"/>
-                      <a:ext cx="2378718" cy="613862"/>
+                      <a:ext cx="4239490" cy="2570551"/>
                     </a:xfrm>
                     <a:prstGeom prst="rect">
                       <a:avLst/>
@@ -2671,27 +2858,11 @@
         <w:pStyle w:val="ImageCaption"/>
       </w:pPr>
       <w:r>
-        <w:t xml:space="preserve">Рис. 30: Особенность сравнения вещественных чисел</w:t>
-      </w:r>
-    </w:p>
-    <w:bookmarkEnd w:id="143"/>
-    <w:p>
-      <w:pPr>
-        <w:pStyle w:val="Compact"/>
-        <w:numPr>
-          <w:ilvl w:val="0"/>
-          <w:numId w:val="1018"/>
-        </w:numPr>
-      </w:pPr>
-      <w:r>
-        <w:rPr>
-          <w:b/>
-          <w:bCs/>
-        </w:rPr>
-        <w:t xml:space="preserve">Логические операции</w:t>
-      </w:r>
-    </w:p>
-    <w:bookmarkStart w:id="147" w:name="fig:031"/>
+        <w:t xml:space="preserve">Рис. 34: Задание №5.2</w:t>
+      </w:r>
+    </w:p>
+    <w:bookmarkEnd w:id="160"/>
+    <w:bookmarkStart w:id="164" w:name="fig:035"/>
     <w:p>
       <w:pPr>
         <w:pStyle w:val="CaptionedFigure"/>
@@ -2699,20 +2870,20 @@
       <w:r>
         <w:drawing>
           <wp:inline>
-            <wp:extent cx="1745672" cy="1752067"/>
+            <wp:extent cx="5334000" cy="1188347"/>
             <wp:effectExtent b="0" l="0" r="0" t="0"/>
-            <wp:docPr descr="Рис. 31: Пример использования логических операций" title="" id="145" name="Picture"/>
+            <wp:docPr descr="Рис. 35: Задание №6" title="" id="162" name="Picture"/>
             <a:graphic>
               <a:graphicData uri="http://schemas.openxmlformats.org/drawingml/2006/picture">
                 <pic:pic>
                   <pic:nvPicPr>
-                    <pic:cNvPr descr="../images/1.4.3.7.png" id="146" name="Picture"/>
+                    <pic:cNvPr descr="../images/5.6.png" id="163" name="Picture"/>
                     <pic:cNvPicPr>
                       <a:picLocks noChangeArrowheads="1" noChangeAspect="1"/>
                     </pic:cNvPicPr>
                   </pic:nvPicPr>
                   <pic:blipFill>
-                    <a:blip r:embed="rId144"/>
+                    <a:blip r:embed="rId161"/>
                     <a:stretch>
                       <a:fillRect/>
                     </a:stretch>
@@ -2720,7 +2891,7 @@
                   <pic:spPr bwMode="auto">
                     <a:xfrm>
                       <a:off x="0" y="0"/>
-                      <a:ext cx="1745672" cy="1752067"/>
+                      <a:ext cx="5334000" cy="1188347"/>
                     </a:xfrm>
                     <a:prstGeom prst="rect">
                       <a:avLst/>
@@ -2744,39 +2915,11 @@
         <w:pStyle w:val="ImageCaption"/>
       </w:pPr>
       <w:r>
-        <w:t xml:space="preserve">Рис. 31: Пример использования логических операций</w:t>
-      </w:r>
-    </w:p>
-    <w:bookmarkEnd w:id="147"/>
-    <w:p>
-      <w:pPr>
-        <w:pStyle w:val="Compact"/>
-        <w:numPr>
-          <w:ilvl w:val="0"/>
-          <w:numId w:val="1019"/>
-        </w:numPr>
-      </w:pPr>
-      <w:r>
-        <w:t xml:space="preserve">Привёл несколько своих примеров с операциями над матрицами и векторами: сложение, вычитание, скалярное произведение, транспонирование, умножение на скаляр.</w:t>
-      </w:r>
-    </w:p>
-    <w:p>
-      <w:pPr>
-        <w:pStyle w:val="Compact"/>
-        <w:numPr>
-          <w:ilvl w:val="0"/>
-          <w:numId w:val="1020"/>
-        </w:numPr>
-      </w:pPr>
-      <w:r>
-        <w:rPr>
-          <w:b/>
-          <w:bCs/>
-        </w:rPr>
-        <w:t xml:space="preserve">Сложение</w:t>
-      </w:r>
-    </w:p>
-    <w:bookmarkStart w:id="151" w:name="fig:032"/>
+        <w:t xml:space="preserve">Рис. 35: Задание №6</w:t>
+      </w:r>
+    </w:p>
+    <w:bookmarkEnd w:id="164"/>
+    <w:bookmarkStart w:id="168" w:name="fig:036"/>
     <w:p>
       <w:pPr>
         <w:pStyle w:val="CaptionedFigure"/>
@@ -2784,20 +2927,20 @@
       <w:r>
         <w:drawing>
           <wp:inline>
-            <wp:extent cx="1694517" cy="1119020"/>
+            <wp:extent cx="2442662" cy="4629549"/>
             <wp:effectExtent b="0" l="0" r="0" t="0"/>
-            <wp:docPr descr="Рис. 32: Пример сложения матриц" title="" id="149" name="Picture"/>
+            <wp:docPr descr="Рис. 36: Задание №7.1" title="" id="166" name="Picture"/>
             <a:graphic>
               <a:graphicData uri="http://schemas.openxmlformats.org/drawingml/2006/picture">
                 <pic:pic>
                   <pic:nvPicPr>
-                    <pic:cNvPr descr="../images/1.4.4.1.png" id="150" name="Picture"/>
+                    <pic:cNvPr descr="../images/5.7.1.png" id="167" name="Picture"/>
                     <pic:cNvPicPr>
                       <a:picLocks noChangeArrowheads="1" noChangeAspect="1"/>
                     </pic:cNvPicPr>
                   </pic:nvPicPr>
                   <pic:blipFill>
-                    <a:blip r:embed="rId148"/>
+                    <a:blip r:embed="rId165"/>
                     <a:stretch>
                       <a:fillRect/>
                     </a:stretch>
@@ -2805,7 +2948,7 @@
                   <pic:spPr bwMode="auto">
                     <a:xfrm>
                       <a:off x="0" y="0"/>
-                      <a:ext cx="1694517" cy="1119020"/>
+                      <a:ext cx="2442662" cy="4629549"/>
                     </a:xfrm>
                     <a:prstGeom prst="rect">
                       <a:avLst/>
@@ -2829,11 +2972,11 @@
         <w:pStyle w:val="ImageCaption"/>
       </w:pPr>
       <w:r>
-        <w:t xml:space="preserve">Рис. 32: Пример сложения матриц</w:t>
-      </w:r>
-    </w:p>
-    <w:bookmarkEnd w:id="151"/>
-    <w:bookmarkStart w:id="155" w:name="fig:033"/>
+        <w:t xml:space="preserve">Рис. 36: Задание №7.1</w:t>
+      </w:r>
+    </w:p>
+    <w:bookmarkEnd w:id="168"/>
+    <w:bookmarkStart w:id="172" w:name="fig:037"/>
     <w:p>
       <w:pPr>
         <w:pStyle w:val="CaptionedFigure"/>
@@ -2841,20 +2984,20 @@
       <w:r>
         <w:drawing>
           <wp:inline>
-            <wp:extent cx="1771250" cy="1189359"/>
+            <wp:extent cx="2116548" cy="4322618"/>
             <wp:effectExtent b="0" l="0" r="0" t="0"/>
-            <wp:docPr descr="Рис. 33: Пример сложения векторов" title="" id="153" name="Picture"/>
+            <wp:docPr descr="Рис. 37: Задание №7.2" title="" id="170" name="Picture"/>
             <a:graphic>
               <a:graphicData uri="http://schemas.openxmlformats.org/drawingml/2006/picture">
                 <pic:pic>
                   <pic:nvPicPr>
-                    <pic:cNvPr descr="../images/1.4.4.2.png" id="154" name="Picture"/>
+                    <pic:cNvPr descr="../images/5.7.2.png" id="171" name="Picture"/>
                     <pic:cNvPicPr>
                       <a:picLocks noChangeArrowheads="1" noChangeAspect="1"/>
                     </pic:cNvPicPr>
                   </pic:nvPicPr>
                   <pic:blipFill>
-                    <a:blip r:embed="rId152"/>
+                    <a:blip r:embed="rId169"/>
                     <a:stretch>
                       <a:fillRect/>
                     </a:stretch>
@@ -2862,7 +3005,7 @@
                   <pic:spPr bwMode="auto">
                     <a:xfrm>
                       <a:off x="0" y="0"/>
-                      <a:ext cx="1771250" cy="1189359"/>
+                      <a:ext cx="2116548" cy="4322618"/>
                     </a:xfrm>
                     <a:prstGeom prst="rect">
                       <a:avLst/>
@@ -2886,27 +3029,11 @@
         <w:pStyle w:val="ImageCaption"/>
       </w:pPr>
       <w:r>
-        <w:t xml:space="preserve">Рис. 33: Пример сложения векторов</w:t>
-      </w:r>
-    </w:p>
-    <w:bookmarkEnd w:id="155"/>
-    <w:p>
-      <w:pPr>
-        <w:pStyle w:val="Compact"/>
-        <w:numPr>
-          <w:ilvl w:val="0"/>
-          <w:numId w:val="1021"/>
-        </w:numPr>
-      </w:pPr>
-      <w:r>
-        <w:rPr>
-          <w:b/>
-          <w:bCs/>
-        </w:rPr>
-        <w:t xml:space="preserve">Вычитание</w:t>
-      </w:r>
-    </w:p>
-    <w:bookmarkStart w:id="159" w:name="fig:034"/>
+        <w:t xml:space="preserve">Рис. 37: Задание №7.2</w:t>
+      </w:r>
+    </w:p>
+    <w:bookmarkEnd w:id="172"/>
+    <w:bookmarkStart w:id="176" w:name="fig:038"/>
     <w:p>
       <w:pPr>
         <w:pStyle w:val="CaptionedFigure"/>
@@ -2914,20 +3041,20 @@
       <w:r>
         <w:drawing>
           <wp:inline>
-            <wp:extent cx="1879955" cy="1080654"/>
+            <wp:extent cx="5334000" cy="1839951"/>
             <wp:effectExtent b="0" l="0" r="0" t="0"/>
-            <wp:docPr descr="Рис. 34: Пример вычитания матриц" title="" id="157" name="Picture"/>
+            <wp:docPr descr="Рис. 38: Задание №7.3" title="" id="174" name="Picture"/>
             <a:graphic>
               <a:graphicData uri="http://schemas.openxmlformats.org/drawingml/2006/picture">
                 <pic:pic>
                   <pic:nvPicPr>
-                    <pic:cNvPr descr="../images/1.4.4.3.png" id="158" name="Picture"/>
+                    <pic:cNvPr descr="../images/5.7.3.png" id="175" name="Picture"/>
                     <pic:cNvPicPr>
                       <a:picLocks noChangeArrowheads="1" noChangeAspect="1"/>
                     </pic:cNvPicPr>
                   </pic:nvPicPr>
                   <pic:blipFill>
-                    <a:blip r:embed="rId156"/>
+                    <a:blip r:embed="rId173"/>
                     <a:stretch>
                       <a:fillRect/>
                     </a:stretch>
@@ -2935,7 +3062,7 @@
                   <pic:spPr bwMode="auto">
                     <a:xfrm>
                       <a:off x="0" y="0"/>
-                      <a:ext cx="1879955" cy="1080654"/>
+                      <a:ext cx="5334000" cy="1839951"/>
                     </a:xfrm>
                     <a:prstGeom prst="rect">
                       <a:avLst/>
@@ -2959,11 +3086,11 @@
         <w:pStyle w:val="ImageCaption"/>
       </w:pPr>
       <w:r>
-        <w:t xml:space="preserve">Рис. 34: Пример вычитания матриц</w:t>
-      </w:r>
-    </w:p>
-    <w:bookmarkEnd w:id="159"/>
-    <w:bookmarkStart w:id="163" w:name="fig:035"/>
+        <w:t xml:space="preserve">Рис. 38: Задание №7.3</w:t>
+      </w:r>
+    </w:p>
+    <w:bookmarkEnd w:id="176"/>
+    <w:bookmarkStart w:id="180" w:name="fig:039"/>
     <w:p>
       <w:pPr>
         <w:pStyle w:val="CaptionedFigure"/>
@@ -2971,20 +3098,20 @@
       <w:r>
         <w:drawing>
           <wp:inline>
-            <wp:extent cx="1649756" cy="1170176"/>
+            <wp:extent cx="5334000" cy="2641290"/>
             <wp:effectExtent b="0" l="0" r="0" t="0"/>
-            <wp:docPr descr="Рис. 35: Пример вычитания векторов" title="" id="161" name="Picture"/>
+            <wp:docPr descr="Рис. 39: Задание №8" title="" id="178" name="Picture"/>
             <a:graphic>
               <a:graphicData uri="http://schemas.openxmlformats.org/drawingml/2006/picture">
                 <pic:pic>
                   <pic:nvPicPr>
-                    <pic:cNvPr descr="../images/1.4.4.4.png" id="162" name="Picture"/>
+                    <pic:cNvPr descr="../images/5.8.png" id="179" name="Picture"/>
                     <pic:cNvPicPr>
                       <a:picLocks noChangeArrowheads="1" noChangeAspect="1"/>
                     </pic:cNvPicPr>
                   </pic:nvPicPr>
                   <pic:blipFill>
-                    <a:blip r:embed="rId160"/>
+                    <a:blip r:embed="rId177"/>
                     <a:stretch>
                       <a:fillRect/>
                     </a:stretch>
@@ -2992,7 +3119,7 @@
                   <pic:spPr bwMode="auto">
                     <a:xfrm>
                       <a:off x="0" y="0"/>
-                      <a:ext cx="1649756" cy="1170176"/>
+                      <a:ext cx="5334000" cy="2641290"/>
                     </a:xfrm>
                     <a:prstGeom prst="rect">
                       <a:avLst/>
@@ -3016,27 +3143,11 @@
         <w:pStyle w:val="ImageCaption"/>
       </w:pPr>
       <w:r>
-        <w:t xml:space="preserve">Рис. 35: Пример вычитания векторов</w:t>
-      </w:r>
-    </w:p>
-    <w:bookmarkEnd w:id="163"/>
-    <w:p>
-      <w:pPr>
-        <w:pStyle w:val="Compact"/>
-        <w:numPr>
-          <w:ilvl w:val="0"/>
-          <w:numId w:val="1022"/>
-        </w:numPr>
-      </w:pPr>
-      <w:r>
-        <w:rPr>
-          <w:b/>
-          <w:bCs/>
-        </w:rPr>
-        <w:t xml:space="preserve">Скалярное произведение</w:t>
-      </w:r>
-    </w:p>
-    <w:bookmarkStart w:id="167" w:name="fig:036"/>
+        <w:t xml:space="preserve">Рис. 39: Задание №8</w:t>
+      </w:r>
+    </w:p>
+    <w:bookmarkEnd w:id="180"/>
+    <w:bookmarkStart w:id="184" w:name="fig:040"/>
     <w:p>
       <w:pPr>
         <w:pStyle w:val="CaptionedFigure"/>
@@ -3044,20 +3155,20 @@
       <w:r>
         <w:drawing>
           <wp:inline>
-            <wp:extent cx="2097365" cy="1464318"/>
+            <wp:extent cx="3114075" cy="3376246"/>
             <wp:effectExtent b="0" l="0" r="0" t="0"/>
-            <wp:docPr descr="Рис. 36: Пример скалярного произведения векторов" title="" id="165" name="Picture"/>
+            <wp:docPr descr="Рис. 40: Задание №9" title="" id="182" name="Picture"/>
             <a:graphic>
               <a:graphicData uri="http://schemas.openxmlformats.org/drawingml/2006/picture">
                 <pic:pic>
                   <pic:nvPicPr>
-                    <pic:cNvPr descr="../images/1.4.4.5.png" id="166" name="Picture"/>
+                    <pic:cNvPr descr="../images/5.9.png" id="183" name="Picture"/>
                     <pic:cNvPicPr>
                       <a:picLocks noChangeArrowheads="1" noChangeAspect="1"/>
                     </pic:cNvPicPr>
                   </pic:nvPicPr>
                   <pic:blipFill>
-                    <a:blip r:embed="rId164"/>
+                    <a:blip r:embed="rId181"/>
                     <a:stretch>
                       <a:fillRect/>
                     </a:stretch>
@@ -3065,7 +3176,7 @@
                   <pic:spPr bwMode="auto">
                     <a:xfrm>
                       <a:off x="0" y="0"/>
-                      <a:ext cx="2097365" cy="1464318"/>
+                      <a:ext cx="3114075" cy="3376246"/>
                     </a:xfrm>
                     <a:prstGeom prst="rect">
                       <a:avLst/>
@@ -3089,27 +3200,11 @@
         <w:pStyle w:val="ImageCaption"/>
       </w:pPr>
       <w:r>
-        <w:t xml:space="preserve">Рис. 36: Пример скалярного произведения векторов</w:t>
-      </w:r>
-    </w:p>
-    <w:bookmarkEnd w:id="167"/>
-    <w:p>
-      <w:pPr>
-        <w:pStyle w:val="Compact"/>
-        <w:numPr>
-          <w:ilvl w:val="0"/>
-          <w:numId w:val="1023"/>
-        </w:numPr>
-      </w:pPr>
-      <w:r>
-        <w:rPr>
-          <w:b/>
-          <w:bCs/>
-        </w:rPr>
-        <w:t xml:space="preserve">Транспонирование</w:t>
-      </w:r>
-    </w:p>
-    <w:bookmarkStart w:id="171" w:name="fig:037"/>
+        <w:t xml:space="preserve">Рис. 40: Задание №9</w:t>
+      </w:r>
+    </w:p>
+    <w:bookmarkEnd w:id="184"/>
+    <w:bookmarkStart w:id="188" w:name="fig:041"/>
     <w:p>
       <w:pPr>
         <w:pStyle w:val="CaptionedFigure"/>
@@ -3117,20 +3212,20 @@
       <w:r>
         <w:drawing>
           <wp:inline>
-            <wp:extent cx="2020632" cy="908005"/>
+            <wp:extent cx="5334000" cy="3917156"/>
             <wp:effectExtent b="0" l="0" r="0" t="0"/>
-            <wp:docPr descr="Рис. 37: Пример транспонирования матрицы" title="" id="169" name="Picture"/>
+            <wp:docPr descr="Рис. 41: Задание №10" title="" id="186" name="Picture"/>
             <a:graphic>
               <a:graphicData uri="http://schemas.openxmlformats.org/drawingml/2006/picture">
                 <pic:pic>
                   <pic:nvPicPr>
-                    <pic:cNvPr descr="../images/1.4.4.6.png" id="170" name="Picture"/>
+                    <pic:cNvPr descr="../images/5.10.png" id="187" name="Picture"/>
                     <pic:cNvPicPr>
                       <a:picLocks noChangeArrowheads="1" noChangeAspect="1"/>
                     </pic:cNvPicPr>
                   </pic:nvPicPr>
                   <pic:blipFill>
-                    <a:blip r:embed="rId168"/>
+                    <a:blip r:embed="rId185"/>
                     <a:stretch>
                       <a:fillRect/>
                     </a:stretch>
@@ -3138,7 +3233,7 @@
                   <pic:spPr bwMode="auto">
                     <a:xfrm>
                       <a:off x="0" y="0"/>
-                      <a:ext cx="2020632" cy="908005"/>
+                      <a:ext cx="5334000" cy="3917156"/>
                     </a:xfrm>
                     <a:prstGeom prst="rect">
                       <a:avLst/>
@@ -3162,11 +3257,11 @@
         <w:pStyle w:val="ImageCaption"/>
       </w:pPr>
       <w:r>
-        <w:t xml:space="preserve">Рис. 37: Пример транспонирования матрицы</w:t>
-      </w:r>
-    </w:p>
-    <w:bookmarkEnd w:id="171"/>
-    <w:bookmarkStart w:id="175" w:name="fig:038"/>
+        <w:t xml:space="preserve">Рис. 41: Задание №10</w:t>
+      </w:r>
+    </w:p>
+    <w:bookmarkEnd w:id="188"/>
+    <w:bookmarkStart w:id="192" w:name="fig:042"/>
     <w:p>
       <w:pPr>
         <w:pStyle w:val="CaptionedFigure"/>
@@ -3174,20 +3269,20 @@
       <w:r>
         <w:drawing>
           <wp:inline>
-            <wp:extent cx="1822405" cy="939977"/>
+            <wp:extent cx="4725465" cy="3536106"/>
             <wp:effectExtent b="0" l="0" r="0" t="0"/>
-            <wp:docPr descr="Рис. 38: Пример транспонирования вектора" title="" id="173" name="Picture"/>
+            <wp:docPr descr="Рис. 42: Задание №11" title="" id="190" name="Picture"/>
             <a:graphic>
               <a:graphicData uri="http://schemas.openxmlformats.org/drawingml/2006/picture">
                 <pic:pic>
                   <pic:nvPicPr>
-                    <pic:cNvPr descr="../images/1.4.4.7.png" id="174" name="Picture"/>
+                    <pic:cNvPr descr="../images/5.11.png" id="191" name="Picture"/>
                     <pic:cNvPicPr>
                       <a:picLocks noChangeArrowheads="1" noChangeAspect="1"/>
                     </pic:cNvPicPr>
                   </pic:nvPicPr>
                   <pic:blipFill>
-                    <a:blip r:embed="rId172"/>
+                    <a:blip r:embed="rId189"/>
                     <a:stretch>
                       <a:fillRect/>
                     </a:stretch>
@@ -3195,7 +3290,7 @@
                   <pic:spPr bwMode="auto">
                     <a:xfrm>
                       <a:off x="0" y="0"/>
-                      <a:ext cx="1822405" cy="939977"/>
+                      <a:ext cx="4725465" cy="3536106"/>
                     </a:xfrm>
                     <a:prstGeom prst="rect">
                       <a:avLst/>
@@ -3219,143 +3314,13 @@
         <w:pStyle w:val="ImageCaption"/>
       </w:pPr>
       <w:r>
-        <w:t xml:space="preserve">Рис. 38: Пример транспонирования вектора</w:t>
-      </w:r>
-    </w:p>
-    <w:bookmarkEnd w:id="175"/>
-    <w:p>
-      <w:pPr>
-        <w:pStyle w:val="Compact"/>
-        <w:numPr>
-          <w:ilvl w:val="0"/>
-          <w:numId w:val="1024"/>
-        </w:numPr>
-      </w:pPr>
-      <w:r>
-        <w:rPr>
-          <w:b/>
-          <w:bCs/>
-        </w:rPr>
-        <w:t xml:space="preserve">Умножение на скаляр</w:t>
-      </w:r>
-    </w:p>
-    <w:bookmarkStart w:id="179" w:name="fig:039"/>
-    <w:p>
-      <w:pPr>
-        <w:pStyle w:val="CaptionedFigure"/>
-      </w:pPr>
-      <w:r>
-        <w:drawing>
-          <wp:inline>
-            <wp:extent cx="1592206" cy="927188"/>
-            <wp:effectExtent b="0" l="0" r="0" t="0"/>
-            <wp:docPr descr="Рис. 39: Пример умножения вектора на скаляр" title="" id="177" name="Picture"/>
-            <a:graphic>
-              <a:graphicData uri="http://schemas.openxmlformats.org/drawingml/2006/picture">
-                <pic:pic>
-                  <pic:nvPicPr>
-                    <pic:cNvPr descr="../images/1.4.4.8.png" id="178" name="Picture"/>
-                    <pic:cNvPicPr>
-                      <a:picLocks noChangeArrowheads="1" noChangeAspect="1"/>
-                    </pic:cNvPicPr>
-                  </pic:nvPicPr>
-                  <pic:blipFill>
-                    <a:blip r:embed="rId176"/>
-                    <a:stretch>
-                      <a:fillRect/>
-                    </a:stretch>
-                  </pic:blipFill>
-                  <pic:spPr bwMode="auto">
-                    <a:xfrm>
-                      <a:off x="0" y="0"/>
-                      <a:ext cx="1592206" cy="927188"/>
-                    </a:xfrm>
-                    <a:prstGeom prst="rect">
-                      <a:avLst/>
-                    </a:prstGeom>
-                    <a:noFill/>
-                    <a:ln w="9525">
-                      <a:noFill/>
-                      <a:headEnd/>
-                      <a:tailEnd/>
-                    </a:ln>
-                  </pic:spPr>
-                </pic:pic>
-              </a:graphicData>
-            </a:graphic>
-          </wp:inline>
-        </w:drawing>
-      </w:r>
-    </w:p>
-    <w:p>
-      <w:pPr>
-        <w:pStyle w:val="ImageCaption"/>
-      </w:pPr>
-      <w:r>
-        <w:t xml:space="preserve">Рис. 39: Пример умножения вектора на скаляр</w:t>
-      </w:r>
-    </w:p>
-    <w:bookmarkEnd w:id="179"/>
-    <w:bookmarkStart w:id="183" w:name="fig:040"/>
-    <w:p>
-      <w:pPr>
-        <w:pStyle w:val="CaptionedFigure"/>
-      </w:pPr>
-      <w:r>
-        <w:drawing>
-          <wp:inline>
-            <wp:extent cx="1611390" cy="927188"/>
-            <wp:effectExtent b="0" l="0" r="0" t="0"/>
-            <wp:docPr descr="Рис. 40: Пример умножения матрицы на скаляр" title="" id="181" name="Picture"/>
-            <a:graphic>
-              <a:graphicData uri="http://schemas.openxmlformats.org/drawingml/2006/picture">
-                <pic:pic>
-                  <pic:nvPicPr>
-                    <pic:cNvPr descr="../images/1.4.4.9.png" id="182" name="Picture"/>
-                    <pic:cNvPicPr>
-                      <a:picLocks noChangeArrowheads="1" noChangeAspect="1"/>
-                    </pic:cNvPicPr>
-                  </pic:nvPicPr>
-                  <pic:blipFill>
-                    <a:blip r:embed="rId180"/>
-                    <a:stretch>
-                      <a:fillRect/>
-                    </a:stretch>
-                  </pic:blipFill>
-                  <pic:spPr bwMode="auto">
-                    <a:xfrm>
-                      <a:off x="0" y="0"/>
-                      <a:ext cx="1611390" cy="927188"/>
-                    </a:xfrm>
-                    <a:prstGeom prst="rect">
-                      <a:avLst/>
-                    </a:prstGeom>
-                    <a:noFill/>
-                    <a:ln w="9525">
-                      <a:noFill/>
-                      <a:headEnd/>
-                      <a:tailEnd/>
-                    </a:ln>
-                  </pic:spPr>
-                </pic:pic>
-              </a:graphicData>
-            </a:graphic>
-          </wp:inline>
-        </w:drawing>
-      </w:r>
-    </w:p>
-    <w:p>
-      <w:pPr>
-        <w:pStyle w:val="ImageCaption"/>
-      </w:pPr>
-      <w:r>
-        <w:t xml:space="preserve">Рис. 40: Пример умножения матрицы на скаляр</w:t>
-      </w:r>
-    </w:p>
-    <w:bookmarkEnd w:id="183"/>
-    <w:bookmarkEnd w:id="184"/>
-    <w:bookmarkEnd w:id="185"/>
-    <w:bookmarkStart w:id="186" w:name="выводы"/>
+        <w:t xml:space="preserve">Рис. 42: Задание №11</w:t>
+      </w:r>
+    </w:p>
+    <w:bookmarkEnd w:id="192"/>
+    <w:bookmarkEnd w:id="193"/>
+    <w:bookmarkEnd w:id="194"/>
+    <w:bookmarkStart w:id="195" w:name="выводы"/>
     <w:p>
       <w:pPr>
         <w:pStyle w:val="Heading1"/>
@@ -3378,10 +3343,10 @@
         <w:pStyle w:val="FirstParagraph"/>
       </w:pPr>
       <w:r>
-        <w:t xml:space="preserve">В результате выполнения лабораторной работы, я подготовил рабочее пространство и инструментарий для работы с языком программирования Julia, на простейших примерах познакомился с основами синтаксиса Julia.</w:t>
-      </w:r>
-    </w:p>
-    <w:bookmarkEnd w:id="186"/>
+        <w:t xml:space="preserve">В результате выполнения лабораторной работы, я освоил применение циклов функций и сторонних для Julia пакетов для решения задач линейной алгебры и работы с матрицами.</w:t>
+      </w:r>
+    </w:p>
+    <w:bookmarkEnd w:id="195"/>
     <w:sectPr/>
   </w:body>
 </w:document>
@@ -3488,91 +3453,6 @@
       </w:pPr>
     </w:lvl>
   </w:abstractNum>
-  <w:abstractNum w:abstractNumId="99411">
-    <w:nsid w:val="00A99411"/>
-    <w:multiLevelType w:val="multilevel"/>
-    <w:lvl w:ilvl="0">
-      <w:start w:val="1"/>
-      <w:numFmt w:val="decimal"/>
-      <w:lvlText w:val="%1."/>
-      <w:lvlJc w:val="left"/>
-      <w:pPr>
-        <w:ind w:left="720" w:hanging="360"/>
-      </w:pPr>
-    </w:lvl>
-    <w:lvl w:ilvl="1">
-      <w:start w:val="1"/>
-      <w:numFmt w:val="decimal"/>
-      <w:lvlText w:val="%2."/>
-      <w:lvlJc w:val="left"/>
-      <w:pPr>
-        <w:ind w:left="1440" w:hanging="360"/>
-      </w:pPr>
-    </w:lvl>
-    <w:lvl w:ilvl="2">
-      <w:start w:val="1"/>
-      <w:numFmt w:val="decimal"/>
-      <w:lvlText w:val="%3."/>
-      <w:lvlJc w:val="left"/>
-      <w:pPr>
-        <w:ind w:left="2160" w:hanging="360"/>
-      </w:pPr>
-    </w:lvl>
-    <w:lvl w:ilvl="3">
-      <w:start w:val="1"/>
-      <w:numFmt w:val="decimal"/>
-      <w:lvlText w:val="%4."/>
-      <w:lvlJc w:val="left"/>
-      <w:pPr>
-        <w:ind w:left="2880" w:hanging="360"/>
-      </w:pPr>
-    </w:lvl>
-    <w:lvl w:ilvl="4">
-      <w:start w:val="1"/>
-      <w:numFmt w:val="decimal"/>
-      <w:lvlText w:val="%5."/>
-      <w:lvlJc w:val="left"/>
-      <w:pPr>
-        <w:ind w:left="3600" w:hanging="360"/>
-      </w:pPr>
-    </w:lvl>
-    <w:lvl w:ilvl="5">
-      <w:start w:val="1"/>
-      <w:numFmt w:val="decimal"/>
-      <w:lvlText w:val="%6."/>
-      <w:lvlJc w:val="left"/>
-      <w:pPr>
-        <w:ind w:left="4320" w:hanging="360"/>
-      </w:pPr>
-    </w:lvl>
-    <w:lvl w:ilvl="6">
-      <w:start w:val="1"/>
-      <w:numFmt w:val="decimal"/>
-      <w:lvlText w:val="%7."/>
-      <w:lvlJc w:val="left"/>
-      <w:pPr>
-        <w:ind w:left="5040" w:hanging="360"/>
-      </w:pPr>
-    </w:lvl>
-    <w:lvl w:ilvl="7">
-      <w:start w:val="1"/>
-      <w:numFmt w:val="decimal"/>
-      <w:lvlText w:val="%8."/>
-      <w:lvlJc w:val="left"/>
-      <w:pPr>
-        <w:ind w:left="5760" w:hanging="360"/>
-      </w:pPr>
-    </w:lvl>
-    <w:lvl w:ilvl="8">
-      <w:start w:val="1"/>
-      <w:numFmt w:val="decimal"/>
-      <w:lvlText w:val="%9."/>
-      <w:lvlJc w:val="left"/>
-      <w:pPr>
-        <w:ind w:left="6480" w:hanging="360"/>
-      </w:pPr>
-    </w:lvl>
-  </w:abstractNum>
   <w:abstractNum w:abstractNumId="991">
     <w:nsid w:val="0000A991"/>
     <w:multiLevelType w:val="multilevel"/>
@@ -3676,13 +3556,98 @@
       </w:rPr>
     </w:lvl>
   </w:abstractNum>
-  <w:abstractNum w:abstractNumId="99412">
-    <w:nsid w:val="00A99412"/>
+  <w:abstractNum w:abstractNumId="99421">
+    <w:nsid w:val="00A99421"/>
+    <w:multiLevelType w:val="multilevel"/>
+    <w:lvl w:ilvl="0">
+      <w:start w:val="1"/>
+      <w:numFmt w:val="decimal"/>
+      <w:lvlText w:val="%1)"/>
+      <w:lvlJc w:val="left"/>
+      <w:pPr>
+        <w:ind w:left="720" w:hanging="360"/>
+      </w:pPr>
+    </w:lvl>
+    <w:lvl w:ilvl="1">
+      <w:start w:val="1"/>
+      <w:numFmt w:val="decimal"/>
+      <w:lvlText w:val="%2)"/>
+      <w:lvlJc w:val="left"/>
+      <w:pPr>
+        <w:ind w:left="1440" w:hanging="360"/>
+      </w:pPr>
+    </w:lvl>
+    <w:lvl w:ilvl="2">
+      <w:start w:val="1"/>
+      <w:numFmt w:val="decimal"/>
+      <w:lvlText w:val="%3)"/>
+      <w:lvlJc w:val="left"/>
+      <w:pPr>
+        <w:ind w:left="2160" w:hanging="360"/>
+      </w:pPr>
+    </w:lvl>
+    <w:lvl w:ilvl="3">
+      <w:start w:val="1"/>
+      <w:numFmt w:val="decimal"/>
+      <w:lvlText w:val="%4)"/>
+      <w:lvlJc w:val="left"/>
+      <w:pPr>
+        <w:ind w:left="2880" w:hanging="360"/>
+      </w:pPr>
+    </w:lvl>
+    <w:lvl w:ilvl="4">
+      <w:start w:val="1"/>
+      <w:numFmt w:val="decimal"/>
+      <w:lvlText w:val="%5)"/>
+      <w:lvlJc w:val="left"/>
+      <w:pPr>
+        <w:ind w:left="3600" w:hanging="360"/>
+      </w:pPr>
+    </w:lvl>
+    <w:lvl w:ilvl="5">
+      <w:start w:val="1"/>
+      <w:numFmt w:val="decimal"/>
+      <w:lvlText w:val="%6)"/>
+      <w:lvlJc w:val="left"/>
+      <w:pPr>
+        <w:ind w:left="4320" w:hanging="360"/>
+      </w:pPr>
+    </w:lvl>
+    <w:lvl w:ilvl="6">
+      <w:start w:val="1"/>
+      <w:numFmt w:val="decimal"/>
+      <w:lvlText w:val="%7)"/>
+      <w:lvlJc w:val="left"/>
+      <w:pPr>
+        <w:ind w:left="5040" w:hanging="360"/>
+      </w:pPr>
+    </w:lvl>
+    <w:lvl w:ilvl="7">
+      <w:start w:val="1"/>
+      <w:numFmt w:val="decimal"/>
+      <w:lvlText w:val="%8)"/>
+      <w:lvlJc w:val="left"/>
+      <w:pPr>
+        <w:ind w:left="5760" w:hanging="360"/>
+      </w:pPr>
+    </w:lvl>
+    <w:lvl w:ilvl="8">
+      <w:start w:val="1"/>
+      <w:numFmt w:val="decimal"/>
+      <w:lvlText w:val="%9)"/>
+      <w:lvlJc w:val="left"/>
+      <w:pPr>
+        <w:ind w:left="6480" w:hanging="360"/>
+      </w:pPr>
+    </w:lvl>
+  </w:abstractNum>
+  <w:abstractNum w:abstractNumId="99422">
+    <w:nsid w:val="00A99422"/>
     <w:multiLevelType w:val="multilevel"/>
     <w:lvl w:ilvl="0">
       <w:start w:val="2"/>
       <w:numFmt w:val="decimal"/>
-      <w:lvlText w:val="%1."/>
+      <w:lvlText w:val="%1)"/>
       <w:lvlJc w:val="left"/>
       <w:pPr>
         <w:ind w:left="720" w:hanging="360"/>
@@ -3691,7 +3656,7 @@
     <w:lvl w:ilvl="1">
       <w:start w:val="2"/>
       <w:numFmt w:val="decimal"/>
-      <w:lvlText w:val="%2."/>
+      <w:lvlText w:val="%2)"/>
       <w:lvlJc w:val="left"/>
       <w:pPr>
         <w:ind w:left="1440" w:hanging="360"/>
@@ -3700,7 +3665,7 @@
     <w:lvl w:ilvl="2">
       <w:start w:val="2"/>
       <w:numFmt w:val="decimal"/>
-      <w:lvlText w:val="%3."/>
+      <w:lvlText w:val="%3)"/>
       <w:lvlJc w:val="left"/>
       <w:pPr>
         <w:ind w:left="2160" w:hanging="360"/>
@@ -3709,7 +3674,7 @@
     <w:lvl w:ilvl="3">
       <w:start w:val="2"/>
       <w:numFmt w:val="decimal"/>
-      <w:lvlText w:val="%4."/>
+      <w:lvlText w:val="%4)"/>
       <w:lvlJc w:val="left"/>
       <w:pPr>
         <w:ind w:left="2880" w:hanging="360"/>
@@ -3718,7 +3683,7 @@
     <w:lvl w:ilvl="4">
       <w:start w:val="2"/>
       <w:numFmt w:val="decimal"/>
-      <w:lvlText w:val="%5."/>
+      <w:lvlText w:val="%5)"/>
       <w:lvlJc w:val="left"/>
       <w:pPr>
         <w:ind w:left="3600" w:hanging="360"/>
@@ -3727,7 +3692,7 @@
     <w:lvl w:ilvl="5">
       <w:start w:val="2"/>
       <w:numFmt w:val="decimal"/>
-      <w:lvlText w:val="%6."/>
+      <w:lvlText w:val="%6)"/>
       <w:lvlJc w:val="left"/>
       <w:pPr>
         <w:ind w:left="4320" w:hanging="360"/>
@@ -3736,7 +3701,7 @@
     <w:lvl w:ilvl="6">
       <w:start w:val="2"/>
       <w:numFmt w:val="decimal"/>
-      <w:lvlText w:val="%7."/>
+      <w:lvlText w:val="%7)"/>
       <w:lvlJc w:val="left"/>
       <w:pPr>
         <w:ind w:left="5040" w:hanging="360"/>
@@ -3745,7 +3710,7 @@
     <w:lvl w:ilvl="7">
       <w:start w:val="2"/>
       <w:numFmt w:val="decimal"/>
-      <w:lvlText w:val="%8."/>
+      <w:lvlText w:val="%8)"/>
       <w:lvlJc w:val="left"/>
       <w:pPr>
         <w:ind w:left="5760" w:hanging="360"/>
@@ -3754,20 +3719,20 @@
     <w:lvl w:ilvl="8">
       <w:start w:val="2"/>
       <w:numFmt w:val="decimal"/>
-      <w:lvlText w:val="%9."/>
+      <w:lvlText w:val="%9)"/>
       <w:lvlJc w:val="left"/>
       <w:pPr>
         <w:ind w:left="6480" w:hanging="360"/>
       </w:pPr>
     </w:lvl>
   </w:abstractNum>
-  <w:abstractNum w:abstractNumId="99413">
-    <w:nsid w:val="00A99413"/>
+  <w:abstractNum w:abstractNumId="99423">
+    <w:nsid w:val="00A99423"/>
     <w:multiLevelType w:val="multilevel"/>
     <w:lvl w:ilvl="0">
       <w:start w:val="3"/>
       <w:numFmt w:val="decimal"/>
-      <w:lvlText w:val="%1."/>
+      <w:lvlText w:val="%1)"/>
       <w:lvlJc w:val="left"/>
       <w:pPr>
         <w:ind w:left="720" w:hanging="360"/>
@@ -3776,7 +3741,7 @@
     <w:lvl w:ilvl="1">
       <w:start w:val="3"/>
       <w:numFmt w:val="decimal"/>
-      <w:lvlText w:val="%2."/>
+      <w:lvlText w:val="%2)"/>
       <w:lvlJc w:val="left"/>
       <w:pPr>
         <w:ind w:left="1440" w:hanging="360"/>
@@ -3785,7 +3750,7 @@
     <w:lvl w:ilvl="2">
       <w:start w:val="3"/>
       <w:numFmt w:val="decimal"/>
-      <w:lvlText w:val="%3."/>
+      <w:lvlText w:val="%3)"/>
       <w:lvlJc w:val="left"/>
       <w:pPr>
         <w:ind w:left="2160" w:hanging="360"/>
@@ -3794,7 +3759,7 @@
     <w:lvl w:ilvl="3">
       <w:start w:val="3"/>
       <w:numFmt w:val="decimal"/>
-      <w:lvlText w:val="%4."/>
+      <w:lvlText w:val="%4)"/>
       <w:lvlJc w:val="left"/>
       <w:pPr>
         <w:ind w:left="2880" w:hanging="360"/>
@@ -3803,7 +3768,7 @@
     <w:lvl w:ilvl="4">
       <w:start w:val="3"/>
       <w:numFmt w:val="decimal"/>
-      <w:lvlText w:val="%5."/>
+      <w:lvlText w:val="%5)"/>
       <w:lvlJc w:val="left"/>
       <w:pPr>
         <w:ind w:left="3600" w:hanging="360"/>
@@ -3812,7 +3777,7 @@
     <w:lvl w:ilvl="5">
       <w:start w:val="3"/>
       <w:numFmt w:val="decimal"/>
-      <w:lvlText w:val="%6."/>
+      <w:lvlText w:val="%6)"/>
       <w:lvlJc w:val="left"/>
       <w:pPr>
         <w:ind w:left="4320" w:hanging="360"/>
@@ -3821,7 +3786,7 @@
     <w:lvl w:ilvl="6">
       <w:start w:val="3"/>
       <w:numFmt w:val="decimal"/>
-      <w:lvlText w:val="%7."/>
+      <w:lvlText w:val="%7)"/>
       <w:lvlJc w:val="left"/>
       <w:pPr>
         <w:ind w:left="5040" w:hanging="360"/>
@@ -3830,7 +3795,7 @@
     <w:lvl w:ilvl="7">
       <w:start w:val="3"/>
       <w:numFmt w:val="decimal"/>
-      <w:lvlText w:val="%8."/>
+      <w:lvlText w:val="%8)"/>
       <w:lvlJc w:val="left"/>
       <w:pPr>
         <w:ind w:left="5760" w:hanging="360"/>
@@ -3839,20 +3804,20 @@
     <w:lvl w:ilvl="8">
       <w:start w:val="3"/>
       <w:numFmt w:val="decimal"/>
-      <w:lvlText w:val="%9."/>
+      <w:lvlText w:val="%9)"/>
       <w:lvlJc w:val="left"/>
       <w:pPr>
         <w:ind w:left="6480" w:hanging="360"/>
       </w:pPr>
     </w:lvl>
   </w:abstractNum>
-  <w:abstractNum w:abstractNumId="99414">
-    <w:nsid w:val="00A99414"/>
+  <w:abstractNum w:abstractNumId="99424">
+    <w:nsid w:val="00A99424"/>
     <w:multiLevelType w:val="multilevel"/>
     <w:lvl w:ilvl="0">
       <w:start w:val="4"/>
       <w:numFmt w:val="decimal"/>
-      <w:lvlText w:val="%1."/>
+      <w:lvlText w:val="%1)"/>
       <w:lvlJc w:val="left"/>
       <w:pPr>
         <w:ind w:left="720" w:hanging="360"/>
@@ -3861,7 +3826,7 @@
     <w:lvl w:ilvl="1">
       <w:start w:val="4"/>
       <w:numFmt w:val="decimal"/>
-      <w:lvlText w:val="%2."/>
+      <w:lvlText w:val="%2)"/>
       <w:lvlJc w:val="left"/>
       <w:pPr>
         <w:ind w:left="1440" w:hanging="360"/>
@@ -3870,7 +3835,7 @@
     <w:lvl w:ilvl="2">
       <w:start w:val="4"/>
       <w:numFmt w:val="decimal"/>
-      <w:lvlText w:val="%3."/>
+      <w:lvlText w:val="%3)"/>
       <w:lvlJc w:val="left"/>
       <w:pPr>
         <w:ind w:left="2160" w:hanging="360"/>
@@ -3879,7 +3844,7 @@
     <w:lvl w:ilvl="3">
       <w:start w:val="4"/>
       <w:numFmt w:val="decimal"/>
-      <w:lvlText w:val="%4."/>
+      <w:lvlText w:val="%4)"/>
       <w:lvlJc w:val="left"/>
       <w:pPr>
         <w:ind w:left="2880" w:hanging="360"/>
@@ -3888,7 +3853,7 @@
     <w:lvl w:ilvl="4">
       <w:start w:val="4"/>
       <w:numFmt w:val="decimal"/>
-      <w:lvlText w:val="%5."/>
+      <w:lvlText w:val="%5)"/>
       <w:lvlJc w:val="left"/>
       <w:pPr>
         <w:ind w:left="3600" w:hanging="360"/>
@@ -3897,7 +3862,7 @@
     <w:lvl w:ilvl="5">
       <w:start w:val="4"/>
       <w:numFmt w:val="decimal"/>
-      <w:lvlText w:val="%6."/>
+      <w:lvlText w:val="%6)"/>
       <w:lvlJc w:val="left"/>
       <w:pPr>
         <w:ind w:left="4320" w:hanging="360"/>
@@ -3906,7 +3871,7 @@
     <w:lvl w:ilvl="6">
       <w:start w:val="4"/>
       <w:numFmt w:val="decimal"/>
-      <w:lvlText w:val="%7."/>
+      <w:lvlText w:val="%7)"/>
       <w:lvlJc w:val="left"/>
       <w:pPr>
         <w:ind w:left="5040" w:hanging="360"/>
@@ -3915,7 +3880,7 @@
     <w:lvl w:ilvl="7">
       <w:start w:val="4"/>
       <w:numFmt w:val="decimal"/>
-      <w:lvlText w:val="%8."/>
+      <w:lvlText w:val="%8)"/>
       <w:lvlJc w:val="left"/>
       <w:pPr>
         <w:ind w:left="5760" w:hanging="360"/>
@@ -3924,7 +3889,602 @@
     <w:lvl w:ilvl="8">
       <w:start w:val="4"/>
       <w:numFmt w:val="decimal"/>
-      <w:lvlText w:val="%9."/>
+      <w:lvlText w:val="%9)"/>
+      <w:lvlJc w:val="left"/>
+      <w:pPr>
+        <w:ind w:left="6480" w:hanging="360"/>
+      </w:pPr>
+    </w:lvl>
+  </w:abstractNum>
+  <w:abstractNum w:abstractNumId="99425">
+    <w:nsid w:val="00A99425"/>
+    <w:multiLevelType w:val="multilevel"/>
+    <w:lvl w:ilvl="0">
+      <w:start w:val="5"/>
+      <w:numFmt w:val="decimal"/>
+      <w:lvlText w:val="%1)"/>
+      <w:lvlJc w:val="left"/>
+      <w:pPr>
+        <w:ind w:left="720" w:hanging="360"/>
+      </w:pPr>
+    </w:lvl>
+    <w:lvl w:ilvl="1">
+      <w:start w:val="5"/>
+      <w:numFmt w:val="decimal"/>
+      <w:lvlText w:val="%2)"/>
+      <w:lvlJc w:val="left"/>
+      <w:pPr>
+        <w:ind w:left="1440" w:hanging="360"/>
+      </w:pPr>
+    </w:lvl>
+    <w:lvl w:ilvl="2">
+      <w:start w:val="5"/>
+      <w:numFmt w:val="decimal"/>
+      <w:lvlText w:val="%3)"/>
+      <w:lvlJc w:val="left"/>
+      <w:pPr>
+        <w:ind w:left="2160" w:hanging="360"/>
+      </w:pPr>
+    </w:lvl>
+    <w:lvl w:ilvl="3">
+      <w:start w:val="5"/>
+      <w:numFmt w:val="decimal"/>
+      <w:lvlText w:val="%4)"/>
+      <w:lvlJc w:val="left"/>
+      <w:pPr>
+        <w:ind w:left="2880" w:hanging="360"/>
+      </w:pPr>
+    </w:lvl>
+    <w:lvl w:ilvl="4">
+      <w:start w:val="5"/>
+      <w:numFmt w:val="decimal"/>
+      <w:lvlText w:val="%5)"/>
+      <w:lvlJc w:val="left"/>
+      <w:pPr>
+        <w:ind w:left="3600" w:hanging="360"/>
+      </w:pPr>
+    </w:lvl>
+    <w:lvl w:ilvl="5">
+      <w:start w:val="5"/>
+      <w:numFmt w:val="decimal"/>
+      <w:lvlText w:val="%6)"/>
+      <w:lvlJc w:val="left"/>
+      <w:pPr>
+        <w:ind w:left="4320" w:hanging="360"/>
+      </w:pPr>
+    </w:lvl>
+    <w:lvl w:ilvl="6">
+      <w:start w:val="5"/>
+      <w:numFmt w:val="decimal"/>
+      <w:lvlText w:val="%7)"/>
+      <w:lvlJc w:val="left"/>
+      <w:pPr>
+        <w:ind w:left="5040" w:hanging="360"/>
+      </w:pPr>
+    </w:lvl>
+    <w:lvl w:ilvl="7">
+      <w:start w:val="5"/>
+      <w:numFmt w:val="decimal"/>
+      <w:lvlText w:val="%8)"/>
+      <w:lvlJc w:val="left"/>
+      <w:pPr>
+        <w:ind w:left="5760" w:hanging="360"/>
+      </w:pPr>
+    </w:lvl>
+    <w:lvl w:ilvl="8">
+      <w:start w:val="5"/>
+      <w:numFmt w:val="decimal"/>
+      <w:lvlText w:val="%9)"/>
+      <w:lvlJc w:val="left"/>
+      <w:pPr>
+        <w:ind w:left="6480" w:hanging="360"/>
+      </w:pPr>
+    </w:lvl>
+  </w:abstractNum>
+  <w:abstractNum w:abstractNumId="99426">
+    <w:nsid w:val="00A99426"/>
+    <w:multiLevelType w:val="multilevel"/>
+    <w:lvl w:ilvl="0">
+      <w:start w:val="6"/>
+      <w:numFmt w:val="decimal"/>
+      <w:lvlText w:val="%1)"/>
+      <w:lvlJc w:val="left"/>
+      <w:pPr>
+        <w:ind w:left="720" w:hanging="360"/>
+      </w:pPr>
+    </w:lvl>
+    <w:lvl w:ilvl="1">
+      <w:start w:val="6"/>
+      <w:numFmt w:val="decimal"/>
+      <w:lvlText w:val="%2)"/>
+      <w:lvlJc w:val="left"/>
+      <w:pPr>
+        <w:ind w:left="1440" w:hanging="360"/>
+      </w:pPr>
+    </w:lvl>
+    <w:lvl w:ilvl="2">
+      <w:start w:val="6"/>
+      <w:numFmt w:val="decimal"/>
+      <w:lvlText w:val="%3)"/>
+      <w:lvlJc w:val="left"/>
+      <w:pPr>
+        <w:ind w:left="2160" w:hanging="360"/>
+      </w:pPr>
+    </w:lvl>
+    <w:lvl w:ilvl="3">
+      <w:start w:val="6"/>
+      <w:numFmt w:val="decimal"/>
+      <w:lvlText w:val="%4)"/>
+      <w:lvlJc w:val="left"/>
+      <w:pPr>
+        <w:ind w:left="2880" w:hanging="360"/>
+      </w:pPr>
+    </w:lvl>
+    <w:lvl w:ilvl="4">
+      <w:start w:val="6"/>
+      <w:numFmt w:val="decimal"/>
+      <w:lvlText w:val="%5)"/>
+      <w:lvlJc w:val="left"/>
+      <w:pPr>
+        <w:ind w:left="3600" w:hanging="360"/>
+      </w:pPr>
+    </w:lvl>
+    <w:lvl w:ilvl="5">
+      <w:start w:val="6"/>
+      <w:numFmt w:val="decimal"/>
+      <w:lvlText w:val="%6)"/>
+      <w:lvlJc w:val="left"/>
+      <w:pPr>
+        <w:ind w:left="4320" w:hanging="360"/>
+      </w:pPr>
+    </w:lvl>
+    <w:lvl w:ilvl="6">
+      <w:start w:val="6"/>
+      <w:numFmt w:val="decimal"/>
+      <w:lvlText w:val="%7)"/>
+      <w:lvlJc w:val="left"/>
+      <w:pPr>
+        <w:ind w:left="5040" w:hanging="360"/>
+      </w:pPr>
+    </w:lvl>
+    <w:lvl w:ilvl="7">
+      <w:start w:val="6"/>
+      <w:numFmt w:val="decimal"/>
+      <w:lvlText w:val="%8)"/>
+      <w:lvlJc w:val="left"/>
+      <w:pPr>
+        <w:ind w:left="5760" w:hanging="360"/>
+      </w:pPr>
+    </w:lvl>
+    <w:lvl w:ilvl="8">
+      <w:start w:val="6"/>
+      <w:numFmt w:val="decimal"/>
+      <w:lvlText w:val="%9)"/>
+      <w:lvlJc w:val="left"/>
+      <w:pPr>
+        <w:ind w:left="6480" w:hanging="360"/>
+      </w:pPr>
+    </w:lvl>
+  </w:abstractNum>
+  <w:abstractNum w:abstractNumId="99427">
+    <w:nsid w:val="00A99427"/>
+    <w:multiLevelType w:val="multilevel"/>
+    <w:lvl w:ilvl="0">
+      <w:start w:val="7"/>
+      <w:numFmt w:val="decimal"/>
+      <w:lvlText w:val="%1)"/>
+      <w:lvlJc w:val="left"/>
+      <w:pPr>
+        <w:ind w:left="720" w:hanging="360"/>
+      </w:pPr>
+    </w:lvl>
+    <w:lvl w:ilvl="1">
+      <w:start w:val="7"/>
+      <w:numFmt w:val="decimal"/>
+      <w:lvlText w:val="%2)"/>
+      <w:lvlJc w:val="left"/>
+      <w:pPr>
+        <w:ind w:left="1440" w:hanging="360"/>
+      </w:pPr>
+    </w:lvl>
+    <w:lvl w:ilvl="2">
+      <w:start w:val="7"/>
+      <w:numFmt w:val="decimal"/>
+      <w:lvlText w:val="%3)"/>
+      <w:lvlJc w:val="left"/>
+      <w:pPr>
+        <w:ind w:left="2160" w:hanging="360"/>
+      </w:pPr>
+    </w:lvl>
+    <w:lvl w:ilvl="3">
+      <w:start w:val="7"/>
+      <w:numFmt w:val="decimal"/>
+      <w:lvlText w:val="%4)"/>
+      <w:lvlJc w:val="left"/>
+      <w:pPr>
+        <w:ind w:left="2880" w:hanging="360"/>
+      </w:pPr>
+    </w:lvl>
+    <w:lvl w:ilvl="4">
+      <w:start w:val="7"/>
+      <w:numFmt w:val="decimal"/>
+      <w:lvlText w:val="%5)"/>
+      <w:lvlJc w:val="left"/>
+      <w:pPr>
+        <w:ind w:left="3600" w:hanging="360"/>
+      </w:pPr>
+    </w:lvl>
+    <w:lvl w:ilvl="5">
+      <w:start w:val="7"/>
+      <w:numFmt w:val="decimal"/>
+      <w:lvlText w:val="%6)"/>
+      <w:lvlJc w:val="left"/>
+      <w:pPr>
+        <w:ind w:left="4320" w:hanging="360"/>
+      </w:pPr>
+    </w:lvl>
+    <w:lvl w:ilvl="6">
+      <w:start w:val="7"/>
+      <w:numFmt w:val="decimal"/>
+      <w:lvlText w:val="%7)"/>
+      <w:lvlJc w:val="left"/>
+      <w:pPr>
+        <w:ind w:left="5040" w:hanging="360"/>
+      </w:pPr>
+    </w:lvl>
+    <w:lvl w:ilvl="7">
+      <w:start w:val="7"/>
+      <w:numFmt w:val="decimal"/>
+      <w:lvlText w:val="%8)"/>
+      <w:lvlJc w:val="left"/>
+      <w:pPr>
+        <w:ind w:left="5760" w:hanging="360"/>
+      </w:pPr>
+    </w:lvl>
+    <w:lvl w:ilvl="8">
+      <w:start w:val="7"/>
+      <w:numFmt w:val="decimal"/>
+      <w:lvlText w:val="%9)"/>
+      <w:lvlJc w:val="left"/>
+      <w:pPr>
+        <w:ind w:left="6480" w:hanging="360"/>
+      </w:pPr>
+    </w:lvl>
+  </w:abstractNum>
+  <w:abstractNum w:abstractNumId="99428">
+    <w:nsid w:val="00A99428"/>
+    <w:multiLevelType w:val="multilevel"/>
+    <w:lvl w:ilvl="0">
+      <w:start w:val="8"/>
+      <w:numFmt w:val="decimal"/>
+      <w:lvlText w:val="%1)"/>
+      <w:lvlJc w:val="left"/>
+      <w:pPr>
+        <w:ind w:left="720" w:hanging="360"/>
+      </w:pPr>
+    </w:lvl>
+    <w:lvl w:ilvl="1">
+      <w:start w:val="8"/>
+      <w:numFmt w:val="decimal"/>
+      <w:lvlText w:val="%2)"/>
+      <w:lvlJc w:val="left"/>
+      <w:pPr>
+        <w:ind w:left="1440" w:hanging="360"/>
+      </w:pPr>
+    </w:lvl>
+    <w:lvl w:ilvl="2">
+      <w:start w:val="8"/>
+      <w:numFmt w:val="decimal"/>
+      <w:lvlText w:val="%3)"/>
+      <w:lvlJc w:val="left"/>
+      <w:pPr>
+        <w:ind w:left="2160" w:hanging="360"/>
+      </w:pPr>
+    </w:lvl>
+    <w:lvl w:ilvl="3">
+      <w:start w:val="8"/>
+      <w:numFmt w:val="decimal"/>
+      <w:lvlText w:val="%4)"/>
+      <w:lvlJc w:val="left"/>
+      <w:pPr>
+        <w:ind w:left="2880" w:hanging="360"/>
+      </w:pPr>
+    </w:lvl>
+    <w:lvl w:ilvl="4">
+      <w:start w:val="8"/>
+      <w:numFmt w:val="decimal"/>
+      <w:lvlText w:val="%5)"/>
+      <w:lvlJc w:val="left"/>
+      <w:pPr>
+        <w:ind w:left="3600" w:hanging="360"/>
+      </w:pPr>
+    </w:lvl>
+    <w:lvl w:ilvl="5">
+      <w:start w:val="8"/>
+      <w:numFmt w:val="decimal"/>
+      <w:lvlText w:val="%6)"/>
+      <w:lvlJc w:val="left"/>
+      <w:pPr>
+        <w:ind w:left="4320" w:hanging="360"/>
+      </w:pPr>
+    </w:lvl>
+    <w:lvl w:ilvl="6">
+      <w:start w:val="8"/>
+      <w:numFmt w:val="decimal"/>
+      <w:lvlText w:val="%7)"/>
+      <w:lvlJc w:val="left"/>
+      <w:pPr>
+        <w:ind w:left="5040" w:hanging="360"/>
+      </w:pPr>
+    </w:lvl>
+    <w:lvl w:ilvl="7">
+      <w:start w:val="8"/>
+      <w:numFmt w:val="decimal"/>
+      <w:lvlText w:val="%8)"/>
+      <w:lvlJc w:val="left"/>
+      <w:pPr>
+        <w:ind w:left="5760" w:hanging="360"/>
+      </w:pPr>
+    </w:lvl>
+    <w:lvl w:ilvl="8">
+      <w:start w:val="8"/>
+      <w:numFmt w:val="decimal"/>
+      <w:lvlText w:val="%9)"/>
+      <w:lvlJc w:val="left"/>
+      <w:pPr>
+        <w:ind w:left="6480" w:hanging="360"/>
+      </w:pPr>
+    </w:lvl>
+  </w:abstractNum>
+  <w:abstractNum w:abstractNumId="99429">
+    <w:nsid w:val="00A99429"/>
+    <w:multiLevelType w:val="multilevel"/>
+    <w:lvl w:ilvl="0">
+      <w:start w:val="9"/>
+      <w:numFmt w:val="decimal"/>
+      <w:lvlText w:val="%1)"/>
+      <w:lvlJc w:val="left"/>
+      <w:pPr>
+        <w:ind w:left="720" w:hanging="360"/>
+      </w:pPr>
+    </w:lvl>
+    <w:lvl w:ilvl="1">
+      <w:start w:val="9"/>
+      <w:numFmt w:val="decimal"/>
+      <w:lvlText w:val="%2)"/>
+      <w:lvlJc w:val="left"/>
+      <w:pPr>
+        <w:ind w:left="1440" w:hanging="360"/>
+      </w:pPr>
+    </w:lvl>
+    <w:lvl w:ilvl="2">
+      <w:start w:val="9"/>
+      <w:numFmt w:val="decimal"/>
+      <w:lvlText w:val="%3)"/>
+      <w:lvlJc w:val="left"/>
+      <w:pPr>
+        <w:ind w:left="2160" w:hanging="360"/>
+      </w:pPr>
+    </w:lvl>
+    <w:lvl w:ilvl="3">
+      <w:start w:val="9"/>
+      <w:numFmt w:val="decimal"/>
+      <w:lvlText w:val="%4)"/>
+      <w:lvlJc w:val="left"/>
+      <w:pPr>
+        <w:ind w:left="2880" w:hanging="360"/>
+      </w:pPr>
+    </w:lvl>
+    <w:lvl w:ilvl="4">
+      <w:start w:val="9"/>
+      <w:numFmt w:val="decimal"/>
+      <w:lvlText w:val="%5)"/>
+      <w:lvlJc w:val="left"/>
+      <w:pPr>
+        <w:ind w:left="3600" w:hanging="360"/>
+      </w:pPr>
+    </w:lvl>
+    <w:lvl w:ilvl="5">
+      <w:start w:val="9"/>
+      <w:numFmt w:val="decimal"/>
+      <w:lvlText w:val="%6)"/>
+      <w:lvlJc w:val="left"/>
+      <w:pPr>
+        <w:ind w:left="4320" w:hanging="360"/>
+      </w:pPr>
+    </w:lvl>
+    <w:lvl w:ilvl="6">
+      <w:start w:val="9"/>
+      <w:numFmt w:val="decimal"/>
+      <w:lvlText w:val="%7)"/>
+      <w:lvlJc w:val="left"/>
+      <w:pPr>
+        <w:ind w:left="5040" w:hanging="360"/>
+      </w:pPr>
+    </w:lvl>
+    <w:lvl w:ilvl="7">
+      <w:start w:val="9"/>
+      <w:numFmt w:val="decimal"/>
+      <w:lvlText w:val="%8)"/>
+      <w:lvlJc w:val="left"/>
+      <w:pPr>
+        <w:ind w:left="5760" w:hanging="360"/>
+      </w:pPr>
+    </w:lvl>
+    <w:lvl w:ilvl="8">
+      <w:start w:val="9"/>
+      <w:numFmt w:val="decimal"/>
+      <w:lvlText w:val="%9)"/>
+      <w:lvlJc w:val="left"/>
+      <w:pPr>
+        <w:ind w:left="6480" w:hanging="360"/>
+      </w:pPr>
+    </w:lvl>
+  </w:abstractNum>
+  <w:abstractNum w:abstractNumId="994210">
+    <w:nsid w:val="0A994210"/>
+    <w:multiLevelType w:val="multilevel"/>
+    <w:lvl w:ilvl="0">
+      <w:start w:val="10"/>
+      <w:numFmt w:val="decimal"/>
+      <w:lvlText w:val="%1)"/>
+      <w:lvlJc w:val="left"/>
+      <w:pPr>
+        <w:ind w:left="720" w:hanging="360"/>
+      </w:pPr>
+    </w:lvl>
+    <w:lvl w:ilvl="1">
+      <w:start w:val="10"/>
+      <w:numFmt w:val="decimal"/>
+      <w:lvlText w:val="%2)"/>
+      <w:lvlJc w:val="left"/>
+      <w:pPr>
+        <w:ind w:left="1440" w:hanging="360"/>
+      </w:pPr>
+    </w:lvl>
+    <w:lvl w:ilvl="2">
+      <w:start w:val="10"/>
+      <w:numFmt w:val="decimal"/>
+      <w:lvlText w:val="%3)"/>
+      <w:lvlJc w:val="left"/>
+      <w:pPr>
+        <w:ind w:left="2160" w:hanging="360"/>
+      </w:pPr>
+    </w:lvl>
+    <w:lvl w:ilvl="3">
+      <w:start w:val="10"/>
+      <w:numFmt w:val="decimal"/>
+      <w:lvlText w:val="%4)"/>
+      <w:lvlJc w:val="left"/>
+      <w:pPr>
+        <w:ind w:left="2880" w:hanging="360"/>
+      </w:pPr>
+    </w:lvl>
+    <w:lvl w:ilvl="4">
+      <w:start w:val="10"/>
+      <w:numFmt w:val="decimal"/>
+      <w:lvlText w:val="%5)"/>
+      <w:lvlJc w:val="left"/>
+      <w:pPr>
+        <w:ind w:left="3600" w:hanging="360"/>
+      </w:pPr>
+    </w:lvl>
+    <w:lvl w:ilvl="5">
+      <w:start w:val="10"/>
+      <w:numFmt w:val="decimal"/>
+      <w:lvlText w:val="%6)"/>
+      <w:lvlJc w:val="left"/>
+      <w:pPr>
+        <w:ind w:left="4320" w:hanging="360"/>
+      </w:pPr>
+    </w:lvl>
+    <w:lvl w:ilvl="6">
+      <w:start w:val="10"/>
+      <w:numFmt w:val="decimal"/>
+      <w:lvlText w:val="%7)"/>
+      <w:lvlJc w:val="left"/>
+      <w:pPr>
+        <w:ind w:left="5040" w:hanging="360"/>
+      </w:pPr>
+    </w:lvl>
+    <w:lvl w:ilvl="7">
+      <w:start w:val="10"/>
+      <w:numFmt w:val="decimal"/>
+      <w:lvlText w:val="%8)"/>
+      <w:lvlJc w:val="left"/>
+      <w:pPr>
+        <w:ind w:left="5760" w:hanging="360"/>
+      </w:pPr>
+    </w:lvl>
+    <w:lvl w:ilvl="8">
+      <w:start w:val="10"/>
+      <w:numFmt w:val="decimal"/>
+      <w:lvlText w:val="%9)"/>
+      <w:lvlJc w:val="left"/>
+      <w:pPr>
+        <w:ind w:left="6480" w:hanging="360"/>
+      </w:pPr>
+    </w:lvl>
+  </w:abstractNum>
+  <w:abstractNum w:abstractNumId="994211">
+    <w:nsid w:val="0A994211"/>
+    <w:multiLevelType w:val="multilevel"/>
+    <w:lvl w:ilvl="0">
+      <w:start w:val="11"/>
+      <w:numFmt w:val="decimal"/>
+      <w:lvlText w:val="%1)"/>
+      <w:lvlJc w:val="left"/>
+      <w:pPr>
+        <w:ind w:left="720" w:hanging="360"/>
+      </w:pPr>
+    </w:lvl>
+    <w:lvl w:ilvl="1">
+      <w:start w:val="11"/>
+      <w:numFmt w:val="decimal"/>
+      <w:lvlText w:val="%2)"/>
+      <w:lvlJc w:val="left"/>
+      <w:pPr>
+        <w:ind w:left="1440" w:hanging="360"/>
+      </w:pPr>
+    </w:lvl>
+    <w:lvl w:ilvl="2">
+      <w:start w:val="11"/>
+      <w:numFmt w:val="decimal"/>
+      <w:lvlText w:val="%3)"/>
+      <w:lvlJc w:val="left"/>
+      <w:pPr>
+        <w:ind w:left="2160" w:hanging="360"/>
+      </w:pPr>
+    </w:lvl>
+    <w:lvl w:ilvl="3">
+      <w:start w:val="11"/>
+      <w:numFmt w:val="decimal"/>
+      <w:lvlText w:val="%4)"/>
+      <w:lvlJc w:val="left"/>
+      <w:pPr>
+        <w:ind w:left="2880" w:hanging="360"/>
+      </w:pPr>
+    </w:lvl>
+    <w:lvl w:ilvl="4">
+      <w:start w:val="11"/>
+      <w:numFmt w:val="decimal"/>
+      <w:lvlText w:val="%5)"/>
+      <w:lvlJc w:val="left"/>
+      <w:pPr>
+        <w:ind w:left="3600" w:hanging="360"/>
+      </w:pPr>
+    </w:lvl>
+    <w:lvl w:ilvl="5">
+      <w:start w:val="11"/>
+      <w:numFmt w:val="decimal"/>
+      <w:lvlText w:val="%6)"/>
+      <w:lvlJc w:val="left"/>
+      <w:pPr>
+        <w:ind w:left="4320" w:hanging="360"/>
+      </w:pPr>
+    </w:lvl>
+    <w:lvl w:ilvl="6">
+      <w:start w:val="11"/>
+      <w:numFmt w:val="decimal"/>
+      <w:lvlText w:val="%7)"/>
+      <w:lvlJc w:val="left"/>
+      <w:pPr>
+        <w:ind w:left="5040" w:hanging="360"/>
+      </w:pPr>
+    </w:lvl>
+    <w:lvl w:ilvl="7">
+      <w:start w:val="11"/>
+      <w:numFmt w:val="decimal"/>
+      <w:lvlText w:val="%8)"/>
+      <w:lvlJc w:val="left"/>
+      <w:pPr>
+        <w:ind w:left="5760" w:hanging="360"/>
+      </w:pPr>
+    </w:lvl>
+    <w:lvl w:ilvl="8">
+      <w:start w:val="11"/>
+      <w:numFmt w:val="decimal"/>
+      <w:lvlText w:val="%9)"/>
       <w:lvlJc w:val="left"/>
       <w:pPr>
         <w:ind w:left="6480" w:hanging="360"/>
@@ -3935,34 +4495,7 @@
     <w:abstractNumId w:val="990"/>
   </w:num>
   <w:num w:numId="1001">
-    <w:abstractNumId w:val="99411"/>
-    <w:lvlOverride w:ilvl="0">
-      <w:startOverride w:val="1"/>
-    </w:lvlOverride>
-    <w:lvlOverride w:ilvl="1">
-      <w:startOverride w:val="1"/>
-    </w:lvlOverride>
-    <w:lvlOverride w:ilvl="2">
-      <w:startOverride w:val="1"/>
-    </w:lvlOverride>
-    <w:lvlOverride w:ilvl="3">
-      <w:startOverride w:val="1"/>
-    </w:lvlOverride>
-    <w:lvlOverride w:ilvl="4">
-      <w:startOverride w:val="1"/>
-    </w:lvlOverride>
-    <w:lvlOverride w:ilvl="5">
-      <w:startOverride w:val="1"/>
-    </w:lvlOverride>
-    <w:lvlOverride w:ilvl="6">
-      <w:startOverride w:val="1"/>
-    </w:lvlOverride>
-    <w:lvlOverride w:ilvl="7">
-      <w:startOverride w:val="1"/>
-    </w:lvlOverride>
-    <w:lvlOverride w:ilvl="8">
-      <w:startOverride w:val="1"/>
-    </w:lvlOverride>
+    <w:abstractNumId w:val="991"/>
   </w:num>
   <w:num w:numId="1002">
     <w:abstractNumId w:val="991"/>
@@ -3977,142 +4510,334 @@
     <w:abstractNumId w:val="991"/>
   </w:num>
   <w:num w:numId="1006">
-    <w:abstractNumId w:val="991"/>
+    <w:abstractNumId w:val="99421"/>
+    <w:lvlOverride w:ilvl="0">
+      <w:startOverride w:val="1"/>
+    </w:lvlOverride>
+    <w:lvlOverride w:ilvl="1">
+      <w:startOverride w:val="1"/>
+    </w:lvlOverride>
+    <w:lvlOverride w:ilvl="2">
+      <w:startOverride w:val="1"/>
+    </w:lvlOverride>
+    <w:lvlOverride w:ilvl="3">
+      <w:startOverride w:val="1"/>
+    </w:lvlOverride>
+    <w:lvlOverride w:ilvl="4">
+      <w:startOverride w:val="1"/>
+    </w:lvlOverride>
+    <w:lvlOverride w:ilvl="5">
+      <w:startOverride w:val="1"/>
+    </w:lvlOverride>
+    <w:lvlOverride w:ilvl="6">
+      <w:startOverride w:val="1"/>
+    </w:lvlOverride>
+    <w:lvlOverride w:ilvl="7">
+      <w:startOverride w:val="1"/>
+    </w:lvlOverride>
+    <w:lvlOverride w:ilvl="8">
+      <w:startOverride w:val="1"/>
+    </w:lvlOverride>
   </w:num>
   <w:num w:numId="1007">
-    <w:abstractNumId w:val="991"/>
+    <w:abstractNumId w:val="99422"/>
+    <w:lvlOverride w:ilvl="0">
+      <w:startOverride w:val="2"/>
+    </w:lvlOverride>
+    <w:lvlOverride w:ilvl="1">
+      <w:startOverride w:val="2"/>
+    </w:lvlOverride>
+    <w:lvlOverride w:ilvl="2">
+      <w:startOverride w:val="2"/>
+    </w:lvlOverride>
+    <w:lvlOverride w:ilvl="3">
+      <w:startOverride w:val="2"/>
+    </w:lvlOverride>
+    <w:lvlOverride w:ilvl="4">
+      <w:startOverride w:val="2"/>
+    </w:lvlOverride>
+    <w:lvlOverride w:ilvl="5">
+      <w:startOverride w:val="2"/>
+    </w:lvlOverride>
+    <w:lvlOverride w:ilvl="6">
+      <w:startOverride w:val="2"/>
+    </w:lvlOverride>
+    <w:lvlOverride w:ilvl="7">
+      <w:startOverride w:val="2"/>
+    </w:lvlOverride>
+    <w:lvlOverride w:ilvl="8">
+      <w:startOverride w:val="2"/>
+    </w:lvlOverride>
   </w:num>
   <w:num w:numId="1008">
-    <w:abstractNumId w:val="991"/>
+    <w:abstractNumId w:val="99423"/>
+    <w:lvlOverride w:ilvl="0">
+      <w:startOverride w:val="3"/>
+    </w:lvlOverride>
+    <w:lvlOverride w:ilvl="1">
+      <w:startOverride w:val="3"/>
+    </w:lvlOverride>
+    <w:lvlOverride w:ilvl="2">
+      <w:startOverride w:val="3"/>
+    </w:lvlOverride>
+    <w:lvlOverride w:ilvl="3">
+      <w:startOverride w:val="3"/>
+    </w:lvlOverride>
+    <w:lvlOverride w:ilvl="4">
+      <w:startOverride w:val="3"/>
+    </w:lvlOverride>
+    <w:lvlOverride w:ilvl="5">
+      <w:startOverride w:val="3"/>
+    </w:lvlOverride>
+    <w:lvlOverride w:ilvl="6">
+      <w:startOverride w:val="3"/>
+    </w:lvlOverride>
+    <w:lvlOverride w:ilvl="7">
+      <w:startOverride w:val="3"/>
+    </w:lvlOverride>
+    <w:lvlOverride w:ilvl="8">
+      <w:startOverride w:val="3"/>
+    </w:lvlOverride>
   </w:num>
   <w:num w:numId="1009">
-    <w:abstractNumId w:val="99412"/>
+    <w:abstractNumId w:val="99424"/>
     <w:lvlOverride w:ilvl="0">
-      <w:startOverride w:val="2"/>
+      <w:startOverride w:val="4"/>
     </w:lvlOverride>
     <w:lvlOverride w:ilvl="1">
-      <w:startOverride w:val="2"/>
+      <w:startOverride w:val="4"/>
     </w:lvlOverride>
     <w:lvlOverride w:ilvl="2">
-      <w:startOverride w:val="2"/>
+      <w:startOverride w:val="4"/>
     </w:lvlOverride>
     <w:lvlOverride w:ilvl="3">
-      <w:startOverride w:val="2"/>
+      <w:startOverride w:val="4"/>
     </w:lvlOverride>
     <w:lvlOverride w:ilvl="4">
-      <w:startOverride w:val="2"/>
+      <w:startOverride w:val="4"/>
     </w:lvlOverride>
     <w:lvlOverride w:ilvl="5">
-      <w:startOverride w:val="2"/>
+      <w:startOverride w:val="4"/>
     </w:lvlOverride>
     <w:lvlOverride w:ilvl="6">
-      <w:startOverride w:val="2"/>
+      <w:startOverride w:val="4"/>
     </w:lvlOverride>
     <w:lvlOverride w:ilvl="7">
-      <w:startOverride w:val="2"/>
+      <w:startOverride w:val="4"/>
     </w:lvlOverride>
     <w:lvlOverride w:ilvl="8">
-      <w:startOverride w:val="2"/>
+      <w:startOverride w:val="4"/>
     </w:lvlOverride>
   </w:num>
   <w:num w:numId="1010">
-    <w:abstractNumId w:val="99413"/>
+    <w:abstractNumId w:val="99425"/>
     <w:lvlOverride w:ilvl="0">
-      <w:startOverride w:val="3"/>
+      <w:startOverride w:val="5"/>
     </w:lvlOverride>
     <w:lvlOverride w:ilvl="1">
-      <w:startOverride w:val="3"/>
+      <w:startOverride w:val="5"/>
     </w:lvlOverride>
     <w:lvlOverride w:ilvl="2">
-      <w:startOverride w:val="3"/>
+      <w:startOverride w:val="5"/>
     </w:lvlOverride>
     <w:lvlOverride w:ilvl="3">
-      <w:startOverride w:val="3"/>
+      <w:startOverride w:val="5"/>
     </w:lvlOverride>
     <w:lvlOverride w:ilvl="4">
-      <w:startOverride w:val="3"/>
+      <w:startOverride w:val="5"/>
     </w:lvlOverride>
     <w:lvlOverride w:ilvl="5">
-      <w:startOverride w:val="3"/>
+      <w:startOverride w:val="5"/>
     </w:lvlOverride>
     <w:lvlOverride w:ilvl="6">
-      <w:startOverride w:val="3"/>
+      <w:startOverride w:val="5"/>
     </w:lvlOverride>
     <w:lvlOverride w:ilvl="7">
-      <w:startOverride w:val="3"/>
+      <w:startOverride w:val="5"/>
     </w:lvlOverride>
     <w:lvlOverride w:ilvl="8">
-      <w:startOverride w:val="3"/>
+      <w:startOverride w:val="5"/>
     </w:lvlOverride>
   </w:num>
   <w:num w:numId="1011">
-    <w:abstractNumId w:val="991"/>
+    <w:abstractNumId w:val="99426"/>
+    <w:lvlOverride w:ilvl="0">
+      <w:startOverride w:val="6"/>
+    </w:lvlOverride>
+    <w:lvlOverride w:ilvl="1">
+      <w:startOverride w:val="6"/>
+    </w:lvlOverride>
+    <w:lvlOverride w:ilvl="2">
+      <w:startOverride w:val="6"/>
+    </w:lvlOverride>
+    <w:lvlOverride w:ilvl="3">
+      <w:startOverride w:val="6"/>
+    </w:lvlOverride>
+    <w:lvlOverride w:ilvl="4">
+      <w:startOverride w:val="6"/>
+    </w:lvlOverride>
+    <w:lvlOverride w:ilvl="5">
+      <w:startOverride w:val="6"/>
+    </w:lvlOverride>
+    <w:lvlOverride w:ilvl="6">
+      <w:startOverride w:val="6"/>
+    </w:lvlOverride>
+    <w:lvlOverride w:ilvl="7">
+      <w:startOverride w:val="6"/>
+    </w:lvlOverride>
+    <w:lvlOverride w:ilvl="8">
+      <w:startOverride w:val="6"/>
+    </w:lvlOverride>
   </w:num>
   <w:num w:numId="1012">
-    <w:abstractNumId w:val="991"/>
+    <w:abstractNumId w:val="99427"/>
+    <w:lvlOverride w:ilvl="0">
+      <w:startOverride w:val="7"/>
+    </w:lvlOverride>
+    <w:lvlOverride w:ilvl="1">
+      <w:startOverride w:val="7"/>
+    </w:lvlOverride>
+    <w:lvlOverride w:ilvl="2">
+      <w:startOverride w:val="7"/>
+    </w:lvlOverride>
+    <w:lvlOverride w:ilvl="3">
+      <w:startOverride w:val="7"/>
+    </w:lvlOverride>
+    <w:lvlOverride w:ilvl="4">
+      <w:startOverride w:val="7"/>
+    </w:lvlOverride>
+    <w:lvlOverride w:ilvl="5">
+      <w:startOverride w:val="7"/>
+    </w:lvlOverride>
+    <w:lvlOverride w:ilvl="6">
+      <w:startOverride w:val="7"/>
+    </w:lvlOverride>
+    <w:lvlOverride w:ilvl="7">
+      <w:startOverride w:val="7"/>
+    </w:lvlOverride>
+    <w:lvlOverride w:ilvl="8">
+      <w:startOverride w:val="7"/>
+    </w:lvlOverride>
   </w:num>
   <w:num w:numId="1013">
-    <w:abstractNumId w:val="991"/>
+    <w:abstractNumId w:val="99428"/>
+    <w:lvlOverride w:ilvl="0">
+      <w:startOverride w:val="8"/>
+    </w:lvlOverride>
+    <w:lvlOverride w:ilvl="1">
+      <w:startOverride w:val="8"/>
+    </w:lvlOverride>
+    <w:lvlOverride w:ilvl="2">
+      <w:startOverride w:val="8"/>
+    </w:lvlOverride>
+    <w:lvlOverride w:ilvl="3">
+      <w:startOverride w:val="8"/>
+    </w:lvlOverride>
+    <w:lvlOverride w:ilvl="4">
+      <w:startOverride w:val="8"/>
+    </w:lvlOverride>
+    <w:lvlOverride w:ilvl="5">
+      <w:startOverride w:val="8"/>
+    </w:lvlOverride>
+    <w:lvlOverride w:ilvl="6">
+      <w:startOverride w:val="8"/>
+    </w:lvlOverride>
+    <w:lvlOverride w:ilvl="7">
+      <w:startOverride w:val="8"/>
+    </w:lvlOverride>
+    <w:lvlOverride w:ilvl="8">
+      <w:startOverride w:val="8"/>
+    </w:lvlOverride>
   </w:num>
   <w:num w:numId="1014">
-    <w:abstractNumId w:val="991"/>
+    <w:abstractNumId w:val="99429"/>
+    <w:lvlOverride w:ilvl="0">
+      <w:startOverride w:val="9"/>
+    </w:lvlOverride>
+    <w:lvlOverride w:ilvl="1">
+      <w:startOverride w:val="9"/>
+    </w:lvlOverride>
+    <w:lvlOverride w:ilvl="2">
+      <w:startOverride w:val="9"/>
+    </w:lvlOverride>
+    <w:lvlOverride w:ilvl="3">
+      <w:startOverride w:val="9"/>
+    </w:lvlOverride>
+    <w:lvlOverride w:ilvl="4">
+      <w:startOverride w:val="9"/>
+    </w:lvlOverride>
+    <w:lvlOverride w:ilvl="5">
+      <w:startOverride w:val="9"/>
+    </w:lvlOverride>
+    <w:lvlOverride w:ilvl="6">
+      <w:startOverride w:val="9"/>
+    </w:lvlOverride>
+    <w:lvlOverride w:ilvl="7">
+      <w:startOverride w:val="9"/>
+    </w:lvlOverride>
+    <w:lvlOverride w:ilvl="8">
+      <w:startOverride w:val="9"/>
+    </w:lvlOverride>
   </w:num>
   <w:num w:numId="1015">
-    <w:abstractNumId w:val="991"/>
+    <w:abstractNumId w:val="994210"/>
+    <w:lvlOverride w:ilvl="0">
+      <w:startOverride w:val="10"/>
+    </w:lvlOverride>
+    <w:lvlOverride w:ilvl="1">
+      <w:startOverride w:val="10"/>
+    </w:lvlOverride>
+    <w:lvlOverride w:ilvl="2">
+      <w:startOverride w:val="10"/>
+    </w:lvlOverride>
+    <w:lvlOverride w:ilvl="3">
+      <w:startOverride w:val="10"/>
+    </w:lvlOverride>
+    <w:lvlOverride w:ilvl="4">
+      <w:startOverride w:val="10"/>
+    </w:lvlOverride>
+    <w:lvlOverride w:ilvl="5">
+      <w:startOverride w:val="10"/>
+    </w:lvlOverride>
+    <w:lvlOverride w:ilvl="6">
+      <w:startOverride w:val="10"/>
+    </w:lvlOverride>
+    <w:lvlOverride w:ilvl="7">
+      <w:startOverride w:val="10"/>
+    </w:lvlOverride>
+    <w:lvlOverride w:ilvl="8">
+      <w:startOverride w:val="10"/>
+    </w:lvlOverride>
   </w:num>
   <w:num w:numId="1016">
-    <w:abstractNumId w:val="991"/>
-  </w:num>
-  <w:num w:numId="1017">
-    <w:abstractNumId w:val="991"/>
-  </w:num>
-  <w:num w:numId="1018">
-    <w:abstractNumId w:val="991"/>
-  </w:num>
-  <w:num w:numId="1019">
-    <w:abstractNumId w:val="99414"/>
+    <w:abstractNumId w:val="994211"/>
     <w:lvlOverride w:ilvl="0">
-      <w:startOverride w:val="4"/>
+      <w:startOverride w:val="11"/>
     </w:lvlOverride>
     <w:lvlOverride w:ilvl="1">
-      <w:startOverride w:val="4"/>
+      <w:startOverride w:val="11"/>
     </w:lvlOverride>
     <w:lvlOverride w:ilvl="2">
-      <w:startOverride w:val="4"/>
+      <w:startOverride w:val="11"/>
     </w:lvlOverride>
     <w:lvlOverride w:ilvl="3">
-      <w:startOverride w:val="4"/>
+      <w:startOverride w:val="11"/>
     </w:lvlOverride>
     <w:lvlOverride w:ilvl="4">
-      <w:startOverride w:val="4"/>
+      <w:startOverride w:val="11"/>
     </w:lvlOverride>
     <w:lvlOverride w:ilvl="5">
-      <w:startOverride w:val="4"/>
+      <w:startOverride w:val="11"/>
     </w:lvlOverride>
     <w:lvlOverride w:ilvl="6">
-      <w:startOverride w:val="4"/>
+      <w:startOverride w:val="11"/>
     </w:lvlOverride>
     <w:lvlOverride w:ilvl="7">
-      <w:startOverride w:val="4"/>
+      <w:startOverride w:val="11"/>
     </w:lvlOverride>
     <w:lvlOverride w:ilvl="8">
-      <w:startOverride w:val="4"/>
-    </w:lvlOverride>
-  </w:num>
-  <w:num w:numId="1020">
-    <w:abstractNumId w:val="991"/>
-  </w:num>
-  <w:num w:numId="1021">
-    <w:abstractNumId w:val="991"/>
-  </w:num>
-  <w:num w:numId="1022">
-    <w:abstractNumId w:val="991"/>
-  </w:num>
-  <w:num w:numId="1023">
-    <w:abstractNumId w:val="991"/>
-  </w:num>
-  <w:num w:numId="1024">
-    <w:abstractNumId w:val="991"/>
+      <w:startOverride w:val="11"/>
+    </w:lvlOverride>
   </w:num>
 </w:numbering>
 </file>
